--- a/Church/2026/2026_1024_MenloChurch.docx
+++ b/Church/2026/2026_1024_MenloChurch.docx
@@ -337,7 +337,7 @@
     <w:p/>
     <w:p>
       <w:r>
-        <w:t>1</w:t>
+        <w:t>0</w:t>
       </w:r>
       <w:r>
         <w:t>:0</w:t>
@@ -445,10 +445,695 @@
     <w:p/>
     <w:p>
       <w:r>
-        <w:t>1:20/34:</w:t>
+        <w:t>0:44</w:t>
+      </w:r>
+      <w:r>
+        <w:t>/34:</w:t>
       </w:r>
       <w:r>
         <w:t>33</w:t>
+      </w:r>
+    </w:p>
+    <w:p>
+      <w:r>
+        <w:drawing>
+          <wp:inline distT="0" distB="0" distL="0" distR="0" wp14:anchorId="749435EA" wp14:editId="5CF71F66">
+            <wp:extent cx="4286250" cy="1321594"/>
+            <wp:effectExtent l="0" t="0" r="0" b="0"/>
+            <wp:docPr id="796142002" name="Picture 1"/>
+            <wp:cNvGraphicFramePr>
+              <a:graphicFrameLocks xmlns:a="http://schemas.openxmlformats.org/drawingml/2006/main" noChangeAspect="1"/>
+            </wp:cNvGraphicFramePr>
+            <a:graphic xmlns:a="http://schemas.openxmlformats.org/drawingml/2006/main">
+              <a:graphicData uri="http://schemas.openxmlformats.org/drawingml/2006/picture">
+                <pic:pic xmlns:pic="http://schemas.openxmlformats.org/drawingml/2006/picture">
+                  <pic:nvPicPr>
+                    <pic:cNvPr id="796142002" name=""/>
+                    <pic:cNvPicPr/>
+                  </pic:nvPicPr>
+                  <pic:blipFill>
+                    <a:blip r:embed="rId17"/>
+                    <a:stretch>
+                      <a:fillRect/>
+                    </a:stretch>
+                  </pic:blipFill>
+                  <pic:spPr>
+                    <a:xfrm>
+                      <a:off x="0" y="0"/>
+                      <a:ext cx="4296321" cy="1324699"/>
+                    </a:xfrm>
+                    <a:prstGeom prst="rect">
+                      <a:avLst/>
+                    </a:prstGeom>
+                  </pic:spPr>
+                </pic:pic>
+              </a:graphicData>
+            </a:graphic>
+          </wp:inline>
+        </w:drawing>
+      </w:r>
+    </w:p>
+    <w:p>
+      <w:r>
+        <w:t>What happens when a Ballot carries more than a vote?</w:t>
+      </w:r>
+    </w:p>
+    <w:p/>
+    <w:p>
+      <w:r>
+        <w:t>0:</w:t>
+      </w:r>
+      <w:r>
+        <w:t>51</w:t>
+      </w:r>
+      <w:r>
+        <w:t>/34:</w:t>
+      </w:r>
+      <w:r>
+        <w:t>33</w:t>
+      </w:r>
+    </w:p>
+    <w:p/>
+    <w:p>
+      <w:r>
+        <w:lastRenderedPageBreak/>
+        <w:drawing>
+          <wp:inline distT="0" distB="0" distL="0" distR="0" wp14:anchorId="2502AECD" wp14:editId="3A74F547">
+            <wp:extent cx="3333750" cy="1215205"/>
+            <wp:effectExtent l="0" t="0" r="0" b="4445"/>
+            <wp:docPr id="955645836" name="Picture 1"/>
+            <wp:cNvGraphicFramePr>
+              <a:graphicFrameLocks xmlns:a="http://schemas.openxmlformats.org/drawingml/2006/main" noChangeAspect="1"/>
+            </wp:cNvGraphicFramePr>
+            <a:graphic xmlns:a="http://schemas.openxmlformats.org/drawingml/2006/main">
+              <a:graphicData uri="http://schemas.openxmlformats.org/drawingml/2006/picture">
+                <pic:pic xmlns:pic="http://schemas.openxmlformats.org/drawingml/2006/picture">
+                  <pic:nvPicPr>
+                    <pic:cNvPr id="955645836" name=""/>
+                    <pic:cNvPicPr/>
+                  </pic:nvPicPr>
+                  <pic:blipFill>
+                    <a:blip r:embed="rId18"/>
+                    <a:stretch>
+                      <a:fillRect/>
+                    </a:stretch>
+                  </pic:blipFill>
+                  <pic:spPr>
+                    <a:xfrm>
+                      <a:off x="0" y="0"/>
+                      <a:ext cx="3346355" cy="1219800"/>
+                    </a:xfrm>
+                    <a:prstGeom prst="rect">
+                      <a:avLst/>
+                    </a:prstGeom>
+                  </pic:spPr>
+                </pic:pic>
+              </a:graphicData>
+            </a:graphic>
+          </wp:inline>
+        </w:drawing>
+      </w:r>
+    </w:p>
+    <w:p>
+      <w:r>
+        <w:t>Who are you when the results are in?</w:t>
+      </w:r>
+    </w:p>
+    <w:p/>
+    <w:p>
+      <w:r>
+        <w:t>0:58/</w:t>
+      </w:r>
+      <w:r>
+        <w:t>34:</w:t>
+      </w:r>
+      <w:r>
+        <w:t>33</w:t>
+      </w:r>
+    </w:p>
+    <w:p>
+      <w:r>
+        <w:drawing>
+          <wp:inline distT="0" distB="0" distL="0" distR="0" wp14:anchorId="63782070" wp14:editId="78B76E03">
+            <wp:extent cx="2524125" cy="1441664"/>
+            <wp:effectExtent l="0" t="0" r="0" b="6350"/>
+            <wp:docPr id="637387809" name="Picture 1"/>
+            <wp:cNvGraphicFramePr>
+              <a:graphicFrameLocks xmlns:a="http://schemas.openxmlformats.org/drawingml/2006/main" noChangeAspect="1"/>
+            </wp:cNvGraphicFramePr>
+            <a:graphic xmlns:a="http://schemas.openxmlformats.org/drawingml/2006/main">
+              <a:graphicData uri="http://schemas.openxmlformats.org/drawingml/2006/picture">
+                <pic:pic xmlns:pic="http://schemas.openxmlformats.org/drawingml/2006/picture">
+                  <pic:nvPicPr>
+                    <pic:cNvPr id="637387809" name=""/>
+                    <pic:cNvPicPr/>
+                  </pic:nvPicPr>
+                  <pic:blipFill>
+                    <a:blip r:embed="rId19"/>
+                    <a:stretch>
+                      <a:fillRect/>
+                    </a:stretch>
+                  </pic:blipFill>
+                  <pic:spPr>
+                    <a:xfrm>
+                      <a:off x="0" y="0"/>
+                      <a:ext cx="2538572" cy="1449915"/>
+                    </a:xfrm>
+                    <a:prstGeom prst="rect">
+                      <a:avLst/>
+                    </a:prstGeom>
+                  </pic:spPr>
+                </pic:pic>
+              </a:graphicData>
+            </a:graphic>
+          </wp:inline>
+        </w:drawing>
+      </w:r>
+    </w:p>
+    <w:p>
+      <w:r>
+        <w:t xml:space="preserve">Beyond the Ballot, Identify before </w:t>
+      </w:r>
+      <w:r>
+        <w:t>Id</w:t>
+      </w:r>
+      <w:r>
+        <w:t>eology</w:t>
+      </w:r>
+    </w:p>
+    <w:p/>
+    <w:p>
+      <w:r>
+        <w:t>1</w:t>
+      </w:r>
+      <w:r>
+        <w:t>:0</w:t>
+      </w:r>
+      <w:r>
+        <w:t>7</w:t>
+      </w:r>
+      <w:r>
+        <w:t>/</w:t>
+      </w:r>
+      <w:r>
+        <w:t>34:33</w:t>
+      </w:r>
+    </w:p>
+    <w:p>
+      <w:r>
+        <w:rPr>
+          <w:noProof/>
+        </w:rPr>
+        <w:drawing>
+          <wp:inline distT="0" distB="0" distL="0" distR="0" wp14:anchorId="36830B94" wp14:editId="5C5FF54B">
+            <wp:extent cx="525145" cy="648709"/>
+            <wp:effectExtent l="0" t="0" r="8255" b="0"/>
+            <wp:docPr id="860284596" name="Picture 1"/>
+            <wp:cNvGraphicFramePr>
+              <a:graphicFrameLocks xmlns:a="http://schemas.openxmlformats.org/drawingml/2006/main" noChangeAspect="1"/>
+            </wp:cNvGraphicFramePr>
+            <a:graphic xmlns:a="http://schemas.openxmlformats.org/drawingml/2006/main">
+              <a:graphicData uri="http://schemas.openxmlformats.org/drawingml/2006/picture">
+                <pic:pic xmlns:pic="http://schemas.openxmlformats.org/drawingml/2006/picture">
+                  <pic:nvPicPr>
+                    <pic:cNvPr id="1432833218" name=""/>
+                    <pic:cNvPicPr/>
+                  </pic:nvPicPr>
+                  <pic:blipFill>
+                    <a:blip r:embed="rId15"/>
+                    <a:stretch>
+                      <a:fillRect/>
+                    </a:stretch>
+                  </pic:blipFill>
+                  <pic:spPr>
+                    <a:xfrm>
+                      <a:off x="0" y="0"/>
+                      <a:ext cx="527355" cy="651439"/>
+                    </a:xfrm>
+                    <a:prstGeom prst="rect">
+                      <a:avLst/>
+                    </a:prstGeom>
+                  </pic:spPr>
+                </pic:pic>
+              </a:graphicData>
+            </a:graphic>
+          </wp:inline>
+        </w:drawing>
+      </w:r>
+      <w:r>
+        <w:t xml:space="preserve">  </w:t>
+      </w:r>
+      <w:r>
+        <w:rPr>
+          <w:noProof/>
+        </w:rPr>
+        <w:drawing>
+          <wp:inline distT="0" distB="0" distL="0" distR="0" wp14:anchorId="685237DA" wp14:editId="35359ED5">
+            <wp:extent cx="2228850" cy="676341"/>
+            <wp:effectExtent l="0" t="0" r="0" b="9525"/>
+            <wp:docPr id="35981603" name="Picture 1"/>
+            <wp:cNvGraphicFramePr>
+              <a:graphicFrameLocks xmlns:a="http://schemas.openxmlformats.org/drawingml/2006/main" noChangeAspect="1"/>
+            </wp:cNvGraphicFramePr>
+            <a:graphic xmlns:a="http://schemas.openxmlformats.org/drawingml/2006/main">
+              <a:graphicData uri="http://schemas.openxmlformats.org/drawingml/2006/picture">
+                <pic:pic xmlns:pic="http://schemas.openxmlformats.org/drawingml/2006/picture">
+                  <pic:nvPicPr>
+                    <pic:cNvPr id="782197689" name=""/>
+                    <pic:cNvPicPr/>
+                  </pic:nvPicPr>
+                  <pic:blipFill>
+                    <a:blip r:embed="rId16"/>
+                    <a:stretch>
+                      <a:fillRect/>
+                    </a:stretch>
+                  </pic:blipFill>
+                  <pic:spPr>
+                    <a:xfrm>
+                      <a:off x="0" y="0"/>
+                      <a:ext cx="2235076" cy="678230"/>
+                    </a:xfrm>
+                    <a:prstGeom prst="rect">
+                      <a:avLst/>
+                    </a:prstGeom>
+                  </pic:spPr>
+                </pic:pic>
+              </a:graphicData>
+            </a:graphic>
+          </wp:inline>
+        </w:drawing>
+      </w:r>
+    </w:p>
+    <w:p>
+      <w:r>
+        <w:t>Phil EuBank, Lead Pastor</w:t>
+      </w:r>
+    </w:p>
+    <w:p/>
+    <w:p/>
+    <w:p>
+      <w:r>
+        <w:t>2</w:t>
+      </w:r>
+      <w:r>
+        <w:t>:</w:t>
+      </w:r>
+      <w:r>
+        <w:t>35</w:t>
+      </w:r>
+      <w:r>
+        <w:t>/</w:t>
+      </w:r>
+      <w:r>
+        <w:t>34:33</w:t>
+      </w:r>
+    </w:p>
+    <w:p/>
+    <w:p/>
+    <w:p/>
+    <w:p/>
+    <w:p>
+      <w:r>
+        <w:lastRenderedPageBreak/>
+        <w:drawing>
+          <wp:inline distT="0" distB="0" distL="0" distR="0" wp14:anchorId="2B093E0D" wp14:editId="757C50D6">
+            <wp:extent cx="1905000" cy="2617982"/>
+            <wp:effectExtent l="0" t="0" r="0" b="0"/>
+            <wp:docPr id="1527180491" name="Picture 1"/>
+            <wp:cNvGraphicFramePr>
+              <a:graphicFrameLocks xmlns:a="http://schemas.openxmlformats.org/drawingml/2006/main" noChangeAspect="1"/>
+            </wp:cNvGraphicFramePr>
+            <a:graphic xmlns:a="http://schemas.openxmlformats.org/drawingml/2006/main">
+              <a:graphicData uri="http://schemas.openxmlformats.org/drawingml/2006/picture">
+                <pic:pic xmlns:pic="http://schemas.openxmlformats.org/drawingml/2006/picture">
+                  <pic:nvPicPr>
+                    <pic:cNvPr id="1527180491" name=""/>
+                    <pic:cNvPicPr/>
+                  </pic:nvPicPr>
+                  <pic:blipFill>
+                    <a:blip r:embed="rId20"/>
+                    <a:stretch>
+                      <a:fillRect/>
+                    </a:stretch>
+                  </pic:blipFill>
+                  <pic:spPr>
+                    <a:xfrm>
+                      <a:off x="0" y="0"/>
+                      <a:ext cx="1909103" cy="2623620"/>
+                    </a:xfrm>
+                    <a:prstGeom prst="rect">
+                      <a:avLst/>
+                    </a:prstGeom>
+                  </pic:spPr>
+                </pic:pic>
+              </a:graphicData>
+            </a:graphic>
+          </wp:inline>
+        </w:drawing>
+      </w:r>
+    </w:p>
+    <w:p>
+      <w:r>
+        <w:t>BEYOND the BALLOT</w:t>
+      </w:r>
+      <w:r>
+        <w:t xml:space="preserve">: </w:t>
+      </w:r>
+      <w:r>
+        <w:t>POLITICS AT MENLO</w:t>
+      </w:r>
+    </w:p>
+    <w:p>
+      <w:pPr>
+        <w:numPr>
+          <w:ilvl w:val="0"/>
+          <w:numId w:val="74"/>
+        </w:numPr>
+      </w:pPr>
+      <w:r>
+        <w:t>We view our politics through the lens of our faith, not the other way around.</w:t>
+      </w:r>
+    </w:p>
+    <w:p>
+      <w:pPr>
+        <w:numPr>
+          <w:ilvl w:val="0"/>
+          <w:numId w:val="74"/>
+        </w:numPr>
+      </w:pPr>
+      <w:r>
+        <w:t>In a world where politics has become the new religion, that order matters more than ever.</w:t>
+      </w:r>
+    </w:p>
+    <w:p>
+      <w:pPr>
+        <w:numPr>
+          <w:ilvl w:val="0"/>
+          <w:numId w:val="74"/>
+        </w:numPr>
+      </w:pPr>
+      <w:r>
+        <w:t>People who love Jesus land on both sides of almost every vote on the ballot</w:t>
+      </w:r>
+    </w:p>
+    <w:p/>
+    <w:p>
+      <w:r>
+        <w:t>這三點就是你</w:t>
+      </w:r>
+      <w:r>
+        <w:t xml:space="preserve"> Main Idea </w:t>
+      </w:r>
+      <w:r>
+        <w:t>的官方版</w:t>
+      </w:r>
+      <w:r>
+        <w:t>——</w:t>
+      </w:r>
+      <w:r>
+        <w:t>第一點「我們透過信仰看政治，而不是反過來」正是你的</w:t>
+      </w:r>
+      <w:r>
+        <w:t xml:space="preserve"> "Identity before Ideology"</w:t>
+      </w:r>
+      <w:r>
+        <w:t>，教會自己寫出來了。</w:t>
+      </w:r>
+    </w:p>
+    <w:p>
+      <w:r>
+        <w:t>第二點把政治比作新宗教，第三點承認愛耶穌的人選票兩邊都有</w:t>
+      </w:r>
+      <w:r>
+        <w:t>——</w:t>
+      </w:r>
+      <w:r>
+        <w:t>這個系列的調子很清楚：不選邊，只排順序。</w:t>
+      </w:r>
+    </w:p>
+    <w:p/>
+    <w:p>
+      <w:r>
+        <w:t>Main Idea:</w:t>
+      </w:r>
+    </w:p>
+    <w:p>
+      <w:r>
+        <w:t>1. We look</w:t>
+      </w:r>
+      <w:r>
+        <w:t xml:space="preserve"> politics through faith. Not faith through politics.</w:t>
+      </w:r>
+    </w:p>
+    <w:p>
+      <w:r>
+        <w:t xml:space="preserve">2. </w:t>
+      </w:r>
+      <w:r>
+        <w:t xml:space="preserve">Politics is like a new religion now. </w:t>
+      </w:r>
+      <w:r>
+        <w:t>The</w:t>
+      </w:r>
+      <w:r>
+        <w:t xml:space="preserve"> faith comes first.</w:t>
+      </w:r>
+    </w:p>
+    <w:p>
+      <w:r>
+        <w:t xml:space="preserve">3. Church </w:t>
+      </w:r>
+      <w:r>
+        <w:t xml:space="preserve">People vote </w:t>
+      </w:r>
+      <w:r>
+        <w:t xml:space="preserve">for </w:t>
+      </w:r>
+      <w:r>
+        <w:t>both</w:t>
+      </w:r>
+      <w:r>
+        <w:t xml:space="preserve"> parties</w:t>
+      </w:r>
+      <w:r>
+        <w:t>.</w:t>
+      </w:r>
+    </w:p>
+    <w:p/>
+    <w:p>
+      <w:r>
+        <w:t>5</w:t>
+      </w:r>
+      <w:r>
+        <w:t>:</w:t>
+      </w:r>
+      <w:r>
+        <w:t>45</w:t>
+      </w:r>
+      <w:r>
+        <w:t>/</w:t>
+      </w:r>
+      <w:r>
+        <w:t>34:33</w:t>
+      </w:r>
+    </w:p>
+    <w:p>
+      <w:r>
+        <w:t>Pray:</w:t>
+      </w:r>
+    </w:p>
+    <w:p>
+      <w:r>
+        <w:t>We follow God faith and vote for both parties.</w:t>
+      </w:r>
+    </w:p>
+    <w:p/>
+    <w:p/>
+    <w:p>
+      <w:r>
+        <w:t>12</w:t>
+      </w:r>
+      <w:r>
+        <w:t>:</w:t>
+      </w:r>
+      <w:r>
+        <w:t>21</w:t>
+      </w:r>
+      <w:r>
+        <w:t>/</w:t>
+      </w:r>
+      <w:r>
+        <w:t>34:33</w:t>
+      </w:r>
+    </w:p>
+    <w:p/>
+    <w:p>
+      <w:r>
+        <w:lastRenderedPageBreak/>
+        <w:drawing>
+          <wp:inline distT="0" distB="0" distL="0" distR="0" wp14:anchorId="58F94169" wp14:editId="148461E9">
+            <wp:extent cx="2203665" cy="3095624"/>
+            <wp:effectExtent l="0" t="0" r="6350" b="0"/>
+            <wp:docPr id="1097226582" name="Picture 1"/>
+            <wp:cNvGraphicFramePr>
+              <a:graphicFrameLocks xmlns:a="http://schemas.openxmlformats.org/drawingml/2006/main" noChangeAspect="1"/>
+            </wp:cNvGraphicFramePr>
+            <a:graphic xmlns:a="http://schemas.openxmlformats.org/drawingml/2006/main">
+              <a:graphicData uri="http://schemas.openxmlformats.org/drawingml/2006/picture">
+                <pic:pic xmlns:pic="http://schemas.openxmlformats.org/drawingml/2006/picture">
+                  <pic:nvPicPr>
+                    <pic:cNvPr id="1097226582" name=""/>
+                    <pic:cNvPicPr/>
+                  </pic:nvPicPr>
+                  <pic:blipFill>
+                    <a:blip r:embed="rId21"/>
+                    <a:stretch>
+                      <a:fillRect/>
+                    </a:stretch>
+                  </pic:blipFill>
+                  <pic:spPr>
+                    <a:xfrm>
+                      <a:off x="0" y="0"/>
+                      <a:ext cx="2210361" cy="3105030"/>
+                    </a:xfrm>
+                    <a:prstGeom prst="rect">
+                      <a:avLst/>
+                    </a:prstGeom>
+                  </pic:spPr>
+                </pic:pic>
+              </a:graphicData>
+            </a:graphic>
+          </wp:inline>
+        </w:drawing>
+      </w:r>
+    </w:p>
+    <w:p>
+      <w:r>
+        <w:t>BEYOND the BALLOT</w:t>
+      </w:r>
+      <w:r>
+        <w:t xml:space="preserve">: </w:t>
+      </w:r>
+      <w:r>
+        <w:t>ABRAHAM KUYPER</w:t>
+      </w:r>
+      <w:r>
+        <w:br/>
+        <w:t>Spheres of Sovereignty</w:t>
+      </w:r>
+      <w:r>
+        <w:t xml:space="preserve">: </w:t>
+      </w:r>
+      <w:r>
+        <w:t>JESUS IS LORD OF ALL OF IT</w:t>
+      </w:r>
+      <w:r>
+        <w:br/>
+      </w:r>
+      <w:r>
+        <w:t xml:space="preserve">1. </w:t>
+      </w:r>
+      <w:r>
+        <w:t>Government</w:t>
+      </w:r>
+      <w:r>
+        <w:t xml:space="preserve">: </w:t>
+      </w:r>
+      <w:r>
+        <w:t>justice &amp; order</w:t>
+      </w:r>
+      <w:r>
+        <w:br/>
+      </w:r>
+      <w:r>
+        <w:t xml:space="preserve">2. </w:t>
+      </w:r>
+      <w:r>
+        <w:t>Church</w:t>
+      </w:r>
+      <w:r>
+        <w:t xml:space="preserve">: </w:t>
+      </w:r>
+      <w:r>
+        <w:t>worship &amp; care</w:t>
+      </w:r>
+      <w:r>
+        <w:br/>
+      </w:r>
+      <w:r>
+        <w:t xml:space="preserve">3. </w:t>
+      </w:r>
+      <w:r>
+        <w:t>Family</w:t>
+      </w:r>
+      <w:r>
+        <w:t xml:space="preserve">: </w:t>
+      </w:r>
+      <w:r>
+        <w:t>love &amp; formation</w:t>
+      </w:r>
+      <w:r>
+        <w:br/>
+      </w:r>
+      <w:r>
+        <w:t xml:space="preserve">4. </w:t>
+      </w:r>
+      <w:r>
+        <w:t>Work, School &amp; Neighbors</w:t>
+      </w:r>
+      <w:r>
+        <w:t xml:space="preserve">: </w:t>
+      </w:r>
+      <w:r>
+        <w:t>vocation &amp; presence</w:t>
+      </w:r>
+    </w:p>
+    <w:p/>
+    <w:p>
+      <w:r>
+        <w:t>Main idea:</w:t>
+      </w:r>
+    </w:p>
+    <w:p>
+      <w:r>
+        <w:t xml:space="preserve">1. </w:t>
+      </w:r>
+      <w:r>
+        <w:t>Jesus is Lord over all of life.</w:t>
+      </w:r>
+    </w:p>
+    <w:p>
+      <w:r>
+        <w:t xml:space="preserve">2. </w:t>
+      </w:r>
+      <w:r>
+        <w:t>Life has different spheres: government, church, family, work.</w:t>
+      </w:r>
+    </w:p>
+    <w:p>
+      <w:r>
+        <w:t xml:space="preserve">3. </w:t>
+      </w:r>
+      <w:r>
+        <w:t xml:space="preserve">Government is only one </w:t>
+      </w:r>
+      <w:r>
+        <w:t xml:space="preserve">of the </w:t>
+      </w:r>
+      <w:r>
+        <w:t>sphere</w:t>
+      </w:r>
+      <w:r>
+        <w:t>s</w:t>
+      </w:r>
+      <w:r>
+        <w:t>. It does not rule the other</w:t>
+      </w:r>
+      <w:r>
+        <w:t xml:space="preserve"> spheres</w:t>
+      </w:r>
+      <w:r>
+        <w:t>.</w:t>
       </w:r>
     </w:p>
     <w:p/>
@@ -456,28 +1141,6 @@
     <w:p/>
     <w:p/>
     <w:p/>
-    <w:p/>
-    <w:p/>
-    <w:p/>
-    <w:p/>
-    <w:p/>
-    <w:p/>
-    <w:p/>
-    <w:p/>
-    <w:p/>
-    <w:p/>
-    <w:p/>
-    <w:p/>
-    <w:p/>
-    <w:p/>
-    <w:p/>
-    <w:p/>
-    <w:p/>
-    <w:p/>
-    <w:p/>
-    <w:p/>
-    <w:p/>
-    <w:p/>
     <w:p>
       <w:r>
         <w:t>************</w:t>
@@ -494,7 +1157,7 @@
       </w:r>
     </w:p>
     <w:p>
-      <w:hyperlink r:id="rId17" w:history="1">
+      <w:hyperlink r:id="rId22" w:history="1">
         <w:r>
           <w:rPr>
             <w:rStyle w:val="Hyperlink"/>
@@ -504,7 +1167,7 @@
       </w:hyperlink>
     </w:p>
     <w:p>
-      <w:hyperlink r:id="rId18" w:history="1">
+      <w:hyperlink r:id="rId23" w:history="1">
         <w:r>
           <w:rPr>
             <w:rStyle w:val="Hyperlink"/>
@@ -522,7 +1185,7 @@
     </w:p>
     <w:p/>
     <w:sectPr>
-      <w:footerReference w:type="default" r:id="rId19"/>
+      <w:footerReference w:type="default" r:id="rId24"/>
       <w:pgSz w:w="12240" w:h="15840"/>
       <w:pgMar w:top="1440" w:right="1440" w:bottom="1530" w:left="1440" w:header="0" w:footer="720" w:gutter="0"/>
       <w:cols w:space="720"/>
@@ -1930,6 +2593,232 @@
     </w:lvl>
   </w:abstractNum>
   <w:abstractNum w:abstractNumId="9" w15:restartNumberingAfterBreak="0">
+    <w:nsid w:val="11C42FF7"/>
+    <w:multiLevelType w:val="multilevel"/>
+    <w:tmpl w:val="8EACC640"/>
+    <w:lvl w:ilvl="0">
+      <w:start w:val="1"/>
+      <w:numFmt w:val="decimal"/>
+      <w:lvlText w:val="%1."/>
+      <w:lvlJc w:val="left"/>
+      <w:pPr>
+        <w:tabs>
+          <w:tab w:val="num" w:pos="720"/>
+        </w:tabs>
+        <w:ind w:left="720" w:hanging="360"/>
+      </w:pPr>
+    </w:lvl>
+    <w:lvl w:ilvl="1" w:tentative="1">
+      <w:start w:val="1"/>
+      <w:numFmt w:val="decimal"/>
+      <w:lvlText w:val="%2."/>
+      <w:lvlJc w:val="left"/>
+      <w:pPr>
+        <w:tabs>
+          <w:tab w:val="num" w:pos="1440"/>
+        </w:tabs>
+        <w:ind w:left="1440" w:hanging="360"/>
+      </w:pPr>
+    </w:lvl>
+    <w:lvl w:ilvl="2" w:tentative="1">
+      <w:start w:val="1"/>
+      <w:numFmt w:val="decimal"/>
+      <w:lvlText w:val="%3."/>
+      <w:lvlJc w:val="left"/>
+      <w:pPr>
+        <w:tabs>
+          <w:tab w:val="num" w:pos="2160"/>
+        </w:tabs>
+        <w:ind w:left="2160" w:hanging="360"/>
+      </w:pPr>
+    </w:lvl>
+    <w:lvl w:ilvl="3" w:tentative="1">
+      <w:start w:val="1"/>
+      <w:numFmt w:val="decimal"/>
+      <w:lvlText w:val="%4."/>
+      <w:lvlJc w:val="left"/>
+      <w:pPr>
+        <w:tabs>
+          <w:tab w:val="num" w:pos="2880"/>
+        </w:tabs>
+        <w:ind w:left="2880" w:hanging="360"/>
+      </w:pPr>
+    </w:lvl>
+    <w:lvl w:ilvl="4" w:tentative="1">
+      <w:start w:val="1"/>
+      <w:numFmt w:val="decimal"/>
+      <w:lvlText w:val="%5."/>
+      <w:lvlJc w:val="left"/>
+      <w:pPr>
+        <w:tabs>
+          <w:tab w:val="num" w:pos="3600"/>
+        </w:tabs>
+        <w:ind w:left="3600" w:hanging="360"/>
+      </w:pPr>
+    </w:lvl>
+    <w:lvl w:ilvl="5" w:tentative="1">
+      <w:start w:val="1"/>
+      <w:numFmt w:val="decimal"/>
+      <w:lvlText w:val="%6."/>
+      <w:lvlJc w:val="left"/>
+      <w:pPr>
+        <w:tabs>
+          <w:tab w:val="num" w:pos="4320"/>
+        </w:tabs>
+        <w:ind w:left="4320" w:hanging="360"/>
+      </w:pPr>
+    </w:lvl>
+    <w:lvl w:ilvl="6" w:tentative="1">
+      <w:start w:val="1"/>
+      <w:numFmt w:val="decimal"/>
+      <w:lvlText w:val="%7."/>
+      <w:lvlJc w:val="left"/>
+      <w:pPr>
+        <w:tabs>
+          <w:tab w:val="num" w:pos="5040"/>
+        </w:tabs>
+        <w:ind w:left="5040" w:hanging="360"/>
+      </w:pPr>
+    </w:lvl>
+    <w:lvl w:ilvl="7" w:tentative="1">
+      <w:start w:val="1"/>
+      <w:numFmt w:val="decimal"/>
+      <w:lvlText w:val="%8."/>
+      <w:lvlJc w:val="left"/>
+      <w:pPr>
+        <w:tabs>
+          <w:tab w:val="num" w:pos="5760"/>
+        </w:tabs>
+        <w:ind w:left="5760" w:hanging="360"/>
+      </w:pPr>
+    </w:lvl>
+    <w:lvl w:ilvl="8" w:tentative="1">
+      <w:start w:val="1"/>
+      <w:numFmt w:val="decimal"/>
+      <w:lvlText w:val="%9."/>
+      <w:lvlJc w:val="left"/>
+      <w:pPr>
+        <w:tabs>
+          <w:tab w:val="num" w:pos="6480"/>
+        </w:tabs>
+        <w:ind w:left="6480" w:hanging="360"/>
+      </w:pPr>
+    </w:lvl>
+  </w:abstractNum>
+  <w:abstractNum w:abstractNumId="10" w15:restartNumberingAfterBreak="0">
+    <w:nsid w:val="13A423C3"/>
+    <w:multiLevelType w:val="multilevel"/>
+    <w:tmpl w:val="3870A7E2"/>
+    <w:lvl w:ilvl="0">
+      <w:start w:val="1"/>
+      <w:numFmt w:val="decimal"/>
+      <w:lvlText w:val="%1."/>
+      <w:lvlJc w:val="left"/>
+      <w:pPr>
+        <w:tabs>
+          <w:tab w:val="num" w:pos="720"/>
+        </w:tabs>
+        <w:ind w:left="720" w:hanging="360"/>
+      </w:pPr>
+    </w:lvl>
+    <w:lvl w:ilvl="1" w:tentative="1">
+      <w:start w:val="1"/>
+      <w:numFmt w:val="decimal"/>
+      <w:lvlText w:val="%2."/>
+      <w:lvlJc w:val="left"/>
+      <w:pPr>
+        <w:tabs>
+          <w:tab w:val="num" w:pos="1440"/>
+        </w:tabs>
+        <w:ind w:left="1440" w:hanging="360"/>
+      </w:pPr>
+    </w:lvl>
+    <w:lvl w:ilvl="2" w:tentative="1">
+      <w:start w:val="1"/>
+      <w:numFmt w:val="decimal"/>
+      <w:lvlText w:val="%3."/>
+      <w:lvlJc w:val="left"/>
+      <w:pPr>
+        <w:tabs>
+          <w:tab w:val="num" w:pos="2160"/>
+        </w:tabs>
+        <w:ind w:left="2160" w:hanging="360"/>
+      </w:pPr>
+    </w:lvl>
+    <w:lvl w:ilvl="3" w:tentative="1">
+      <w:start w:val="1"/>
+      <w:numFmt w:val="decimal"/>
+      <w:lvlText w:val="%4."/>
+      <w:lvlJc w:val="left"/>
+      <w:pPr>
+        <w:tabs>
+          <w:tab w:val="num" w:pos="2880"/>
+        </w:tabs>
+        <w:ind w:left="2880" w:hanging="360"/>
+      </w:pPr>
+    </w:lvl>
+    <w:lvl w:ilvl="4" w:tentative="1">
+      <w:start w:val="1"/>
+      <w:numFmt w:val="decimal"/>
+      <w:lvlText w:val="%5."/>
+      <w:lvlJc w:val="left"/>
+      <w:pPr>
+        <w:tabs>
+          <w:tab w:val="num" w:pos="3600"/>
+        </w:tabs>
+        <w:ind w:left="3600" w:hanging="360"/>
+      </w:pPr>
+    </w:lvl>
+    <w:lvl w:ilvl="5" w:tentative="1">
+      <w:start w:val="1"/>
+      <w:numFmt w:val="decimal"/>
+      <w:lvlText w:val="%6."/>
+      <w:lvlJc w:val="left"/>
+      <w:pPr>
+        <w:tabs>
+          <w:tab w:val="num" w:pos="4320"/>
+        </w:tabs>
+        <w:ind w:left="4320" w:hanging="360"/>
+      </w:pPr>
+    </w:lvl>
+    <w:lvl w:ilvl="6" w:tentative="1">
+      <w:start w:val="1"/>
+      <w:numFmt w:val="decimal"/>
+      <w:lvlText w:val="%7."/>
+      <w:lvlJc w:val="left"/>
+      <w:pPr>
+        <w:tabs>
+          <w:tab w:val="num" w:pos="5040"/>
+        </w:tabs>
+        <w:ind w:left="5040" w:hanging="360"/>
+      </w:pPr>
+    </w:lvl>
+    <w:lvl w:ilvl="7" w:tentative="1">
+      <w:start w:val="1"/>
+      <w:numFmt w:val="decimal"/>
+      <w:lvlText w:val="%8."/>
+      <w:lvlJc w:val="left"/>
+      <w:pPr>
+        <w:tabs>
+          <w:tab w:val="num" w:pos="5760"/>
+        </w:tabs>
+        <w:ind w:left="5760" w:hanging="360"/>
+      </w:pPr>
+    </w:lvl>
+    <w:lvl w:ilvl="8" w:tentative="1">
+      <w:start w:val="1"/>
+      <w:numFmt w:val="decimal"/>
+      <w:lvlText w:val="%9."/>
+      <w:lvlJc w:val="left"/>
+      <w:pPr>
+        <w:tabs>
+          <w:tab w:val="num" w:pos="6480"/>
+        </w:tabs>
+        <w:ind w:left="6480" w:hanging="360"/>
+      </w:pPr>
+    </w:lvl>
+  </w:abstractNum>
+  <w:abstractNum w:abstractNumId="11" w15:restartNumberingAfterBreak="0">
     <w:nsid w:val="13AD0695"/>
     <w:multiLevelType w:val="multilevel"/>
     <w:tmpl w:val="44340FA6"/>
@@ -2078,7 +2967,7 @@
       </w:rPr>
     </w:lvl>
   </w:abstractNum>
-  <w:abstractNum w:abstractNumId="10" w15:restartNumberingAfterBreak="0">
+  <w:abstractNum w:abstractNumId="12" w15:restartNumberingAfterBreak="0">
     <w:nsid w:val="18F35444"/>
     <w:multiLevelType w:val="multilevel"/>
     <w:tmpl w:val="160412C8"/>
@@ -2227,7 +3116,7 @@
       </w:rPr>
     </w:lvl>
   </w:abstractNum>
-  <w:abstractNum w:abstractNumId="11" w15:restartNumberingAfterBreak="0">
+  <w:abstractNum w:abstractNumId="13" w15:restartNumberingAfterBreak="0">
     <w:nsid w:val="19951C3F"/>
     <w:multiLevelType w:val="multilevel"/>
     <w:tmpl w:val="BE60EAE6"/>
@@ -2376,7 +3265,7 @@
       </w:rPr>
     </w:lvl>
   </w:abstractNum>
-  <w:abstractNum w:abstractNumId="12" w15:restartNumberingAfterBreak="0">
+  <w:abstractNum w:abstractNumId="14" w15:restartNumberingAfterBreak="0">
     <w:nsid w:val="1B4F6B2E"/>
     <w:multiLevelType w:val="multilevel"/>
     <w:tmpl w:val="11BA65C4"/>
@@ -2525,7 +3414,7 @@
       </w:rPr>
     </w:lvl>
   </w:abstractNum>
-  <w:abstractNum w:abstractNumId="13" w15:restartNumberingAfterBreak="0">
+  <w:abstractNum w:abstractNumId="15" w15:restartNumberingAfterBreak="0">
     <w:nsid w:val="1CE411DA"/>
     <w:multiLevelType w:val="multilevel"/>
     <w:tmpl w:val="1E784456"/>
@@ -2674,7 +3563,7 @@
       </w:rPr>
     </w:lvl>
   </w:abstractNum>
-  <w:abstractNum w:abstractNumId="14" w15:restartNumberingAfterBreak="0">
+  <w:abstractNum w:abstractNumId="16" w15:restartNumberingAfterBreak="0">
     <w:nsid w:val="1DA0376B"/>
     <w:multiLevelType w:val="multilevel"/>
     <w:tmpl w:val="8C88B3A2"/>
@@ -2823,7 +3712,7 @@
       </w:rPr>
     </w:lvl>
   </w:abstractNum>
-  <w:abstractNum w:abstractNumId="15" w15:restartNumberingAfterBreak="0">
+  <w:abstractNum w:abstractNumId="17" w15:restartNumberingAfterBreak="0">
     <w:nsid w:val="1E182EDC"/>
     <w:multiLevelType w:val="multilevel"/>
     <w:tmpl w:val="E51AB39A"/>
@@ -2972,7 +3861,7 @@
       </w:rPr>
     </w:lvl>
   </w:abstractNum>
-  <w:abstractNum w:abstractNumId="16" w15:restartNumberingAfterBreak="0">
+  <w:abstractNum w:abstractNumId="18" w15:restartNumberingAfterBreak="0">
     <w:nsid w:val="1E8053DB"/>
     <w:multiLevelType w:val="multilevel"/>
     <w:tmpl w:val="6DF49C6E"/>
@@ -3121,7 +4010,7 @@
       </w:rPr>
     </w:lvl>
   </w:abstractNum>
-  <w:abstractNum w:abstractNumId="17" w15:restartNumberingAfterBreak="0">
+  <w:abstractNum w:abstractNumId="19" w15:restartNumberingAfterBreak="0">
     <w:nsid w:val="1F083D8C"/>
     <w:multiLevelType w:val="multilevel"/>
     <w:tmpl w:val="C3C279F2"/>
@@ -3270,7 +4159,7 @@
       </w:rPr>
     </w:lvl>
   </w:abstractNum>
-  <w:abstractNum w:abstractNumId="18" w15:restartNumberingAfterBreak="0">
+  <w:abstractNum w:abstractNumId="20" w15:restartNumberingAfterBreak="0">
     <w:nsid w:val="21BD1903"/>
     <w:multiLevelType w:val="multilevel"/>
     <w:tmpl w:val="7D9A015E"/>
@@ -3419,7 +4308,7 @@
       </w:rPr>
     </w:lvl>
   </w:abstractNum>
-  <w:abstractNum w:abstractNumId="19" w15:restartNumberingAfterBreak="0">
+  <w:abstractNum w:abstractNumId="21" w15:restartNumberingAfterBreak="0">
     <w:nsid w:val="253767D1"/>
     <w:multiLevelType w:val="multilevel"/>
     <w:tmpl w:val="F82A04B2"/>
@@ -3568,7 +4457,7 @@
       </w:rPr>
     </w:lvl>
   </w:abstractNum>
-  <w:abstractNum w:abstractNumId="20" w15:restartNumberingAfterBreak="0">
+  <w:abstractNum w:abstractNumId="22" w15:restartNumberingAfterBreak="0">
     <w:nsid w:val="265E2F28"/>
     <w:multiLevelType w:val="multilevel"/>
     <w:tmpl w:val="BB867B6C"/>
@@ -3717,7 +4606,7 @@
       </w:rPr>
     </w:lvl>
   </w:abstractNum>
-  <w:abstractNum w:abstractNumId="21" w15:restartNumberingAfterBreak="0">
+  <w:abstractNum w:abstractNumId="23" w15:restartNumberingAfterBreak="0">
     <w:nsid w:val="29531D12"/>
     <w:multiLevelType w:val="multilevel"/>
     <w:tmpl w:val="E168EB20"/>
@@ -3830,7 +4719,7 @@
       </w:pPr>
     </w:lvl>
   </w:abstractNum>
-  <w:abstractNum w:abstractNumId="22" w15:restartNumberingAfterBreak="0">
+  <w:abstractNum w:abstractNumId="24" w15:restartNumberingAfterBreak="0">
     <w:nsid w:val="2A954C87"/>
     <w:multiLevelType w:val="multilevel"/>
     <w:tmpl w:val="417C8A5A"/>
@@ -3979,7 +4868,7 @@
       </w:rPr>
     </w:lvl>
   </w:abstractNum>
-  <w:abstractNum w:abstractNumId="23" w15:restartNumberingAfterBreak="0">
+  <w:abstractNum w:abstractNumId="25" w15:restartNumberingAfterBreak="0">
     <w:nsid w:val="2B406A3C"/>
     <w:multiLevelType w:val="multilevel"/>
     <w:tmpl w:val="7C727D58"/>
@@ -4128,7 +5017,7 @@
       </w:rPr>
     </w:lvl>
   </w:abstractNum>
-  <w:abstractNum w:abstractNumId="24" w15:restartNumberingAfterBreak="0">
+  <w:abstractNum w:abstractNumId="26" w15:restartNumberingAfterBreak="0">
     <w:nsid w:val="2C223E73"/>
     <w:multiLevelType w:val="multilevel"/>
     <w:tmpl w:val="228225D0"/>
@@ -4277,7 +5166,7 @@
       </w:rPr>
     </w:lvl>
   </w:abstractNum>
-  <w:abstractNum w:abstractNumId="25" w15:restartNumberingAfterBreak="0">
+  <w:abstractNum w:abstractNumId="27" w15:restartNumberingAfterBreak="0">
     <w:nsid w:val="2D5E2663"/>
     <w:multiLevelType w:val="multilevel"/>
     <w:tmpl w:val="AE06BBD6"/>
@@ -4426,7 +5315,7 @@
       </w:rPr>
     </w:lvl>
   </w:abstractNum>
-  <w:abstractNum w:abstractNumId="26" w15:restartNumberingAfterBreak="0">
+  <w:abstractNum w:abstractNumId="28" w15:restartNumberingAfterBreak="0">
     <w:nsid w:val="2D8162DD"/>
     <w:multiLevelType w:val="multilevel"/>
     <w:tmpl w:val="FB8499C8"/>
@@ -4539,7 +5428,7 @@
       </w:pPr>
     </w:lvl>
   </w:abstractNum>
-  <w:abstractNum w:abstractNumId="27" w15:restartNumberingAfterBreak="0">
+  <w:abstractNum w:abstractNumId="29" w15:restartNumberingAfterBreak="0">
     <w:nsid w:val="2F033797"/>
     <w:multiLevelType w:val="multilevel"/>
     <w:tmpl w:val="A86EF386"/>
@@ -4688,7 +5577,7 @@
       </w:rPr>
     </w:lvl>
   </w:abstractNum>
-  <w:abstractNum w:abstractNumId="28" w15:restartNumberingAfterBreak="0">
+  <w:abstractNum w:abstractNumId="30" w15:restartNumberingAfterBreak="0">
     <w:nsid w:val="305E40B4"/>
     <w:multiLevelType w:val="multilevel"/>
     <w:tmpl w:val="0B2603AE"/>
@@ -4837,7 +5726,7 @@
       </w:rPr>
     </w:lvl>
   </w:abstractNum>
-  <w:abstractNum w:abstractNumId="29" w15:restartNumberingAfterBreak="0">
+  <w:abstractNum w:abstractNumId="31" w15:restartNumberingAfterBreak="0">
     <w:nsid w:val="36371728"/>
     <w:multiLevelType w:val="multilevel"/>
     <w:tmpl w:val="28A805EA"/>
@@ -4986,7 +5875,7 @@
       </w:rPr>
     </w:lvl>
   </w:abstractNum>
-  <w:abstractNum w:abstractNumId="30" w15:restartNumberingAfterBreak="0">
+  <w:abstractNum w:abstractNumId="32" w15:restartNumberingAfterBreak="0">
     <w:nsid w:val="36BE4FCA"/>
     <w:multiLevelType w:val="multilevel"/>
     <w:tmpl w:val="9B6E4B6C"/>
@@ -5135,7 +6024,7 @@
       </w:rPr>
     </w:lvl>
   </w:abstractNum>
-  <w:abstractNum w:abstractNumId="31" w15:restartNumberingAfterBreak="0">
+  <w:abstractNum w:abstractNumId="33" w15:restartNumberingAfterBreak="0">
     <w:nsid w:val="384B41DC"/>
     <w:multiLevelType w:val="multilevel"/>
     <w:tmpl w:val="A31E3AC6"/>
@@ -5284,7 +6173,7 @@
       </w:rPr>
     </w:lvl>
   </w:abstractNum>
-  <w:abstractNum w:abstractNumId="32" w15:restartNumberingAfterBreak="0">
+  <w:abstractNum w:abstractNumId="34" w15:restartNumberingAfterBreak="0">
     <w:nsid w:val="387F2942"/>
     <w:multiLevelType w:val="multilevel"/>
     <w:tmpl w:val="13A022AA"/>
@@ -5433,7 +6322,7 @@
       </w:rPr>
     </w:lvl>
   </w:abstractNum>
-  <w:abstractNum w:abstractNumId="33" w15:restartNumberingAfterBreak="0">
+  <w:abstractNum w:abstractNumId="35" w15:restartNumberingAfterBreak="0">
     <w:nsid w:val="3A4A5D43"/>
     <w:multiLevelType w:val="multilevel"/>
     <w:tmpl w:val="50E60C10"/>
@@ -5582,7 +6471,7 @@
       </w:rPr>
     </w:lvl>
   </w:abstractNum>
-  <w:abstractNum w:abstractNumId="34" w15:restartNumberingAfterBreak="0">
+  <w:abstractNum w:abstractNumId="36" w15:restartNumberingAfterBreak="0">
     <w:nsid w:val="3AB610CC"/>
     <w:multiLevelType w:val="multilevel"/>
     <w:tmpl w:val="4E92C6BE"/>
@@ -5695,7 +6584,7 @@
       </w:pPr>
     </w:lvl>
   </w:abstractNum>
-  <w:abstractNum w:abstractNumId="35" w15:restartNumberingAfterBreak="0">
+  <w:abstractNum w:abstractNumId="37" w15:restartNumberingAfterBreak="0">
     <w:nsid w:val="3B1F4E5C"/>
     <w:multiLevelType w:val="multilevel"/>
     <w:tmpl w:val="C8DC3704"/>
@@ -5844,7 +6733,7 @@
       </w:rPr>
     </w:lvl>
   </w:abstractNum>
-  <w:abstractNum w:abstractNumId="36" w15:restartNumberingAfterBreak="0">
+  <w:abstractNum w:abstractNumId="38" w15:restartNumberingAfterBreak="0">
     <w:nsid w:val="3CE55CE7"/>
     <w:multiLevelType w:val="multilevel"/>
     <w:tmpl w:val="9D7AE8A8"/>
@@ -5993,7 +6882,7 @@
       </w:rPr>
     </w:lvl>
   </w:abstractNum>
-  <w:abstractNum w:abstractNumId="37" w15:restartNumberingAfterBreak="0">
+  <w:abstractNum w:abstractNumId="39" w15:restartNumberingAfterBreak="0">
     <w:nsid w:val="3D2F6733"/>
     <w:multiLevelType w:val="multilevel"/>
     <w:tmpl w:val="B9243440"/>
@@ -6142,7 +7031,7 @@
       </w:rPr>
     </w:lvl>
   </w:abstractNum>
-  <w:abstractNum w:abstractNumId="38" w15:restartNumberingAfterBreak="0">
+  <w:abstractNum w:abstractNumId="40" w15:restartNumberingAfterBreak="0">
     <w:nsid w:val="40B52536"/>
     <w:multiLevelType w:val="multilevel"/>
     <w:tmpl w:val="7F0E9BEE"/>
@@ -6291,7 +7180,7 @@
       </w:rPr>
     </w:lvl>
   </w:abstractNum>
-  <w:abstractNum w:abstractNumId="39" w15:restartNumberingAfterBreak="0">
+  <w:abstractNum w:abstractNumId="41" w15:restartNumberingAfterBreak="0">
     <w:nsid w:val="440E0CA8"/>
     <w:multiLevelType w:val="multilevel"/>
     <w:tmpl w:val="9666386E"/>
@@ -6440,7 +7329,7 @@
       </w:rPr>
     </w:lvl>
   </w:abstractNum>
-  <w:abstractNum w:abstractNumId="40" w15:restartNumberingAfterBreak="0">
+  <w:abstractNum w:abstractNumId="42" w15:restartNumberingAfterBreak="0">
     <w:nsid w:val="49AD3FA6"/>
     <w:multiLevelType w:val="multilevel"/>
     <w:tmpl w:val="016C008E"/>
@@ -6589,7 +7478,7 @@
       </w:rPr>
     </w:lvl>
   </w:abstractNum>
-  <w:abstractNum w:abstractNumId="41" w15:restartNumberingAfterBreak="0">
+  <w:abstractNum w:abstractNumId="43" w15:restartNumberingAfterBreak="0">
     <w:nsid w:val="4BF70D73"/>
     <w:multiLevelType w:val="multilevel"/>
     <w:tmpl w:val="2BA6FE38"/>
@@ -6734,7 +7623,7 @@
       </w:rPr>
     </w:lvl>
   </w:abstractNum>
-  <w:abstractNum w:abstractNumId="42" w15:restartNumberingAfterBreak="0">
+  <w:abstractNum w:abstractNumId="44" w15:restartNumberingAfterBreak="0">
     <w:nsid w:val="4C8253D9"/>
     <w:multiLevelType w:val="multilevel"/>
     <w:tmpl w:val="F78EAE00"/>
@@ -6883,7 +7772,7 @@
       </w:rPr>
     </w:lvl>
   </w:abstractNum>
-  <w:abstractNum w:abstractNumId="43" w15:restartNumberingAfterBreak="0">
+  <w:abstractNum w:abstractNumId="45" w15:restartNumberingAfterBreak="0">
     <w:nsid w:val="4D97606A"/>
     <w:multiLevelType w:val="multilevel"/>
     <w:tmpl w:val="285815F4"/>
@@ -7032,7 +7921,7 @@
       </w:rPr>
     </w:lvl>
   </w:abstractNum>
-  <w:abstractNum w:abstractNumId="44" w15:restartNumberingAfterBreak="0">
+  <w:abstractNum w:abstractNumId="46" w15:restartNumberingAfterBreak="0">
     <w:nsid w:val="504A7340"/>
     <w:multiLevelType w:val="multilevel"/>
     <w:tmpl w:val="80B04DB6"/>
@@ -7145,7 +8034,7 @@
       </w:pPr>
     </w:lvl>
   </w:abstractNum>
-  <w:abstractNum w:abstractNumId="45" w15:restartNumberingAfterBreak="0">
+  <w:abstractNum w:abstractNumId="47" w15:restartNumberingAfterBreak="0">
     <w:nsid w:val="51591C76"/>
     <w:multiLevelType w:val="multilevel"/>
     <w:tmpl w:val="3C7479DA"/>
@@ -7294,7 +8183,7 @@
       </w:rPr>
     </w:lvl>
   </w:abstractNum>
-  <w:abstractNum w:abstractNumId="46" w15:restartNumberingAfterBreak="0">
+  <w:abstractNum w:abstractNumId="48" w15:restartNumberingAfterBreak="0">
     <w:nsid w:val="51FD15E0"/>
     <w:multiLevelType w:val="multilevel"/>
     <w:tmpl w:val="EAE05A36"/>
@@ -7443,7 +8332,7 @@
       </w:rPr>
     </w:lvl>
   </w:abstractNum>
-  <w:abstractNum w:abstractNumId="47" w15:restartNumberingAfterBreak="0">
+  <w:abstractNum w:abstractNumId="49" w15:restartNumberingAfterBreak="0">
     <w:nsid w:val="52AC58C6"/>
     <w:multiLevelType w:val="multilevel"/>
     <w:tmpl w:val="BBEE5348"/>
@@ -7592,7 +8481,7 @@
       </w:rPr>
     </w:lvl>
   </w:abstractNum>
-  <w:abstractNum w:abstractNumId="48" w15:restartNumberingAfterBreak="0">
+  <w:abstractNum w:abstractNumId="50" w15:restartNumberingAfterBreak="0">
     <w:nsid w:val="54A17901"/>
     <w:multiLevelType w:val="multilevel"/>
     <w:tmpl w:val="FA1EE278"/>
@@ -7741,7 +8630,7 @@
       </w:rPr>
     </w:lvl>
   </w:abstractNum>
-  <w:abstractNum w:abstractNumId="49" w15:restartNumberingAfterBreak="0">
+  <w:abstractNum w:abstractNumId="51" w15:restartNumberingAfterBreak="0">
     <w:nsid w:val="576E6DB7"/>
     <w:multiLevelType w:val="multilevel"/>
     <w:tmpl w:val="B0B0D1EE"/>
@@ -7890,7 +8779,7 @@
       </w:rPr>
     </w:lvl>
   </w:abstractNum>
-  <w:abstractNum w:abstractNumId="50" w15:restartNumberingAfterBreak="0">
+  <w:abstractNum w:abstractNumId="52" w15:restartNumberingAfterBreak="0">
     <w:nsid w:val="59B241C0"/>
     <w:multiLevelType w:val="multilevel"/>
     <w:tmpl w:val="63E60C9C"/>
@@ -8039,7 +8928,7 @@
       </w:rPr>
     </w:lvl>
   </w:abstractNum>
-  <w:abstractNum w:abstractNumId="51" w15:restartNumberingAfterBreak="0">
+  <w:abstractNum w:abstractNumId="53" w15:restartNumberingAfterBreak="0">
     <w:nsid w:val="5D0723A8"/>
     <w:multiLevelType w:val="multilevel"/>
     <w:tmpl w:val="3DC28C28"/>
@@ -8188,7 +9077,7 @@
       </w:rPr>
     </w:lvl>
   </w:abstractNum>
-  <w:abstractNum w:abstractNumId="52" w15:restartNumberingAfterBreak="0">
+  <w:abstractNum w:abstractNumId="54" w15:restartNumberingAfterBreak="0">
     <w:nsid w:val="5D607751"/>
     <w:multiLevelType w:val="multilevel"/>
     <w:tmpl w:val="3F563700"/>
@@ -8337,7 +9226,7 @@
       </w:rPr>
     </w:lvl>
   </w:abstractNum>
-  <w:abstractNum w:abstractNumId="53" w15:restartNumberingAfterBreak="0">
+  <w:abstractNum w:abstractNumId="55" w15:restartNumberingAfterBreak="0">
     <w:nsid w:val="5D666524"/>
     <w:multiLevelType w:val="multilevel"/>
     <w:tmpl w:val="D7381B64"/>
@@ -8486,7 +9375,7 @@
       </w:rPr>
     </w:lvl>
   </w:abstractNum>
-  <w:abstractNum w:abstractNumId="54" w15:restartNumberingAfterBreak="0">
+  <w:abstractNum w:abstractNumId="56" w15:restartNumberingAfterBreak="0">
     <w:nsid w:val="608226D7"/>
     <w:multiLevelType w:val="multilevel"/>
     <w:tmpl w:val="62FCD154"/>
@@ -8635,7 +9524,7 @@
       </w:rPr>
     </w:lvl>
   </w:abstractNum>
-  <w:abstractNum w:abstractNumId="55" w15:restartNumberingAfterBreak="0">
+  <w:abstractNum w:abstractNumId="57" w15:restartNumberingAfterBreak="0">
     <w:nsid w:val="632267A0"/>
     <w:multiLevelType w:val="multilevel"/>
     <w:tmpl w:val="3FCCDDEA"/>
@@ -8784,7 +9673,7 @@
       </w:rPr>
     </w:lvl>
   </w:abstractNum>
-  <w:abstractNum w:abstractNumId="56" w15:restartNumberingAfterBreak="0">
+  <w:abstractNum w:abstractNumId="58" w15:restartNumberingAfterBreak="0">
     <w:nsid w:val="63981415"/>
     <w:multiLevelType w:val="multilevel"/>
     <w:tmpl w:val="37EEED2E"/>
@@ -8933,7 +9822,7 @@
       </w:rPr>
     </w:lvl>
   </w:abstractNum>
-  <w:abstractNum w:abstractNumId="57" w15:restartNumberingAfterBreak="0">
+  <w:abstractNum w:abstractNumId="59" w15:restartNumberingAfterBreak="0">
     <w:nsid w:val="63FD33A9"/>
     <w:multiLevelType w:val="multilevel"/>
     <w:tmpl w:val="30DE29C4"/>
@@ -9082,7 +9971,7 @@
       </w:rPr>
     </w:lvl>
   </w:abstractNum>
-  <w:abstractNum w:abstractNumId="58" w15:restartNumberingAfterBreak="0">
+  <w:abstractNum w:abstractNumId="60" w15:restartNumberingAfterBreak="0">
     <w:nsid w:val="647A5B10"/>
     <w:multiLevelType w:val="multilevel"/>
     <w:tmpl w:val="A1527222"/>
@@ -9231,7 +10120,7 @@
       </w:rPr>
     </w:lvl>
   </w:abstractNum>
-  <w:abstractNum w:abstractNumId="59" w15:restartNumberingAfterBreak="0">
+  <w:abstractNum w:abstractNumId="61" w15:restartNumberingAfterBreak="0">
     <w:nsid w:val="66261AD5"/>
     <w:multiLevelType w:val="multilevel"/>
     <w:tmpl w:val="0278F48A"/>
@@ -9344,7 +10233,7 @@
       </w:pPr>
     </w:lvl>
   </w:abstractNum>
-  <w:abstractNum w:abstractNumId="60" w15:restartNumberingAfterBreak="0">
+  <w:abstractNum w:abstractNumId="62" w15:restartNumberingAfterBreak="0">
     <w:nsid w:val="68217A55"/>
     <w:multiLevelType w:val="multilevel"/>
     <w:tmpl w:val="C3C84A40"/>
@@ -9493,7 +10382,120 @@
       </w:rPr>
     </w:lvl>
   </w:abstractNum>
-  <w:abstractNum w:abstractNumId="61" w15:restartNumberingAfterBreak="0">
+  <w:abstractNum w:abstractNumId="63" w15:restartNumberingAfterBreak="0">
+    <w:nsid w:val="6A160D6E"/>
+    <w:multiLevelType w:val="multilevel"/>
+    <w:tmpl w:val="C1042DB4"/>
+    <w:lvl w:ilvl="0">
+      <w:start w:val="1"/>
+      <w:numFmt w:val="decimal"/>
+      <w:lvlText w:val="%1."/>
+      <w:lvlJc w:val="left"/>
+      <w:pPr>
+        <w:tabs>
+          <w:tab w:val="num" w:pos="720"/>
+        </w:tabs>
+        <w:ind w:left="720" w:hanging="360"/>
+      </w:pPr>
+    </w:lvl>
+    <w:lvl w:ilvl="1" w:tentative="1">
+      <w:start w:val="1"/>
+      <w:numFmt w:val="decimal"/>
+      <w:lvlText w:val="%2."/>
+      <w:lvlJc w:val="left"/>
+      <w:pPr>
+        <w:tabs>
+          <w:tab w:val="num" w:pos="1440"/>
+        </w:tabs>
+        <w:ind w:left="1440" w:hanging="360"/>
+      </w:pPr>
+    </w:lvl>
+    <w:lvl w:ilvl="2" w:tentative="1">
+      <w:start w:val="1"/>
+      <w:numFmt w:val="decimal"/>
+      <w:lvlText w:val="%3."/>
+      <w:lvlJc w:val="left"/>
+      <w:pPr>
+        <w:tabs>
+          <w:tab w:val="num" w:pos="2160"/>
+        </w:tabs>
+        <w:ind w:left="2160" w:hanging="360"/>
+      </w:pPr>
+    </w:lvl>
+    <w:lvl w:ilvl="3" w:tentative="1">
+      <w:start w:val="1"/>
+      <w:numFmt w:val="decimal"/>
+      <w:lvlText w:val="%4."/>
+      <w:lvlJc w:val="left"/>
+      <w:pPr>
+        <w:tabs>
+          <w:tab w:val="num" w:pos="2880"/>
+        </w:tabs>
+        <w:ind w:left="2880" w:hanging="360"/>
+      </w:pPr>
+    </w:lvl>
+    <w:lvl w:ilvl="4" w:tentative="1">
+      <w:start w:val="1"/>
+      <w:numFmt w:val="decimal"/>
+      <w:lvlText w:val="%5."/>
+      <w:lvlJc w:val="left"/>
+      <w:pPr>
+        <w:tabs>
+          <w:tab w:val="num" w:pos="3600"/>
+        </w:tabs>
+        <w:ind w:left="3600" w:hanging="360"/>
+      </w:pPr>
+    </w:lvl>
+    <w:lvl w:ilvl="5" w:tentative="1">
+      <w:start w:val="1"/>
+      <w:numFmt w:val="decimal"/>
+      <w:lvlText w:val="%6."/>
+      <w:lvlJc w:val="left"/>
+      <w:pPr>
+        <w:tabs>
+          <w:tab w:val="num" w:pos="4320"/>
+        </w:tabs>
+        <w:ind w:left="4320" w:hanging="360"/>
+      </w:pPr>
+    </w:lvl>
+    <w:lvl w:ilvl="6" w:tentative="1">
+      <w:start w:val="1"/>
+      <w:numFmt w:val="decimal"/>
+      <w:lvlText w:val="%7."/>
+      <w:lvlJc w:val="left"/>
+      <w:pPr>
+        <w:tabs>
+          <w:tab w:val="num" w:pos="5040"/>
+        </w:tabs>
+        <w:ind w:left="5040" w:hanging="360"/>
+      </w:pPr>
+    </w:lvl>
+    <w:lvl w:ilvl="7" w:tentative="1">
+      <w:start w:val="1"/>
+      <w:numFmt w:val="decimal"/>
+      <w:lvlText w:val="%8."/>
+      <w:lvlJc w:val="left"/>
+      <w:pPr>
+        <w:tabs>
+          <w:tab w:val="num" w:pos="5760"/>
+        </w:tabs>
+        <w:ind w:left="5760" w:hanging="360"/>
+      </w:pPr>
+    </w:lvl>
+    <w:lvl w:ilvl="8" w:tentative="1">
+      <w:start w:val="1"/>
+      <w:numFmt w:val="decimal"/>
+      <w:lvlText w:val="%9."/>
+      <w:lvlJc w:val="left"/>
+      <w:pPr>
+        <w:tabs>
+          <w:tab w:val="num" w:pos="6480"/>
+        </w:tabs>
+        <w:ind w:left="6480" w:hanging="360"/>
+      </w:pPr>
+    </w:lvl>
+  </w:abstractNum>
+  <w:abstractNum w:abstractNumId="64" w15:restartNumberingAfterBreak="0">
     <w:nsid w:val="6A940168"/>
     <w:multiLevelType w:val="multilevel"/>
     <w:tmpl w:val="23C8340E"/>
@@ -9606,7 +10608,7 @@
       </w:pPr>
     </w:lvl>
   </w:abstractNum>
-  <w:abstractNum w:abstractNumId="62" w15:restartNumberingAfterBreak="0">
+  <w:abstractNum w:abstractNumId="65" w15:restartNumberingAfterBreak="0">
     <w:nsid w:val="6C357BD8"/>
     <w:multiLevelType w:val="multilevel"/>
     <w:tmpl w:val="B3182286"/>
@@ -9719,7 +10721,7 @@
       </w:pPr>
     </w:lvl>
   </w:abstractNum>
-  <w:abstractNum w:abstractNumId="63" w15:restartNumberingAfterBreak="0">
+  <w:abstractNum w:abstractNumId="66" w15:restartNumberingAfterBreak="0">
     <w:nsid w:val="6D814B6E"/>
     <w:multiLevelType w:val="multilevel"/>
     <w:tmpl w:val="0434C234"/>
@@ -9868,7 +10870,7 @@
       </w:rPr>
     </w:lvl>
   </w:abstractNum>
-  <w:abstractNum w:abstractNumId="64" w15:restartNumberingAfterBreak="0">
+  <w:abstractNum w:abstractNumId="67" w15:restartNumberingAfterBreak="0">
     <w:nsid w:val="6D9F3871"/>
     <w:multiLevelType w:val="multilevel"/>
     <w:tmpl w:val="049A011A"/>
@@ -10017,7 +11019,7 @@
       </w:rPr>
     </w:lvl>
   </w:abstractNum>
-  <w:abstractNum w:abstractNumId="65" w15:restartNumberingAfterBreak="0">
+  <w:abstractNum w:abstractNumId="68" w15:restartNumberingAfterBreak="0">
     <w:nsid w:val="6E410EDC"/>
     <w:multiLevelType w:val="multilevel"/>
     <w:tmpl w:val="A52277D0"/>
@@ -10166,7 +11168,7 @@
       </w:rPr>
     </w:lvl>
   </w:abstractNum>
-  <w:abstractNum w:abstractNumId="66" w15:restartNumberingAfterBreak="0">
+  <w:abstractNum w:abstractNumId="69" w15:restartNumberingAfterBreak="0">
     <w:nsid w:val="6FA31C71"/>
     <w:multiLevelType w:val="multilevel"/>
     <w:tmpl w:val="AA5AD366"/>
@@ -10315,7 +11317,7 @@
       </w:rPr>
     </w:lvl>
   </w:abstractNum>
-  <w:abstractNum w:abstractNumId="67" w15:restartNumberingAfterBreak="0">
+  <w:abstractNum w:abstractNumId="70" w15:restartNumberingAfterBreak="0">
     <w:nsid w:val="71260ECE"/>
     <w:multiLevelType w:val="multilevel"/>
     <w:tmpl w:val="3592A554"/>
@@ -10464,7 +11466,7 @@
       </w:rPr>
     </w:lvl>
   </w:abstractNum>
-  <w:abstractNum w:abstractNumId="68" w15:restartNumberingAfterBreak="0">
+  <w:abstractNum w:abstractNumId="71" w15:restartNumberingAfterBreak="0">
     <w:nsid w:val="743C623A"/>
     <w:multiLevelType w:val="multilevel"/>
     <w:tmpl w:val="488EF3BC"/>
@@ -10577,7 +11579,7 @@
       </w:pPr>
     </w:lvl>
   </w:abstractNum>
-  <w:abstractNum w:abstractNumId="69" w15:restartNumberingAfterBreak="0">
+  <w:abstractNum w:abstractNumId="72" w15:restartNumberingAfterBreak="0">
     <w:nsid w:val="75B4584C"/>
     <w:multiLevelType w:val="multilevel"/>
     <w:tmpl w:val="5360FBFA"/>
@@ -10726,7 +11728,7 @@
       </w:rPr>
     </w:lvl>
   </w:abstractNum>
-  <w:abstractNum w:abstractNumId="70" w15:restartNumberingAfterBreak="0">
+  <w:abstractNum w:abstractNumId="73" w15:restartNumberingAfterBreak="0">
     <w:nsid w:val="77247713"/>
     <w:multiLevelType w:val="multilevel"/>
     <w:tmpl w:val="E5741FB6"/>
@@ -10839,7 +11841,7 @@
       </w:pPr>
     </w:lvl>
   </w:abstractNum>
-  <w:abstractNum w:abstractNumId="71" w15:restartNumberingAfterBreak="0">
+  <w:abstractNum w:abstractNumId="74" w15:restartNumberingAfterBreak="0">
     <w:nsid w:val="7C4A6E81"/>
     <w:multiLevelType w:val="multilevel"/>
     <w:tmpl w:val="0F882C30"/>
@@ -10988,7 +11990,7 @@
       </w:rPr>
     </w:lvl>
   </w:abstractNum>
-  <w:abstractNum w:abstractNumId="72" w15:restartNumberingAfterBreak="0">
+  <w:abstractNum w:abstractNumId="75" w15:restartNumberingAfterBreak="0">
     <w:nsid w:val="7D2005DA"/>
     <w:multiLevelType w:val="multilevel"/>
     <w:tmpl w:val="6D607822"/>
@@ -11138,16 +12140,16 @@
     </w:lvl>
   </w:abstractNum>
   <w:num w:numId="1" w16cid:durableId="589042534">
+    <w:abstractNumId w:val="75"/>
+  </w:num>
+  <w:num w:numId="2" w16cid:durableId="632755494">
+    <w:abstractNumId w:val="48"/>
+  </w:num>
+  <w:num w:numId="3" w16cid:durableId="718167228">
     <w:abstractNumId w:val="72"/>
   </w:num>
-  <w:num w:numId="2" w16cid:durableId="632755494">
-    <w:abstractNumId w:val="46"/>
-  </w:num>
-  <w:num w:numId="3" w16cid:durableId="718167228">
-    <w:abstractNumId w:val="69"/>
-  </w:num>
   <w:num w:numId="4" w16cid:durableId="426275593">
-    <w:abstractNumId w:val="45"/>
+    <w:abstractNumId w:val="47"/>
   </w:num>
   <w:num w:numId="5" w16cid:durableId="1223519436">
     <w:abstractNumId w:val="3"/>
@@ -11156,205 +12158,214 @@
     <w:abstractNumId w:val="7"/>
   </w:num>
   <w:num w:numId="7" w16cid:durableId="97801216">
-    <w:abstractNumId w:val="65"/>
+    <w:abstractNumId w:val="68"/>
   </w:num>
   <w:num w:numId="8" w16cid:durableId="498891688">
-    <w:abstractNumId w:val="33"/>
+    <w:abstractNumId w:val="35"/>
   </w:num>
   <w:num w:numId="9" w16cid:durableId="801315586">
-    <w:abstractNumId w:val="20"/>
+    <w:abstractNumId w:val="22"/>
   </w:num>
   <w:num w:numId="10" w16cid:durableId="2098136264">
-    <w:abstractNumId w:val="37"/>
+    <w:abstractNumId w:val="39"/>
   </w:num>
   <w:num w:numId="11" w16cid:durableId="926234776">
-    <w:abstractNumId w:val="66"/>
+    <w:abstractNumId w:val="69"/>
   </w:num>
   <w:num w:numId="12" w16cid:durableId="1155995746">
-    <w:abstractNumId w:val="64"/>
+    <w:abstractNumId w:val="67"/>
   </w:num>
   <w:num w:numId="13" w16cid:durableId="1281690872">
     <w:abstractNumId w:val="6"/>
   </w:num>
   <w:num w:numId="14" w16cid:durableId="1401293231">
-    <w:abstractNumId w:val="71"/>
+    <w:abstractNumId w:val="74"/>
   </w:num>
   <w:num w:numId="15" w16cid:durableId="927733132">
-    <w:abstractNumId w:val="47"/>
+    <w:abstractNumId w:val="49"/>
   </w:num>
   <w:num w:numId="16" w16cid:durableId="124586206">
-    <w:abstractNumId w:val="35"/>
+    <w:abstractNumId w:val="37"/>
   </w:num>
   <w:num w:numId="17" w16cid:durableId="687488457">
     <w:abstractNumId w:val="5"/>
   </w:num>
   <w:num w:numId="18" w16cid:durableId="438650076">
-    <w:abstractNumId w:val="11"/>
+    <w:abstractNumId w:val="13"/>
   </w:num>
   <w:num w:numId="19" w16cid:durableId="69161788">
-    <w:abstractNumId w:val="58"/>
+    <w:abstractNumId w:val="60"/>
   </w:num>
   <w:num w:numId="20" w16cid:durableId="308630020">
     <w:abstractNumId w:val="0"/>
   </w:num>
   <w:num w:numId="21" w16cid:durableId="206189579">
-    <w:abstractNumId w:val="54"/>
+    <w:abstractNumId w:val="56"/>
   </w:num>
   <w:num w:numId="22" w16cid:durableId="191383602">
     <w:abstractNumId w:val="8"/>
   </w:num>
   <w:num w:numId="23" w16cid:durableId="1357076129">
-    <w:abstractNumId w:val="56"/>
+    <w:abstractNumId w:val="58"/>
   </w:num>
   <w:num w:numId="24" w16cid:durableId="1885484536">
+    <w:abstractNumId w:val="26"/>
+  </w:num>
+  <w:num w:numId="25" w16cid:durableId="1231694018">
+    <w:abstractNumId w:val="27"/>
+  </w:num>
+  <w:num w:numId="26" w16cid:durableId="1108624604">
+    <w:abstractNumId w:val="42"/>
+  </w:num>
+  <w:num w:numId="27" w16cid:durableId="472452667">
+    <w:abstractNumId w:val="70"/>
+  </w:num>
+  <w:num w:numId="28" w16cid:durableId="1555390318">
+    <w:abstractNumId w:val="19"/>
+  </w:num>
+  <w:num w:numId="29" w16cid:durableId="125004879">
     <w:abstractNumId w:val="24"/>
   </w:num>
-  <w:num w:numId="25" w16cid:durableId="1231694018">
-    <w:abstractNumId w:val="25"/>
-  </w:num>
-  <w:num w:numId="26" w16cid:durableId="1108624604">
-    <w:abstractNumId w:val="40"/>
-  </w:num>
-  <w:num w:numId="27" w16cid:durableId="472452667">
-    <w:abstractNumId w:val="67"/>
-  </w:num>
-  <w:num w:numId="28" w16cid:durableId="1555390318">
-    <w:abstractNumId w:val="17"/>
-  </w:num>
-  <w:num w:numId="29" w16cid:durableId="125004879">
-    <w:abstractNumId w:val="22"/>
-  </w:num>
   <w:num w:numId="30" w16cid:durableId="1560239218">
-    <w:abstractNumId w:val="57"/>
+    <w:abstractNumId w:val="59"/>
   </w:num>
   <w:num w:numId="31" w16cid:durableId="130023498">
-    <w:abstractNumId w:val="31"/>
+    <w:abstractNumId w:val="33"/>
   </w:num>
   <w:num w:numId="32" w16cid:durableId="1718234499">
-    <w:abstractNumId w:val="63"/>
+    <w:abstractNumId w:val="66"/>
   </w:num>
   <w:num w:numId="33" w16cid:durableId="1769158101">
-    <w:abstractNumId w:val="60"/>
+    <w:abstractNumId w:val="62"/>
   </w:num>
   <w:num w:numId="34" w16cid:durableId="257103172">
     <w:abstractNumId w:val="1"/>
   </w:num>
   <w:num w:numId="35" w16cid:durableId="82994657">
-    <w:abstractNumId w:val="10"/>
+    <w:abstractNumId w:val="12"/>
   </w:num>
   <w:num w:numId="36" w16cid:durableId="751970827">
-    <w:abstractNumId w:val="39"/>
+    <w:abstractNumId w:val="41"/>
   </w:num>
   <w:num w:numId="37" w16cid:durableId="408962335">
-    <w:abstractNumId w:val="23"/>
+    <w:abstractNumId w:val="25"/>
   </w:num>
   <w:num w:numId="38" w16cid:durableId="801311238">
-    <w:abstractNumId w:val="38"/>
+    <w:abstractNumId w:val="40"/>
   </w:num>
   <w:num w:numId="39" w16cid:durableId="438456969">
-    <w:abstractNumId w:val="32"/>
+    <w:abstractNumId w:val="34"/>
   </w:num>
   <w:num w:numId="40" w16cid:durableId="1470050347">
-    <w:abstractNumId w:val="18"/>
+    <w:abstractNumId w:val="20"/>
   </w:num>
   <w:num w:numId="41" w16cid:durableId="1343555370">
-    <w:abstractNumId w:val="12"/>
+    <w:abstractNumId w:val="14"/>
   </w:num>
   <w:num w:numId="42" w16cid:durableId="2106459213">
     <w:abstractNumId w:val="2"/>
   </w:num>
   <w:num w:numId="43" w16cid:durableId="775175909">
-    <w:abstractNumId w:val="19"/>
+    <w:abstractNumId w:val="21"/>
   </w:num>
   <w:num w:numId="44" w16cid:durableId="1760298291">
-    <w:abstractNumId w:val="9"/>
+    <w:abstractNumId w:val="11"/>
   </w:num>
   <w:num w:numId="45" w16cid:durableId="344719613">
-    <w:abstractNumId w:val="29"/>
+    <w:abstractNumId w:val="31"/>
   </w:num>
   <w:num w:numId="46" w16cid:durableId="1206453241">
+    <w:abstractNumId w:val="18"/>
+  </w:num>
+  <w:num w:numId="47" w16cid:durableId="1758014705">
+    <w:abstractNumId w:val="17"/>
+  </w:num>
+  <w:num w:numId="48" w16cid:durableId="1233547358">
+    <w:abstractNumId w:val="50"/>
+  </w:num>
+  <w:num w:numId="49" w16cid:durableId="2067802961">
+    <w:abstractNumId w:val="38"/>
+  </w:num>
+  <w:num w:numId="50" w16cid:durableId="727076905">
+    <w:abstractNumId w:val="53"/>
+  </w:num>
+  <w:num w:numId="51" w16cid:durableId="645285501">
+    <w:abstractNumId w:val="54"/>
+  </w:num>
+  <w:num w:numId="52" w16cid:durableId="1320772050">
+    <w:abstractNumId w:val="45"/>
+  </w:num>
+  <w:num w:numId="53" w16cid:durableId="1938517250">
+    <w:abstractNumId w:val="43"/>
+  </w:num>
+  <w:num w:numId="54" w16cid:durableId="1805342511">
+    <w:abstractNumId w:val="44"/>
+  </w:num>
+  <w:num w:numId="55" w16cid:durableId="2108498884">
+    <w:abstractNumId w:val="52"/>
+  </w:num>
+  <w:num w:numId="56" w16cid:durableId="548692485">
+    <w:abstractNumId w:val="51"/>
+  </w:num>
+  <w:num w:numId="57" w16cid:durableId="1223911443">
+    <w:abstractNumId w:val="30"/>
+  </w:num>
+  <w:num w:numId="58" w16cid:durableId="538788131">
+    <w:abstractNumId w:val="55"/>
+  </w:num>
+  <w:num w:numId="59" w16cid:durableId="2037074377">
     <w:abstractNumId w:val="16"/>
   </w:num>
-  <w:num w:numId="47" w16cid:durableId="1758014705">
+  <w:num w:numId="60" w16cid:durableId="1919053507">
+    <w:abstractNumId w:val="32"/>
+  </w:num>
+  <w:num w:numId="61" w16cid:durableId="2038504372">
+    <w:abstractNumId w:val="57"/>
+  </w:num>
+  <w:num w:numId="62" w16cid:durableId="203911017">
     <w:abstractNumId w:val="15"/>
   </w:num>
-  <w:num w:numId="48" w16cid:durableId="1233547358">
-    <w:abstractNumId w:val="48"/>
-  </w:num>
-  <w:num w:numId="49" w16cid:durableId="2067802961">
-    <w:abstractNumId w:val="36"/>
-  </w:num>
-  <w:num w:numId="50" w16cid:durableId="727076905">
-    <w:abstractNumId w:val="51"/>
-  </w:num>
-  <w:num w:numId="51" w16cid:durableId="645285501">
-    <w:abstractNumId w:val="52"/>
-  </w:num>
-  <w:num w:numId="52" w16cid:durableId="1320772050">
-    <w:abstractNumId w:val="43"/>
-  </w:num>
-  <w:num w:numId="53" w16cid:durableId="1938517250">
-    <w:abstractNumId w:val="41"/>
-  </w:num>
-  <w:num w:numId="54" w16cid:durableId="1805342511">
-    <w:abstractNumId w:val="42"/>
-  </w:num>
-  <w:num w:numId="55" w16cid:durableId="2108498884">
-    <w:abstractNumId w:val="50"/>
-  </w:num>
-  <w:num w:numId="56" w16cid:durableId="548692485">
-    <w:abstractNumId w:val="49"/>
-  </w:num>
-  <w:num w:numId="57" w16cid:durableId="1223911443">
-    <w:abstractNumId w:val="28"/>
-  </w:num>
-  <w:num w:numId="58" w16cid:durableId="538788131">
-    <w:abstractNumId w:val="53"/>
-  </w:num>
-  <w:num w:numId="59" w16cid:durableId="2037074377">
-    <w:abstractNumId w:val="14"/>
-  </w:num>
-  <w:num w:numId="60" w16cid:durableId="1919053507">
-    <w:abstractNumId w:val="30"/>
-  </w:num>
-  <w:num w:numId="61" w16cid:durableId="2038504372">
-    <w:abstractNumId w:val="55"/>
-  </w:num>
-  <w:num w:numId="62" w16cid:durableId="203911017">
-    <w:abstractNumId w:val="13"/>
-  </w:num>
   <w:num w:numId="63" w16cid:durableId="2017417268">
-    <w:abstractNumId w:val="21"/>
+    <w:abstractNumId w:val="23"/>
   </w:num>
   <w:num w:numId="64" w16cid:durableId="508450877">
     <w:abstractNumId w:val="4"/>
   </w:num>
   <w:num w:numId="65" w16cid:durableId="1182281790">
-    <w:abstractNumId w:val="44"/>
+    <w:abstractNumId w:val="46"/>
   </w:num>
   <w:num w:numId="66" w16cid:durableId="1652827614">
-    <w:abstractNumId w:val="62"/>
+    <w:abstractNumId w:val="65"/>
   </w:num>
   <w:num w:numId="67" w16cid:durableId="1100179473">
+    <w:abstractNumId w:val="64"/>
+  </w:num>
+  <w:num w:numId="68" w16cid:durableId="273371677">
+    <w:abstractNumId w:val="36"/>
+  </w:num>
+  <w:num w:numId="69" w16cid:durableId="215089946">
     <w:abstractNumId w:val="61"/>
   </w:num>
-  <w:num w:numId="68" w16cid:durableId="273371677">
-    <w:abstractNumId w:val="34"/>
-  </w:num>
-  <w:num w:numId="69" w16cid:durableId="215089946">
-    <w:abstractNumId w:val="59"/>
-  </w:num>
   <w:num w:numId="70" w16cid:durableId="74403250">
-    <w:abstractNumId w:val="27"/>
+    <w:abstractNumId w:val="29"/>
   </w:num>
   <w:num w:numId="71" w16cid:durableId="2021813911">
-    <w:abstractNumId w:val="70"/>
+    <w:abstractNumId w:val="73"/>
   </w:num>
   <w:num w:numId="72" w16cid:durableId="127166110">
-    <w:abstractNumId w:val="26"/>
+    <w:abstractNumId w:val="28"/>
   </w:num>
   <w:num w:numId="73" w16cid:durableId="283657677">
-    <w:abstractNumId w:val="68"/>
+    <w:abstractNumId w:val="71"/>
+  </w:num>
+  <w:num w:numId="74" w16cid:durableId="275908731">
+    <w:abstractNumId w:val="10"/>
+  </w:num>
+  <w:num w:numId="75" w16cid:durableId="1800758069">
+    <w:abstractNumId w:val="63"/>
+  </w:num>
+  <w:num w:numId="76" w16cid:durableId="89204078">
+    <w:abstractNumId w:val="9"/>
   </w:num>
   <w:numIdMacAtCleanup w:val="4"/>
 </w:numbering>

--- a/Church/2026/2026_1024_MenloChurch.docx
+++ b/Church/2026/2026_1024_MenloChurch.docx
@@ -833,42 +833,71 @@
         </w:numPr>
       </w:pPr>
       <w:r>
-        <w:t>People who love Jesus land on both sides of almost every vote on the ballot</w:t>
+        <w:t xml:space="preserve">People who love </w:t>
+      </w:r>
+      <w:proofErr w:type="gramStart"/>
+      <w:r>
+        <w:t>Jesus</w:t>
+      </w:r>
+      <w:proofErr w:type="gramEnd"/>
+      <w:r>
+        <w:t xml:space="preserve"> land on both sides of almost every vote on the ballot</w:t>
       </w:r>
     </w:p>
     <w:p/>
     <w:p>
+      <w:proofErr w:type="spellStart"/>
       <w:r>
         <w:t>這三點就是你</w:t>
       </w:r>
+      <w:proofErr w:type="spellEnd"/>
       <w:r>
         <w:t xml:space="preserve"> Main Idea </w:t>
       </w:r>
+      <w:proofErr w:type="spellStart"/>
       <w:r>
         <w:t>的官方版</w:t>
       </w:r>
+      <w:proofErr w:type="spellEnd"/>
       <w:r>
         <w:t>——</w:t>
       </w:r>
+      <w:proofErr w:type="spellStart"/>
       <w:r>
         <w:t>第一點「我們透過信仰看政治，而不是反過來」正是你的</w:t>
       </w:r>
+      <w:proofErr w:type="spellEnd"/>
       <w:r>
         <w:t xml:space="preserve"> "Identity before Ideology"</w:t>
       </w:r>
       <w:r>
-        <w:t>，教會自己寫出來了。</w:t>
-      </w:r>
-    </w:p>
-    <w:p>
+        <w:t>，</w:t>
+      </w:r>
+      <w:proofErr w:type="spellStart"/>
+      <w:r>
+        <w:t>教會自己寫出來了</w:t>
+      </w:r>
+      <w:proofErr w:type="spellEnd"/>
+      <w:r>
+        <w:t>。</w:t>
+      </w:r>
+    </w:p>
+    <w:p>
+      <w:proofErr w:type="spellStart"/>
       <w:r>
         <w:t>第二點把政治比作新宗教，第三點承認愛耶穌的人選票兩邊都有</w:t>
       </w:r>
+      <w:proofErr w:type="spellEnd"/>
       <w:r>
         <w:t>——</w:t>
       </w:r>
-      <w:r>
-        <w:t>這個系列的調子很清楚：不選邊，只排順序。</w:t>
+      <w:proofErr w:type="spellStart"/>
+      <w:r>
+        <w:t>這個系列的調子很清楚：不選邊，只排順序</w:t>
+      </w:r>
+      <w:proofErr w:type="spellEnd"/>
+      <w:r>
+        <w:t>。</w:t>
       </w:r>
     </w:p>
     <w:p/>
@@ -1137,10 +1166,1435 @@
       </w:r>
     </w:p>
     <w:p/>
+    <w:p>
+      <w:r>
+        <w:t>1</w:t>
+      </w:r>
+      <w:r>
+        <w:t>3</w:t>
+      </w:r>
+      <w:r>
+        <w:t>:</w:t>
+      </w:r>
+      <w:r>
+        <w:t>2</w:t>
+      </w:r>
+      <w:r>
+        <w:t>8</w:t>
+      </w:r>
+      <w:r>
+        <w:t>/</w:t>
+      </w:r>
+      <w:r>
+        <w:t>34:33</w:t>
+      </w:r>
+    </w:p>
+    <w:p>
+      <w:r>
+        <w:t>Government cannot do church job.</w:t>
+      </w:r>
+    </w:p>
+    <w:p/>
+    <w:p>
+      <w:r>
+        <w:t>1</w:t>
+      </w:r>
+      <w:r>
+        <w:t>4</w:t>
+      </w:r>
+      <w:r>
+        <w:t>:</w:t>
+      </w:r>
+      <w:r>
+        <w:t>59</w:t>
+      </w:r>
+      <w:r>
+        <w:t>/</w:t>
+      </w:r>
+      <w:r>
+        <w:t>34:33</w:t>
+      </w:r>
+    </w:p>
+    <w:p>
+      <w:r>
+        <w:drawing>
+          <wp:inline distT="0" distB="0" distL="0" distR="0" wp14:anchorId="296C538B" wp14:editId="6F57F9D3">
+            <wp:extent cx="5943600" cy="897890"/>
+            <wp:effectExtent l="0" t="0" r="0" b="0"/>
+            <wp:docPr id="1455883172" name="Picture 1"/>
+            <wp:cNvGraphicFramePr>
+              <a:graphicFrameLocks xmlns:a="http://schemas.openxmlformats.org/drawingml/2006/main" noChangeAspect="1"/>
+            </wp:cNvGraphicFramePr>
+            <a:graphic xmlns:a="http://schemas.openxmlformats.org/drawingml/2006/main">
+              <a:graphicData uri="http://schemas.openxmlformats.org/drawingml/2006/picture">
+                <pic:pic xmlns:pic="http://schemas.openxmlformats.org/drawingml/2006/picture">
+                  <pic:nvPicPr>
+                    <pic:cNvPr id="1455883172" name=""/>
+                    <pic:cNvPicPr/>
+                  </pic:nvPicPr>
+                  <pic:blipFill>
+                    <a:blip r:embed="rId22"/>
+                    <a:stretch>
+                      <a:fillRect/>
+                    </a:stretch>
+                  </pic:blipFill>
+                  <pic:spPr>
+                    <a:xfrm>
+                      <a:off x="0" y="0"/>
+                      <a:ext cx="5943600" cy="897890"/>
+                    </a:xfrm>
+                    <a:prstGeom prst="rect">
+                      <a:avLst/>
+                    </a:prstGeom>
+                  </pic:spPr>
+                </pic:pic>
+              </a:graphicData>
+            </a:graphic>
+          </wp:inline>
+        </w:drawing>
+      </w:r>
+    </w:p>
+    <w:p>
+      <w:r>
+        <w:t>When politics becomes primary, identity becomes fragile.</w:t>
+      </w:r>
+    </w:p>
+    <w:p/>
+    <w:p>
+      <w:r>
+        <w:t>If politics is the most important thing in your life, then your sense of "who you are" is weak.</w:t>
+      </w:r>
+    </w:p>
+    <w:p>
+      <w:r>
+        <w:t>Why? Elections change. Your side wins, your side loses. If who you are sits on politics, every loss shakes you.</w:t>
+      </w:r>
+    </w:p>
+    <w:p>
+      <w:r>
+        <w:t>So: put your identity in Jesus first. That does not shake.</w:t>
+      </w:r>
+    </w:p>
+    <w:p/>
+    <w:p>
+      <w:r>
+        <w:t>Main Idea:</w:t>
+      </w:r>
+    </w:p>
+    <w:p>
+      <w:r>
+        <w:lastRenderedPageBreak/>
+        <w:t>Whether a political party wins or loses, it will impact our lifestyle. Put our lives in Jesus, and we will not be shaken by politics.</w:t>
+      </w:r>
+    </w:p>
+    <w:p/>
+    <w:p>
+      <w:r>
+        <w:t>1</w:t>
+      </w:r>
+      <w:r>
+        <w:t>5</w:t>
+      </w:r>
+      <w:r>
+        <w:t>:</w:t>
+      </w:r>
+      <w:r>
+        <w:t>13</w:t>
+      </w:r>
+      <w:r>
+        <w:t>/</w:t>
+      </w:r>
+      <w:r>
+        <w:t>34:33</w:t>
+      </w:r>
+    </w:p>
+    <w:p>
+      <w:r>
+        <w:t>Our core identity in Jesus does not change with governments.</w:t>
+      </w:r>
+    </w:p>
+    <w:p/>
+    <w:p>
+      <w:r>
+        <w:t>1</w:t>
+      </w:r>
+      <w:r>
+        <w:t>7</w:t>
+      </w:r>
+      <w:r>
+        <w:t>:</w:t>
+      </w:r>
+      <w:r>
+        <w:t>30</w:t>
+      </w:r>
+      <w:r>
+        <w:t>/</w:t>
+      </w:r>
+      <w:r>
+        <w:t>34:33</w:t>
+      </w:r>
+    </w:p>
+    <w:p>
+      <w:r>
+        <w:drawing>
+          <wp:inline distT="0" distB="0" distL="0" distR="0" wp14:anchorId="38DE8E1F" wp14:editId="40FD57C7">
+            <wp:extent cx="2289870" cy="2990850"/>
+            <wp:effectExtent l="0" t="0" r="0" b="0"/>
+            <wp:docPr id="1682389007" name="Picture 1"/>
+            <wp:cNvGraphicFramePr>
+              <a:graphicFrameLocks xmlns:a="http://schemas.openxmlformats.org/drawingml/2006/main" noChangeAspect="1"/>
+            </wp:cNvGraphicFramePr>
+            <a:graphic xmlns:a="http://schemas.openxmlformats.org/drawingml/2006/main">
+              <a:graphicData uri="http://schemas.openxmlformats.org/drawingml/2006/picture">
+                <pic:pic xmlns:pic="http://schemas.openxmlformats.org/drawingml/2006/picture">
+                  <pic:nvPicPr>
+                    <pic:cNvPr id="1682389007" name=""/>
+                    <pic:cNvPicPr/>
+                  </pic:nvPicPr>
+                  <pic:blipFill>
+                    <a:blip r:embed="rId23"/>
+                    <a:stretch>
+                      <a:fillRect/>
+                    </a:stretch>
+                  </pic:blipFill>
+                  <pic:spPr>
+                    <a:xfrm>
+                      <a:off x="0" y="0"/>
+                      <a:ext cx="2293723" cy="2995883"/>
+                    </a:xfrm>
+                    <a:prstGeom prst="rect">
+                      <a:avLst/>
+                    </a:prstGeom>
+                  </pic:spPr>
+                </pic:pic>
+              </a:graphicData>
+            </a:graphic>
+          </wp:inline>
+        </w:drawing>
+      </w:r>
+    </w:p>
+    <w:p>
+      <w:r>
+        <w:t>Colossians 2:12</w:t>
+      </w:r>
+    </w:p>
+    <w:p>
+      <w:r>
+        <w:t>Having been buried with him in baptism, in which you were also raised with him through faith in the powerful working of God, who raised him from the dead.</w:t>
+      </w:r>
+      <w:r>
+        <w:br/>
+      </w:r>
+    </w:p>
+    <w:p>
+      <w:r>
+        <w:t>Main Idea:</w:t>
+      </w:r>
+    </w:p>
+    <w:p>
+      <w:r>
+        <w:t xml:space="preserve">1. </w:t>
+      </w:r>
+      <w:r>
+        <w:t>In baptism, we are buried with Jesus and raised with Him.</w:t>
+      </w:r>
+    </w:p>
+    <w:p>
+      <w:r>
+        <w:t xml:space="preserve">2. </w:t>
+      </w:r>
+      <w:r>
+        <w:t>Our new life starts from His resurrection.</w:t>
+      </w:r>
+    </w:p>
+    <w:p>
+      <w:r>
+        <w:t xml:space="preserve">3. </w:t>
+      </w:r>
+      <w:r>
+        <w:t>This is our true identity — deeper than politics.</w:t>
+      </w:r>
+    </w:p>
+    <w:p/>
+    <w:p>
+      <w:r>
+        <w:t>18</w:t>
+      </w:r>
+      <w:r>
+        <w:t>:</w:t>
+      </w:r>
+      <w:r>
+        <w:t>0</w:t>
+      </w:r>
+      <w:r>
+        <w:t>0</w:t>
+      </w:r>
+      <w:r>
+        <w:t>/</w:t>
+      </w:r>
+      <w:r>
+        <w:t>34:33</w:t>
+      </w:r>
+    </w:p>
+    <w:p>
+      <w:r>
+        <w:t>Paul write Colossians:</w:t>
+      </w:r>
+    </w:p>
+    <w:p>
+      <w:r>
+        <w:t>Colossians 2:12</w:t>
+      </w:r>
+    </w:p>
+    <w:p>
+      <w:r>
+        <w:t>In baptism</w:t>
+      </w:r>
+      <w:r>
+        <w:t xml:space="preserve"> (</w:t>
+      </w:r>
+      <w:r>
+        <w:t>洗禮</w:t>
+      </w:r>
+      <w:r>
+        <w:t>)</w:t>
+      </w:r>
+      <w:r>
+        <w:t xml:space="preserve">, we die with Jesus and rise with </w:t>
+      </w:r>
+      <w:r>
+        <w:t>Jesus</w:t>
+      </w:r>
+      <w:r>
+        <w:t>.</w:t>
+      </w:r>
+      <w:r>
+        <w:t xml:space="preserve"> </w:t>
+      </w:r>
+    </w:p>
+    <w:p>
+      <w:r>
+        <w:t>Our new life starts with Jesus</w:t>
+      </w:r>
+      <w:r>
+        <w:t>’</w:t>
+      </w:r>
+      <w:r>
+        <w:t xml:space="preserve"> resurrection.</w:t>
+      </w:r>
+      <w:r>
+        <w:t xml:space="preserve"> This is more important than politics. </w:t>
+      </w:r>
+    </w:p>
+    <w:p/>
+    <w:p>
+      <w:r>
+        <w:t>1</w:t>
+      </w:r>
+      <w:r>
+        <w:t>8</w:t>
+      </w:r>
+      <w:r>
+        <w:t>:</w:t>
+      </w:r>
+      <w:r>
+        <w:t>2</w:t>
+      </w:r>
+      <w:r>
+        <w:t>0</w:t>
+      </w:r>
+      <w:r>
+        <w:t>/</w:t>
+      </w:r>
+      <w:r>
+        <w:t>34:33</w:t>
+      </w:r>
+    </w:p>
+    <w:p/>
+    <w:p>
+      <w:r>
+        <w:lastRenderedPageBreak/>
+        <w:drawing>
+          <wp:inline distT="0" distB="0" distL="0" distR="0" wp14:anchorId="78C7214E" wp14:editId="70A60C43">
+            <wp:extent cx="1943100" cy="2568271"/>
+            <wp:effectExtent l="0" t="0" r="0" b="3810"/>
+            <wp:docPr id="732608354" name="Picture 1"/>
+            <wp:cNvGraphicFramePr>
+              <a:graphicFrameLocks xmlns:a="http://schemas.openxmlformats.org/drawingml/2006/main" noChangeAspect="1"/>
+            </wp:cNvGraphicFramePr>
+            <a:graphic xmlns:a="http://schemas.openxmlformats.org/drawingml/2006/main">
+              <a:graphicData uri="http://schemas.openxmlformats.org/drawingml/2006/picture">
+                <pic:pic xmlns:pic="http://schemas.openxmlformats.org/drawingml/2006/picture">
+                  <pic:nvPicPr>
+                    <pic:cNvPr id="732608354" name=""/>
+                    <pic:cNvPicPr/>
+                  </pic:nvPicPr>
+                  <pic:blipFill>
+                    <a:blip r:embed="rId24"/>
+                    <a:stretch>
+                      <a:fillRect/>
+                    </a:stretch>
+                  </pic:blipFill>
+                  <pic:spPr>
+                    <a:xfrm>
+                      <a:off x="0" y="0"/>
+                      <a:ext cx="1946587" cy="2572880"/>
+                    </a:xfrm>
+                    <a:prstGeom prst="rect">
+                      <a:avLst/>
+                    </a:prstGeom>
+                  </pic:spPr>
+                </pic:pic>
+              </a:graphicData>
+            </a:graphic>
+          </wp:inline>
+        </w:drawing>
+      </w:r>
+    </w:p>
+    <w:p>
+      <w:r>
+        <w:t>Colossians 3:1-4</w:t>
+      </w:r>
+    </w:p>
+    <w:p>
+      <w:r>
+        <w:t>If then you have been raised with Christ, seek the things that are above, where Christ is, seated at the right hand of God.</w:t>
+      </w:r>
+      <w:r>
+        <w:br/>
+      </w:r>
+    </w:p>
+    <w:p>
+      <w:r>
+        <w:t>Main idea:</w:t>
+      </w:r>
+    </w:p>
+    <w:p>
+      <w:r>
+        <w:t xml:space="preserve">1. </w:t>
+      </w:r>
+      <w:r>
+        <w:t>We are raised with Christ, so look up, not down.</w:t>
+      </w:r>
+    </w:p>
+    <w:p>
+      <w:r>
+        <w:t xml:space="preserve">2. </w:t>
+      </w:r>
+      <w:r>
+        <w:t>Seek the things above, where Christ is.</w:t>
+      </w:r>
+    </w:p>
+    <w:p>
+      <w:r>
+        <w:t xml:space="preserve">3. </w:t>
+      </w:r>
+      <w:r>
+        <w:t>Our hearts follow our new life in heaven.</w:t>
+      </w:r>
+    </w:p>
+    <w:p/>
+    <w:p>
+      <w:r>
+        <w:t>In One sentence:</w:t>
+      </w:r>
+    </w:p>
+    <w:p>
+      <w:r>
+        <w:t>Raised with Christ, we set our hearts on heaven, not on earth.</w:t>
+      </w:r>
+    </w:p>
+    <w:p/>
+    <w:p>
+      <w:r>
+        <w:t>18</w:t>
+      </w:r>
+      <w:r>
+        <w:t>:</w:t>
+      </w:r>
+      <w:r>
+        <w:t>3</w:t>
+      </w:r>
+      <w:r>
+        <w:t>0</w:t>
+      </w:r>
+      <w:r>
+        <w:t>/</w:t>
+      </w:r>
+      <w:r>
+        <w:t>34:33</w:t>
+      </w:r>
+    </w:p>
+    <w:p>
+      <w:r>
+        <w:t xml:space="preserve">Jesus seats right next to God in heaven. We </w:t>
+      </w:r>
+      <w:r>
+        <w:t>will</w:t>
+      </w:r>
+      <w:r>
+        <w:t xml:space="preserve"> in heaven</w:t>
+      </w:r>
+      <w:r>
+        <w:t>, not political parties on earth.</w:t>
+      </w:r>
+    </w:p>
+    <w:p/>
+    <w:p>
+      <w:r>
+        <w:t>18</w:t>
+      </w:r>
+      <w:r>
+        <w:t>:</w:t>
+      </w:r>
+      <w:r>
+        <w:t>51</w:t>
+      </w:r>
+      <w:r>
+        <w:t>/</w:t>
+      </w:r>
+      <w:r>
+        <w:t>34:33</w:t>
+      </w:r>
+    </w:p>
+    <w:p>
+      <w:r>
+        <w:drawing>
+          <wp:inline distT="0" distB="0" distL="0" distR="0" wp14:anchorId="4BEFA3D4" wp14:editId="564E4EE3">
+            <wp:extent cx="1714500" cy="2275795"/>
+            <wp:effectExtent l="0" t="0" r="0" b="0"/>
+            <wp:docPr id="934337012" name="Picture 1"/>
+            <wp:cNvGraphicFramePr>
+              <a:graphicFrameLocks xmlns:a="http://schemas.openxmlformats.org/drawingml/2006/main" noChangeAspect="1"/>
+            </wp:cNvGraphicFramePr>
+            <a:graphic xmlns:a="http://schemas.openxmlformats.org/drawingml/2006/main">
+              <a:graphicData uri="http://schemas.openxmlformats.org/drawingml/2006/picture">
+                <pic:pic xmlns:pic="http://schemas.openxmlformats.org/drawingml/2006/picture">
+                  <pic:nvPicPr>
+                    <pic:cNvPr id="934337012" name=""/>
+                    <pic:cNvPicPr/>
+                  </pic:nvPicPr>
+                  <pic:blipFill>
+                    <a:blip r:embed="rId25"/>
+                    <a:stretch>
+                      <a:fillRect/>
+                    </a:stretch>
+                  </pic:blipFill>
+                  <pic:spPr>
+                    <a:xfrm>
+                      <a:off x="0" y="0"/>
+                      <a:ext cx="1716140" cy="2277972"/>
+                    </a:xfrm>
+                    <a:prstGeom prst="rect">
+                      <a:avLst/>
+                    </a:prstGeom>
+                  </pic:spPr>
+                </pic:pic>
+              </a:graphicData>
+            </a:graphic>
+          </wp:inline>
+        </w:drawing>
+      </w:r>
+    </w:p>
+    <w:p>
+      <w:r>
+        <w:t>Colossians 3:1-4</w:t>
+      </w:r>
+    </w:p>
+    <w:p>
+      <w:r>
+        <w:t>When Christ who is your life appears, then you also will appear with him in glory.</w:t>
+      </w:r>
+      <w:r>
+        <w:br/>
+      </w:r>
+    </w:p>
+    <w:p>
+      <w:r>
+        <w:lastRenderedPageBreak/>
+        <w:t>Main idea:</w:t>
+      </w:r>
+    </w:p>
+    <w:p>
+      <w:r>
+        <w:t xml:space="preserve">1. </w:t>
+      </w:r>
+      <w:r>
+        <w:t>Christ is our life now.</w:t>
+      </w:r>
+    </w:p>
+    <w:p>
+      <w:r>
+        <w:t xml:space="preserve">2. </w:t>
+      </w:r>
+      <w:r>
+        <w:t>When He returns, we will share His glory.</w:t>
+      </w:r>
+    </w:p>
+    <w:p/>
+    <w:p>
+      <w:r>
+        <w:t>1</w:t>
+      </w:r>
+      <w:r>
+        <w:t>9</w:t>
+      </w:r>
+      <w:r>
+        <w:t>:</w:t>
+      </w:r>
+      <w:r>
+        <w:t>10</w:t>
+      </w:r>
+      <w:r>
+        <w:t>/</w:t>
+      </w:r>
+      <w:r>
+        <w:t>34:33</w:t>
+      </w:r>
+    </w:p>
+    <w:p>
+      <w:r>
+        <w:t>In one sentence:</w:t>
+      </w:r>
+    </w:p>
+    <w:p>
+      <w:r>
+        <w:t>Christ is our life now, and when He returns, we will share His glory.</w:t>
+      </w:r>
+      <w:r>
+        <w:t xml:space="preserve"> We don’t care the politics.</w:t>
+      </w:r>
+    </w:p>
+    <w:p/>
+    <w:p>
+      <w:r>
+        <w:t>Paul follows the Jesus and doesn’t care the Rome</w:t>
+      </w:r>
+      <w:r>
+        <w:t xml:space="preserve"> </w:t>
+      </w:r>
+      <w:r>
+        <w:t>emperor</w:t>
+      </w:r>
+      <w:r>
+        <w:t xml:space="preserve"> Caeser.</w:t>
+      </w:r>
+    </w:p>
+    <w:p/>
+    <w:p>
+      <w:r>
+        <w:t>20</w:t>
+      </w:r>
+      <w:r>
+        <w:t>:</w:t>
+      </w:r>
+      <w:r>
+        <w:t>3</w:t>
+      </w:r>
+      <w:r>
+        <w:t>5</w:t>
+      </w:r>
+      <w:r>
+        <w:t>/</w:t>
+      </w:r>
+      <w:r>
+        <w:t>34:33</w:t>
+      </w:r>
+    </w:p>
+    <w:p>
+      <w:r>
+        <w:drawing>
+          <wp:inline distT="0" distB="0" distL="0" distR="0" wp14:anchorId="7C14743C" wp14:editId="5470C780">
+            <wp:extent cx="2343150" cy="2619210"/>
+            <wp:effectExtent l="0" t="0" r="0" b="0"/>
+            <wp:docPr id="1883243007" name="Picture 1"/>
+            <wp:cNvGraphicFramePr>
+              <a:graphicFrameLocks xmlns:a="http://schemas.openxmlformats.org/drawingml/2006/main" noChangeAspect="1"/>
+            </wp:cNvGraphicFramePr>
+            <a:graphic xmlns:a="http://schemas.openxmlformats.org/drawingml/2006/main">
+              <a:graphicData uri="http://schemas.openxmlformats.org/drawingml/2006/picture">
+                <pic:pic xmlns:pic="http://schemas.openxmlformats.org/drawingml/2006/picture">
+                  <pic:nvPicPr>
+                    <pic:cNvPr id="1883243007" name=""/>
+                    <pic:cNvPicPr/>
+                  </pic:nvPicPr>
+                  <pic:blipFill>
+                    <a:blip r:embed="rId26"/>
+                    <a:stretch>
+                      <a:fillRect/>
+                    </a:stretch>
+                  </pic:blipFill>
+                  <pic:spPr>
+                    <a:xfrm>
+                      <a:off x="0" y="0"/>
+                      <a:ext cx="2345148" cy="2621443"/>
+                    </a:xfrm>
+                    <a:prstGeom prst="rect">
+                      <a:avLst/>
+                    </a:prstGeom>
+                  </pic:spPr>
+                </pic:pic>
+              </a:graphicData>
+            </a:graphic>
+          </wp:inline>
+        </w:drawing>
+      </w:r>
+    </w:p>
+    <w:p>
+      <w:r>
+        <w:t>N.T. Wright</w:t>
+      </w:r>
+    </w:p>
+    <w:p>
+      <w:r>
+        <w:t>Heaven is important, but it's not the end of the world.</w:t>
+      </w:r>
+    </w:p>
+    <w:p/>
+    <w:p>
+      <w:r>
+        <w:t>2</w:t>
+      </w:r>
+      <w:r>
+        <w:t>1</w:t>
+      </w:r>
+      <w:r>
+        <w:t>:</w:t>
+      </w:r>
+      <w:r>
+        <w:t>3</w:t>
+      </w:r>
+      <w:r>
+        <w:t>0</w:t>
+      </w:r>
+      <w:r>
+        <w:t>/</w:t>
+      </w:r>
+      <w:r>
+        <w:t>34:33</w:t>
+      </w:r>
+    </w:p>
+    <w:p>
+      <w:r>
+        <w:t>God want</w:t>
+      </w:r>
+      <w:r>
+        <w:t>s</w:t>
+      </w:r>
+      <w:r>
+        <w:t xml:space="preserve"> us in the heaven kingdom even in the broken world.</w:t>
+      </w:r>
+    </w:p>
+    <w:p/>
+    <w:p>
+      <w:r>
+        <w:t>21</w:t>
+      </w:r>
+      <w:r>
+        <w:t>:</w:t>
+      </w:r>
+      <w:r>
+        <w:t>3</w:t>
+      </w:r>
+      <w:r>
+        <w:t>5</w:t>
+      </w:r>
+      <w:r>
+        <w:t>/</w:t>
+      </w:r>
+      <w:r>
+        <w:t>34:33</w:t>
+      </w:r>
+    </w:p>
+    <w:p>
+      <w:r>
+        <w:lastRenderedPageBreak/>
+        <w:drawing>
+          <wp:inline distT="0" distB="0" distL="0" distR="0" wp14:anchorId="7ABF1271" wp14:editId="68D1DEBF">
+            <wp:extent cx="2152650" cy="2751648"/>
+            <wp:effectExtent l="0" t="0" r="0" b="0"/>
+            <wp:docPr id="1513862871" name="Picture 1"/>
+            <wp:cNvGraphicFramePr>
+              <a:graphicFrameLocks xmlns:a="http://schemas.openxmlformats.org/drawingml/2006/main" noChangeAspect="1"/>
+            </wp:cNvGraphicFramePr>
+            <a:graphic xmlns:a="http://schemas.openxmlformats.org/drawingml/2006/main">
+              <a:graphicData uri="http://schemas.openxmlformats.org/drawingml/2006/picture">
+                <pic:pic xmlns:pic="http://schemas.openxmlformats.org/drawingml/2006/picture">
+                  <pic:nvPicPr>
+                    <pic:cNvPr id="1513862871" name=""/>
+                    <pic:cNvPicPr/>
+                  </pic:nvPicPr>
+                  <pic:blipFill>
+                    <a:blip r:embed="rId27"/>
+                    <a:stretch>
+                      <a:fillRect/>
+                    </a:stretch>
+                  </pic:blipFill>
+                  <pic:spPr>
+                    <a:xfrm>
+                      <a:off x="0" y="0"/>
+                      <a:ext cx="2155468" cy="2755250"/>
+                    </a:xfrm>
+                    <a:prstGeom prst="rect">
+                      <a:avLst/>
+                    </a:prstGeom>
+                  </pic:spPr>
+                </pic:pic>
+              </a:graphicData>
+            </a:graphic>
+          </wp:inline>
+        </w:drawing>
+      </w:r>
+    </w:p>
+    <w:p>
+      <w:r>
+        <w:t>Galatians 2:20</w:t>
+      </w:r>
+    </w:p>
+    <w:p>
+      <w:r>
+        <w:t>I have been crucified with Christ. It is no longer I who live, but Christ who lives in me. And the life I now live in the flesh I live by faith in the Son of God, who loved me and gave himself for me.</w:t>
+      </w:r>
+      <w:r>
+        <w:br/>
+      </w:r>
+    </w:p>
+    <w:p>
+      <w:r>
+        <w:t>Main idea:</w:t>
+      </w:r>
+    </w:p>
+    <w:p>
+      <w:r>
+        <w:t xml:space="preserve">1. </w:t>
+      </w:r>
+      <w:r>
+        <w:t>My old self died with Christ on the cross.</w:t>
+      </w:r>
+    </w:p>
+    <w:p>
+      <w:r>
+        <w:t xml:space="preserve">2. </w:t>
+      </w:r>
+      <w:r>
+        <w:t>Christ lives in me now.</w:t>
+      </w:r>
+    </w:p>
+    <w:p>
+      <w:r>
+        <w:t xml:space="preserve">3. </w:t>
+      </w:r>
+      <w:r>
+        <w:t>I live each day by faith in Jesus, who loved me and gave Himself for me.</w:t>
+      </w:r>
+    </w:p>
+    <w:p/>
+    <w:p>
+      <w:r>
+        <w:t>2</w:t>
+      </w:r>
+      <w:r>
+        <w:t>3</w:t>
+      </w:r>
+      <w:r>
+        <w:t>:</w:t>
+      </w:r>
+      <w:r>
+        <w:t>3</w:t>
+      </w:r>
+      <w:r>
+        <w:t>0</w:t>
+      </w:r>
+      <w:r>
+        <w:t>/</w:t>
+      </w:r>
+      <w:r>
+        <w:t>34:33</w:t>
+      </w:r>
+    </w:p>
+    <w:p>
+      <w:r>
+        <w:t xml:space="preserve">My old </w:t>
+      </w:r>
+      <w:r>
+        <w:t>life</w:t>
+      </w:r>
+      <w:r>
+        <w:t xml:space="preserve"> died with </w:t>
+      </w:r>
+      <w:r>
+        <w:t>Jesus</w:t>
+      </w:r>
+      <w:r>
+        <w:t>, and</w:t>
+      </w:r>
+      <w:r>
+        <w:t xml:space="preserve"> my new life lives with Jesus.</w:t>
+      </w:r>
+    </w:p>
+    <w:p/>
+    <w:p>
+      <w:r>
+        <w:t>2</w:t>
+      </w:r>
+      <w:r>
+        <w:t>7</w:t>
+      </w:r>
+      <w:r>
+        <w:t>:</w:t>
+      </w:r>
+      <w:r>
+        <w:t>46</w:t>
+      </w:r>
+      <w:r>
+        <w:t>/</w:t>
+      </w:r>
+      <w:r>
+        <w:t>34:33</w:t>
+      </w:r>
+    </w:p>
+    <w:p>
+      <w:r>
+        <w:drawing>
+          <wp:inline distT="0" distB="0" distL="0" distR="0" wp14:anchorId="0F18EA99" wp14:editId="698DDE9B">
+            <wp:extent cx="1924050" cy="2511333"/>
+            <wp:effectExtent l="0" t="0" r="0" b="3810"/>
+            <wp:docPr id="976420489" name="Picture 1"/>
+            <wp:cNvGraphicFramePr>
+              <a:graphicFrameLocks xmlns:a="http://schemas.openxmlformats.org/drawingml/2006/main" noChangeAspect="1"/>
+            </wp:cNvGraphicFramePr>
+            <a:graphic xmlns:a="http://schemas.openxmlformats.org/drawingml/2006/main">
+              <a:graphicData uri="http://schemas.openxmlformats.org/drawingml/2006/picture">
+                <pic:pic xmlns:pic="http://schemas.openxmlformats.org/drawingml/2006/picture">
+                  <pic:nvPicPr>
+                    <pic:cNvPr id="976420489" name=""/>
+                    <pic:cNvPicPr/>
+                  </pic:nvPicPr>
+                  <pic:blipFill>
+                    <a:blip r:embed="rId28"/>
+                    <a:stretch>
+                      <a:fillRect/>
+                    </a:stretch>
+                  </pic:blipFill>
+                  <pic:spPr>
+                    <a:xfrm>
+                      <a:off x="0" y="0"/>
+                      <a:ext cx="1925376" cy="2513063"/>
+                    </a:xfrm>
+                    <a:prstGeom prst="rect">
+                      <a:avLst/>
+                    </a:prstGeom>
+                  </pic:spPr>
+                </pic:pic>
+              </a:graphicData>
+            </a:graphic>
+          </wp:inline>
+        </w:drawing>
+      </w:r>
+      <w:r>
+        <w:t xml:space="preserve">  </w:t>
+      </w:r>
+      <w:r>
+        <w:drawing>
+          <wp:inline distT="0" distB="0" distL="0" distR="0" wp14:anchorId="4BFAA81B" wp14:editId="5C8766C9">
+            <wp:extent cx="1933575" cy="2549581"/>
+            <wp:effectExtent l="0" t="0" r="0" b="3175"/>
+            <wp:docPr id="2114294446" name="Picture 1"/>
+            <wp:cNvGraphicFramePr>
+              <a:graphicFrameLocks xmlns:a="http://schemas.openxmlformats.org/drawingml/2006/main" noChangeAspect="1"/>
+            </wp:cNvGraphicFramePr>
+            <a:graphic xmlns:a="http://schemas.openxmlformats.org/drawingml/2006/main">
+              <a:graphicData uri="http://schemas.openxmlformats.org/drawingml/2006/picture">
+                <pic:pic xmlns:pic="http://schemas.openxmlformats.org/drawingml/2006/picture">
+                  <pic:nvPicPr>
+                    <pic:cNvPr id="2114294446" name=""/>
+                    <pic:cNvPicPr/>
+                  </pic:nvPicPr>
+                  <pic:blipFill>
+                    <a:blip r:embed="rId29"/>
+                    <a:stretch>
+                      <a:fillRect/>
+                    </a:stretch>
+                  </pic:blipFill>
+                  <pic:spPr>
+                    <a:xfrm>
+                      <a:off x="0" y="0"/>
+                      <a:ext cx="1939293" cy="2557121"/>
+                    </a:xfrm>
+                    <a:prstGeom prst="rect">
+                      <a:avLst/>
+                    </a:prstGeom>
+                  </pic:spPr>
+                </pic:pic>
+              </a:graphicData>
+            </a:graphic>
+          </wp:inline>
+        </w:drawing>
+      </w:r>
+    </w:p>
+    <w:p>
+      <w:r>
+        <w:t>1 Peter 2:9-10</w:t>
+      </w:r>
+    </w:p>
+    <w:p>
+      <w:r>
+        <w:t>But you are a chosen race, a royal priesthood, a holy nation, a people for his own possession, that you may proclaim the excellencies of him who called you out of darkness into his marvelous light.</w:t>
+      </w:r>
+      <w:r>
+        <w:t xml:space="preserve"> </w:t>
+      </w:r>
+    </w:p>
+    <w:p>
+      <w:r>
+        <w:lastRenderedPageBreak/>
+        <w:t>Once you were not a people, but now you are God's people; once you had not received mercy, but now you have received mercy.</w:t>
+      </w:r>
+      <w:r>
+        <w:br/>
+      </w:r>
+    </w:p>
+    <w:p>
+      <w:r>
+        <w:t>Main Idea:</w:t>
+      </w:r>
+    </w:p>
+    <w:p>
+      <w:r>
+        <w:t xml:space="preserve">1. </w:t>
+      </w:r>
+      <w:r>
+        <w:t>God chose us and made us His own people — royal priests, a holy nation.</w:t>
+      </w:r>
+    </w:p>
+    <w:p>
+      <w:r>
+        <w:t xml:space="preserve">2. </w:t>
+      </w:r>
+      <w:r>
+        <w:t>He called us out of darkness into His light.</w:t>
+      </w:r>
+    </w:p>
+    <w:p>
+      <w:r>
+        <w:t xml:space="preserve">3. </w:t>
+      </w:r>
+      <w:r>
+        <w:t>This is our identity, given by God, not by politics.</w:t>
+      </w:r>
+    </w:p>
+    <w:p>
+      <w:r>
+        <w:t xml:space="preserve">4. </w:t>
+      </w:r>
+      <w:r>
+        <w:t>Before, we were no one; now, by God's mercy, we are His people.</w:t>
+      </w:r>
+    </w:p>
+    <w:p/>
+    <w:p>
+      <w:r>
+        <w:t>2</w:t>
+      </w:r>
+      <w:r>
+        <w:t>8</w:t>
+      </w:r>
+      <w:r>
+        <w:t>:</w:t>
+      </w:r>
+      <w:r>
+        <w:t>3</w:t>
+      </w:r>
+      <w:r>
+        <w:t>0</w:t>
+      </w:r>
+      <w:r>
+        <w:t>/</w:t>
+      </w:r>
+      <w:r>
+        <w:t>34:33</w:t>
+      </w:r>
+    </w:p>
+    <w:p>
+      <w:r>
+        <w:t>By God's mercy, we who were once nobody became His chosen people, called out of darkness into His light.</w:t>
+      </w:r>
+    </w:p>
+    <w:p/>
+    <w:p>
+      <w:r>
+        <w:t>2</w:t>
+      </w:r>
+      <w:r>
+        <w:t>8</w:t>
+      </w:r>
+      <w:r>
+        <w:t>:</w:t>
+      </w:r>
+      <w:r>
+        <w:t>42</w:t>
+      </w:r>
+      <w:r>
+        <w:t>/</w:t>
+      </w:r>
+      <w:r>
+        <w:t>34:33</w:t>
+      </w:r>
+    </w:p>
+    <w:p>
+      <w:r>
+        <w:drawing>
+          <wp:inline distT="0" distB="0" distL="0" distR="0" wp14:anchorId="7E6E9A91" wp14:editId="5731B228">
+            <wp:extent cx="2438400" cy="3182679"/>
+            <wp:effectExtent l="0" t="0" r="0" b="0"/>
+            <wp:docPr id="1778521702" name="Picture 1"/>
+            <wp:cNvGraphicFramePr>
+              <a:graphicFrameLocks xmlns:a="http://schemas.openxmlformats.org/drawingml/2006/main" noChangeAspect="1"/>
+            </wp:cNvGraphicFramePr>
+            <a:graphic xmlns:a="http://schemas.openxmlformats.org/drawingml/2006/main">
+              <a:graphicData uri="http://schemas.openxmlformats.org/drawingml/2006/picture">
+                <pic:pic xmlns:pic="http://schemas.openxmlformats.org/drawingml/2006/picture">
+                  <pic:nvPicPr>
+                    <pic:cNvPr id="1778521702" name=""/>
+                    <pic:cNvPicPr/>
+                  </pic:nvPicPr>
+                  <pic:blipFill>
+                    <a:blip r:embed="rId30"/>
+                    <a:stretch>
+                      <a:fillRect/>
+                    </a:stretch>
+                  </pic:blipFill>
+                  <pic:spPr>
+                    <a:xfrm>
+                      <a:off x="0" y="0"/>
+                      <a:ext cx="2441920" cy="3187273"/>
+                    </a:xfrm>
+                    <a:prstGeom prst="rect">
+                      <a:avLst/>
+                    </a:prstGeom>
+                  </pic:spPr>
+                </pic:pic>
+              </a:graphicData>
+            </a:graphic>
+          </wp:inline>
+        </w:drawing>
+      </w:r>
+      <w:r>
+        <w:t xml:space="preserve">  </w:t>
+      </w:r>
+      <w:r>
+        <w:drawing>
+          <wp:inline distT="0" distB="0" distL="0" distR="0" wp14:anchorId="111910E5" wp14:editId="505D4815">
+            <wp:extent cx="2400300" cy="3188668"/>
+            <wp:effectExtent l="0" t="0" r="0" b="0"/>
+            <wp:docPr id="740990833" name="Picture 1"/>
+            <wp:cNvGraphicFramePr>
+              <a:graphicFrameLocks xmlns:a="http://schemas.openxmlformats.org/drawingml/2006/main" noChangeAspect="1"/>
+            </wp:cNvGraphicFramePr>
+            <a:graphic xmlns:a="http://schemas.openxmlformats.org/drawingml/2006/main">
+              <a:graphicData uri="http://schemas.openxmlformats.org/drawingml/2006/picture">
+                <pic:pic xmlns:pic="http://schemas.openxmlformats.org/drawingml/2006/picture">
+                  <pic:nvPicPr>
+                    <pic:cNvPr id="740990833" name=""/>
+                    <pic:cNvPicPr/>
+                  </pic:nvPicPr>
+                  <pic:blipFill>
+                    <a:blip r:embed="rId31"/>
+                    <a:stretch>
+                      <a:fillRect/>
+                    </a:stretch>
+                  </pic:blipFill>
+                  <pic:spPr>
+                    <a:xfrm>
+                      <a:off x="0" y="0"/>
+                      <a:ext cx="2405486" cy="3195557"/>
+                    </a:xfrm>
+                    <a:prstGeom prst="rect">
+                      <a:avLst/>
+                    </a:prstGeom>
+                  </pic:spPr>
+                </pic:pic>
+              </a:graphicData>
+            </a:graphic>
+          </wp:inline>
+        </w:drawing>
+      </w:r>
+    </w:p>
+    <w:p>
+      <w:r>
+        <w:t>1 Peter 2:11-12</w:t>
+      </w:r>
+    </w:p>
+    <w:p>
+      <w:r>
+        <w:t xml:space="preserve">Beloved, I urge you as sojourners </w:t>
+      </w:r>
+      <w:r>
+        <w:t>(</w:t>
+      </w:r>
+      <w:r>
+        <w:t>寄居者</w:t>
+      </w:r>
+      <w:r>
+        <w:t xml:space="preserve">) </w:t>
+      </w:r>
+      <w:r>
+        <w:t>and exiles</w:t>
+      </w:r>
+      <w:r>
+        <w:t xml:space="preserve"> (</w:t>
+      </w:r>
+      <w:r>
+        <w:t>客旅</w:t>
+      </w:r>
+      <w:r>
+        <w:t>)</w:t>
+      </w:r>
+      <w:r>
+        <w:t xml:space="preserve"> to abstain</w:t>
+      </w:r>
+      <w:r>
+        <w:t xml:space="preserve"> (</w:t>
+      </w:r>
+      <w:r>
+        <w:t>禁戒</w:t>
+      </w:r>
+      <w:r>
+        <w:t>)</w:t>
+      </w:r>
+      <w:r>
+        <w:t xml:space="preserve"> from the passions of the flesh, which wage war against your soul.</w:t>
+      </w:r>
+    </w:p>
+    <w:p>
+      <w:r>
+        <w:t>Keep your conduct among the Gentiles honorable, so that when they speak against you as evildoers, they may see your good deeds and glorify God on the day of visitation.</w:t>
+      </w:r>
+      <w:r>
+        <w:br/>
+      </w:r>
+    </w:p>
+    <w:p>
+      <w:r>
+        <w:t>Main idea:</w:t>
+      </w:r>
+    </w:p>
+    <w:p>
+      <w:r>
+        <w:t>We are travelers in this world, not at home yet — so turn away from sinful desires that wage war against our souls.</w:t>
+      </w:r>
+    </w:p>
+    <w:p>
+      <w:r>
+        <w:t>Live well before non-believers, so your good deeds speak louder than your critics and lead them to praise God.</w:t>
+      </w:r>
+    </w:p>
+    <w:p/>
+    <w:p>
+      <w:r>
+        <w:t>2</w:t>
+      </w:r>
+      <w:r>
+        <w:t>9</w:t>
+      </w:r>
+      <w:r>
+        <w:t>:</w:t>
+      </w:r>
+      <w:r>
+        <w:t>00</w:t>
+      </w:r>
+      <w:r>
+        <w:t>/</w:t>
+      </w:r>
+      <w:r>
+        <w:t>34:33</w:t>
+      </w:r>
+    </w:p>
+    <w:p>
+      <w:r>
+        <w:t>In one sentence:</w:t>
+      </w:r>
+    </w:p>
+    <w:p>
+      <w:r>
+        <w:lastRenderedPageBreak/>
+        <w:t>As travelers in this world, we turn from sinful desires and live honorably, so others will see our good deeds and glorify God.</w:t>
+      </w:r>
+    </w:p>
+    <w:p/>
+    <w:p>
+      <w:r>
+        <w:t>2</w:t>
+      </w:r>
+      <w:r>
+        <w:t>9</w:t>
+      </w:r>
+      <w:r>
+        <w:t>:</w:t>
+      </w:r>
+      <w:r>
+        <w:t>45</w:t>
+      </w:r>
+      <w:r>
+        <w:t>/</w:t>
+      </w:r>
+      <w:r>
+        <w:t>34:33</w:t>
+      </w:r>
+    </w:p>
+    <w:p>
+      <w:r>
+        <w:drawing>
+          <wp:inline distT="0" distB="0" distL="0" distR="0" wp14:anchorId="1298F235" wp14:editId="69A73468">
+            <wp:extent cx="2446708" cy="3267075"/>
+            <wp:effectExtent l="0" t="0" r="0" b="0"/>
+            <wp:docPr id="2071597076" name="Picture 1"/>
+            <wp:cNvGraphicFramePr>
+              <a:graphicFrameLocks xmlns:a="http://schemas.openxmlformats.org/drawingml/2006/main" noChangeAspect="1"/>
+            </wp:cNvGraphicFramePr>
+            <a:graphic xmlns:a="http://schemas.openxmlformats.org/drawingml/2006/main">
+              <a:graphicData uri="http://schemas.openxmlformats.org/drawingml/2006/picture">
+                <pic:pic xmlns:pic="http://schemas.openxmlformats.org/drawingml/2006/picture">
+                  <pic:nvPicPr>
+                    <pic:cNvPr id="2071597076" name=""/>
+                    <pic:cNvPicPr/>
+                  </pic:nvPicPr>
+                  <pic:blipFill>
+                    <a:blip r:embed="rId32"/>
+                    <a:stretch>
+                      <a:fillRect/>
+                    </a:stretch>
+                  </pic:blipFill>
+                  <pic:spPr>
+                    <a:xfrm>
+                      <a:off x="0" y="0"/>
+                      <a:ext cx="2450441" cy="3272060"/>
+                    </a:xfrm>
+                    <a:prstGeom prst="rect">
+                      <a:avLst/>
+                    </a:prstGeom>
+                  </pic:spPr>
+                </pic:pic>
+              </a:graphicData>
+            </a:graphic>
+          </wp:inline>
+        </w:drawing>
+      </w:r>
+    </w:p>
+    <w:p>
+      <w:r>
+        <w:t>Diogenetus</w:t>
+      </w:r>
+    </w:p>
+    <w:p>
+      <w:r>
+        <w:t>They dwell in their own countries, but only as sojourners... Every foreign country is a fatherland to them, and every fatherland is foreign.</w:t>
+      </w:r>
+    </w:p>
+    <w:p/>
+    <w:p>
+      <w:r>
+        <w:t>Main Idea:</w:t>
+      </w:r>
+    </w:p>
+    <w:p>
+      <w:r>
+        <w:t>Christians live in every country as strangers, because their true home is heaven.</w:t>
+      </w:r>
+    </w:p>
+    <w:p/>
+    <w:p>
+      <w:r>
+        <w:t>30</w:t>
+      </w:r>
+      <w:r>
+        <w:t>:</w:t>
+      </w:r>
+      <w:r>
+        <w:t>45</w:t>
+      </w:r>
+      <w:r>
+        <w:t>/</w:t>
+      </w:r>
+      <w:r>
+        <w:t>34:33</w:t>
+      </w:r>
+    </w:p>
+    <w:p>
+      <w:r>
+        <w:t>In one sentence:</w:t>
+      </w:r>
+    </w:p>
+    <w:p>
+      <w:r>
+        <w:t xml:space="preserve">Christians live as sojourners </w:t>
+      </w:r>
+      <w:r>
+        <w:t>(</w:t>
+      </w:r>
+      <w:r>
+        <w:t>寄居者</w:t>
+      </w:r>
+      <w:r>
+        <w:t xml:space="preserve">) </w:t>
+      </w:r>
+      <w:r>
+        <w:t>everywhere, because heaven is home.</w:t>
+      </w:r>
+    </w:p>
+    <w:p>
+      <w:r>
+        <w:t>The ballots do not mean entire of your life.</w:t>
+      </w:r>
+      <w:r>
+        <w:t xml:space="preserve"> </w:t>
+      </w:r>
+      <w:r>
+        <w:t>D</w:t>
+      </w:r>
+      <w:r>
+        <w:t>o</w:t>
+      </w:r>
+      <w:r>
+        <w:t xml:space="preserve"> not get angry. </w:t>
+      </w:r>
+      <w:r>
+        <w:t>We have Jesus in our life.</w:t>
+      </w:r>
+    </w:p>
+    <w:p>
+      <w:r>
+        <w:t>Who are you? Keep your core identity with Jesus all the time.</w:t>
+      </w:r>
+    </w:p>
+    <w:p/>
+    <w:p>
+      <w:r>
+        <w:t>3</w:t>
+      </w:r>
+      <w:r>
+        <w:t>3</w:t>
+      </w:r>
+      <w:r>
+        <w:t>:</w:t>
+      </w:r>
+      <w:r>
+        <w:t>30</w:t>
+      </w:r>
+      <w:r>
+        <w:t>/</w:t>
+      </w:r>
+      <w:r>
+        <w:t>34:33</w:t>
+      </w:r>
+    </w:p>
+    <w:p>
+      <w:r>
+        <w:t xml:space="preserve">Pray: We keep our identity with God, not with political system. </w:t>
+      </w:r>
+    </w:p>
     <w:p/>
     <w:p/>
-    <w:p/>
-    <w:p/>
     <w:p>
       <w:r>
         <w:t>************</w:t>
@@ -1157,7 +2611,7 @@
       </w:r>
     </w:p>
     <w:p>
-      <w:hyperlink r:id="rId22" w:history="1">
+      <w:hyperlink r:id="rId33" w:history="1">
         <w:r>
           <w:rPr>
             <w:rStyle w:val="Hyperlink"/>
@@ -1167,7 +2621,7 @@
       </w:hyperlink>
     </w:p>
     <w:p>
-      <w:hyperlink r:id="rId23" w:history="1">
+      <w:hyperlink r:id="rId34" w:history="1">
         <w:r>
           <w:rPr>
             <w:rStyle w:val="Hyperlink"/>
@@ -1184,8 +2638,654 @@
       </w:r>
     </w:p>
     <w:p/>
+    <w:p/>
+    <w:p>
+      <w:r>
+        <w:t xml:space="preserve">1. </w:t>
+      </w:r>
+      <w:r>
+        <w:t>We follow God faith and vote for both parties.</w:t>
+      </w:r>
+      <w:r>
+        <w:t xml:space="preserve"> Do not worry politics.</w:t>
+      </w:r>
+    </w:p>
+    <w:p>
+      <w:r>
+        <w:t xml:space="preserve">2. </w:t>
+      </w:r>
+      <w:r>
+        <w:t>Jesus is Lord over all of life.</w:t>
+      </w:r>
+      <w:r>
+        <w:t xml:space="preserve"> </w:t>
+      </w:r>
+      <w:r>
+        <w:t>Life has different spheres: government, church, family, work.</w:t>
+      </w:r>
+      <w:r>
+        <w:t xml:space="preserve"> </w:t>
+      </w:r>
+      <w:r>
+        <w:t xml:space="preserve">Government is only one </w:t>
+      </w:r>
+      <w:r>
+        <w:t xml:space="preserve">of the </w:t>
+      </w:r>
+      <w:r>
+        <w:t>sphere</w:t>
+      </w:r>
+      <w:r>
+        <w:t>s</w:t>
+      </w:r>
+      <w:r>
+        <w:t>. It does not rule the other</w:t>
+      </w:r>
+      <w:r>
+        <w:t xml:space="preserve"> spheres</w:t>
+      </w:r>
+      <w:r>
+        <w:t>.</w:t>
+      </w:r>
+    </w:p>
+    <w:p>
+      <w:r>
+        <w:t xml:space="preserve">3. </w:t>
+      </w:r>
+      <w:r>
+        <w:t>Our core identity in Jesus does not change with governments.</w:t>
+      </w:r>
+    </w:p>
+    <w:p>
+      <w:r>
+        <w:t xml:space="preserve">4. </w:t>
+      </w:r>
+      <w:r>
+        <w:t>Colossians 2:12</w:t>
+      </w:r>
+      <w:r>
+        <w:t xml:space="preserve">: </w:t>
+      </w:r>
+      <w:r>
+        <w:t>In baptism</w:t>
+      </w:r>
+      <w:r>
+        <w:t xml:space="preserve"> (</w:t>
+      </w:r>
+      <w:r>
+        <w:t>洗禮</w:t>
+      </w:r>
+      <w:r>
+        <w:t>)</w:t>
+      </w:r>
+      <w:r>
+        <w:t xml:space="preserve">, we die with Jesus and rise with </w:t>
+      </w:r>
+      <w:r>
+        <w:t>Jesus</w:t>
+      </w:r>
+      <w:r>
+        <w:t>.</w:t>
+      </w:r>
+      <w:r>
+        <w:t xml:space="preserve"> </w:t>
+      </w:r>
+      <w:r>
+        <w:t xml:space="preserve"> </w:t>
+      </w:r>
+      <w:r>
+        <w:t xml:space="preserve">Our new life starts with Jesus’ resurrection. This is more important than politics. </w:t>
+      </w:r>
+    </w:p>
+    <w:p>
+      <w:r>
+        <w:t xml:space="preserve">5. </w:t>
+      </w:r>
+      <w:r>
+        <w:t>Colossians 3:1-4</w:t>
+      </w:r>
+      <w:r>
+        <w:t>:</w:t>
+      </w:r>
+      <w:r>
+        <w:t xml:space="preserve"> </w:t>
+      </w:r>
+      <w:r>
+        <w:t>Raised with Christ, we set our hearts on heaven, not on earth.</w:t>
+      </w:r>
+    </w:p>
+    <w:p>
+      <w:r>
+        <w:t xml:space="preserve">6. </w:t>
+      </w:r>
+      <w:r>
+        <w:t>Colossians 3:1-4</w:t>
+      </w:r>
+      <w:r>
+        <w:t xml:space="preserve">: </w:t>
+      </w:r>
+      <w:r>
+        <w:t>Christ is our life now, and when He returns, we will share His glory.</w:t>
+      </w:r>
+      <w:r>
+        <w:t xml:space="preserve"> We don’t care the politics.</w:t>
+      </w:r>
+    </w:p>
+    <w:p>
+      <w:r>
+        <w:t xml:space="preserve">7. </w:t>
+      </w:r>
+      <w:r>
+        <w:t>N.T. Wright</w:t>
+      </w:r>
+      <w:r>
+        <w:t xml:space="preserve">: </w:t>
+      </w:r>
+      <w:r>
+        <w:t>Heaven is important, but it's not the end of the world.</w:t>
+      </w:r>
+    </w:p>
+    <w:p>
+      <w:r>
+        <w:t xml:space="preserve">8. </w:t>
+      </w:r>
+      <w:r>
+        <w:t>Galatians 2:20</w:t>
+      </w:r>
+      <w:r>
+        <w:t xml:space="preserve">: </w:t>
+      </w:r>
+      <w:r>
+        <w:t>My old self died with Christ, and now Christ lives in me.</w:t>
+      </w:r>
+    </w:p>
+    <w:p>
+      <w:r>
+        <w:t xml:space="preserve">9. </w:t>
+      </w:r>
+      <w:r>
+        <w:t>1 Peter 2:9-10</w:t>
+      </w:r>
+      <w:r>
+        <w:t xml:space="preserve">: </w:t>
+      </w:r>
+      <w:r>
+        <w:t>By God's mercy, we who were once nobody became His chosen people, called out of darkness into His light.</w:t>
+      </w:r>
+    </w:p>
+    <w:p>
+      <w:r>
+        <w:t xml:space="preserve">10. </w:t>
+      </w:r>
+      <w:r>
+        <w:t>1 Peter 2:11-12</w:t>
+      </w:r>
+      <w:r>
+        <w:t xml:space="preserve">: </w:t>
+      </w:r>
+      <w:r>
+        <w:t>As travelers in this world, we turn from sinful desires and live honorably, so others will see our good deeds and glorify God.</w:t>
+      </w:r>
+    </w:p>
+    <w:p>
+      <w:r>
+        <w:t xml:space="preserve">11.  </w:t>
+      </w:r>
+      <w:r>
+        <w:t>Diogenetus</w:t>
+      </w:r>
+      <w:r>
+        <w:t xml:space="preserve">:  </w:t>
+      </w:r>
+      <w:r>
+        <w:t xml:space="preserve">Christians live as sojourners </w:t>
+      </w:r>
+      <w:r>
+        <w:t>(</w:t>
+      </w:r>
+      <w:r>
+        <w:t>寄居者</w:t>
+      </w:r>
+      <w:r>
+        <w:t xml:space="preserve">) </w:t>
+      </w:r>
+      <w:r>
+        <w:t>everywhere, because heaven is home.</w:t>
+      </w:r>
+    </w:p>
+    <w:p>
+      <w:r>
+        <w:t>The ballots do not mean entire of your life. Do not get angry. We have Jesus in our life.</w:t>
+      </w:r>
+    </w:p>
+    <w:p>
+      <w:r>
+        <w:t>Who are you? Keep your core identity with Jesus all the time.</w:t>
+      </w:r>
+      <w:r>
+        <w:t xml:space="preserve"> </w:t>
+      </w:r>
+      <w:r>
+        <w:t xml:space="preserve">We keep our identity with God, not with political system. </w:t>
+      </w:r>
+    </w:p>
+    <w:p/>
+    <w:p>
+      <w:r>
+        <w:t>===</w:t>
+      </w:r>
+    </w:p>
+    <w:p/>
+    <w:p>
+      <w:r>
+        <w:t>「</w:t>
+      </w:r>
+      <w:proofErr w:type="spellStart"/>
+      <w:r>
+        <w:t>你到底是誰</w:t>
+      </w:r>
+      <w:proofErr w:type="spellEnd"/>
+      <w:r>
+        <w:t>？」</w:t>
+      </w:r>
+      <w:r>
+        <w:t xml:space="preserve">| </w:t>
+      </w:r>
+      <w:proofErr w:type="spellStart"/>
+      <w:r>
+        <w:t>超越選票</w:t>
+      </w:r>
+      <w:proofErr w:type="spellEnd"/>
+      <w:r>
+        <w:t xml:space="preserve"> | Menlo </w:t>
+      </w:r>
+      <w:proofErr w:type="spellStart"/>
+      <w:r>
+        <w:t>Church</w:t>
+      </w:r>
+      <w:r>
+        <w:t>，</w:t>
+      </w:r>
+      <w:r>
+        <w:t>Phil</w:t>
+      </w:r>
+      <w:proofErr w:type="spellEnd"/>
+      <w:r>
+        <w:t xml:space="preserve"> EuBank </w:t>
+      </w:r>
+      <w:proofErr w:type="spellStart"/>
+      <w:r>
+        <w:t>主任牧師</w:t>
+      </w:r>
+      <w:proofErr w:type="spellEnd"/>
+    </w:p>
+    <w:p>
+      <w:r>
+        <w:t xml:space="preserve">1. </w:t>
+      </w:r>
+      <w:r>
+        <w:t>我們憑信心跟隨神，兩黨都投。不用為政治擔心。</w:t>
+      </w:r>
+    </w:p>
+    <w:p>
+      <w:r>
+        <w:t xml:space="preserve">2. </w:t>
+      </w:r>
+      <w:r>
+        <w:t>耶穌是全人生的主。人生有不同的領域：政府、教會、家庭、工作。政府只是其中一個領域，它不統管其他領域。</w:t>
+      </w:r>
+    </w:p>
+    <w:p>
+      <w:r>
+        <w:t xml:space="preserve">3. </w:t>
+      </w:r>
+      <w:r>
+        <w:t>我們在耶穌裡的核心身份，不會隨政府改變。</w:t>
+      </w:r>
+    </w:p>
+    <w:p>
+      <w:r>
+        <w:t xml:space="preserve">4. </w:t>
+      </w:r>
+      <w:r>
+        <w:t>歌羅西書</w:t>
+      </w:r>
+      <w:r>
+        <w:t xml:space="preserve"> 2:12</w:t>
+      </w:r>
+      <w:r>
+        <w:t>：在洗禮中，我們與耶穌同死，也與耶穌同復活。我們的新生命從耶穌的復活開始。這比政治更重要。</w:t>
+      </w:r>
+    </w:p>
+    <w:p>
+      <w:r>
+        <w:t xml:space="preserve">5. </w:t>
+      </w:r>
+      <w:r>
+        <w:t>歌羅西書</w:t>
+      </w:r>
+      <w:r>
+        <w:t xml:space="preserve"> 3:1-4</w:t>
+      </w:r>
+      <w:r>
+        <w:t>：我們已與基督一同復活，心思放在天上，不在地上。</w:t>
+      </w:r>
+    </w:p>
+    <w:p>
+      <w:r>
+        <w:t xml:space="preserve">6. </w:t>
+      </w:r>
+      <w:r>
+        <w:t>歌羅西書</w:t>
+      </w:r>
+      <w:r>
+        <w:t xml:space="preserve"> 3:1-4</w:t>
+      </w:r>
+      <w:r>
+        <w:t>：基督現在是我們的生命；當祂再來時，我們會分享祂的榮耀。我們不在乎政治。</w:t>
+      </w:r>
+    </w:p>
+    <w:p>
+      <w:r>
+        <w:t xml:space="preserve">7. </w:t>
+      </w:r>
+      <w:r>
+        <w:t xml:space="preserve">N.T. </w:t>
+      </w:r>
+      <w:proofErr w:type="spellStart"/>
+      <w:r>
+        <w:t>Wright</w:t>
+      </w:r>
+      <w:r>
+        <w:t>：天堂很重要，但那不是世界的結局</w:t>
+      </w:r>
+      <w:proofErr w:type="spellEnd"/>
+      <w:r>
+        <w:t>。</w:t>
+      </w:r>
+    </w:p>
+    <w:p>
+      <w:r>
+        <w:t xml:space="preserve">8. </w:t>
+      </w:r>
+      <w:r>
+        <w:t>加拉太書</w:t>
+      </w:r>
+      <w:r>
+        <w:t xml:space="preserve"> 2:20</w:t>
+      </w:r>
+      <w:r>
+        <w:t>：我的舊人已與基督同死，現在基督活在我裡面。</w:t>
+      </w:r>
+    </w:p>
+    <w:p>
+      <w:r>
+        <w:t xml:space="preserve">9. </w:t>
+      </w:r>
+      <w:r>
+        <w:t>彼得前書</w:t>
+      </w:r>
+      <w:r>
+        <w:t xml:space="preserve"> 2:9-10</w:t>
+      </w:r>
+      <w:r>
+        <w:t>：因著神的憐憫，我們這些曾經什麼都不是的人，成為祂揀選的子民，從黑暗中被呼召進入祂的光明。</w:t>
+      </w:r>
+    </w:p>
+    <w:p>
+      <w:r>
+        <w:t xml:space="preserve">10. </w:t>
+      </w:r>
+      <w:r>
+        <w:t>彼得前書</w:t>
+      </w:r>
+      <w:r>
+        <w:t xml:space="preserve"> 2:11-12</w:t>
+      </w:r>
+      <w:r>
+        <w:t>：我們是這世上的旅客，要遠離罪惡的慾望，活得正直，讓別人看見我們的善行，將榮耀歸給神。</w:t>
+      </w:r>
+    </w:p>
+    <w:p>
+      <w:r>
+        <w:t xml:space="preserve">11. </w:t>
+      </w:r>
+      <w:r>
+        <w:t>致狄奧格尼圖斯書：基督徒到處都是寄居者，因為天堂才是家。</w:t>
+      </w:r>
+      <w:r>
+        <w:br/>
+      </w:r>
+      <w:proofErr w:type="spellStart"/>
+      <w:r>
+        <w:t>選票不是你人生的全部。不要生氣。我們的生命中有耶穌</w:t>
+      </w:r>
+      <w:proofErr w:type="spellEnd"/>
+      <w:r>
+        <w:t>。</w:t>
+      </w:r>
+      <w:r>
+        <w:br/>
+      </w:r>
+      <w:proofErr w:type="spellStart"/>
+      <w:r>
+        <w:t>你是誰？時刻守住你在耶穌裡的核心身份。我們的身份在於神，不在於政治體制</w:t>
+      </w:r>
+      <w:proofErr w:type="spellEnd"/>
+      <w:r>
+        <w:t>。</w:t>
+      </w:r>
+    </w:p>
+    <w:p/>
+    <w:p>
+      <w:r>
+        <w:t>===</w:t>
+      </w:r>
+    </w:p>
+    <w:p>
+      <w:r>
+        <w:t>「</w:t>
+      </w:r>
+      <w:proofErr w:type="spellStart"/>
+      <w:r>
+        <w:t>あなたは本当は誰なのか</w:t>
+      </w:r>
+      <w:proofErr w:type="spellEnd"/>
+      <w:r>
+        <w:t>？」</w:t>
+      </w:r>
+      <w:r>
+        <w:t xml:space="preserve">| </w:t>
+      </w:r>
+      <w:proofErr w:type="spellStart"/>
+      <w:r>
+        <w:t>投票を超えて</w:t>
+      </w:r>
+      <w:proofErr w:type="spellEnd"/>
+      <w:r>
+        <w:t xml:space="preserve"> | Menlo </w:t>
+      </w:r>
+      <w:proofErr w:type="spellStart"/>
+      <w:r>
+        <w:t>Church</w:t>
+      </w:r>
+      <w:r>
+        <w:t>、</w:t>
+      </w:r>
+      <w:r>
+        <w:t>Phil</w:t>
+      </w:r>
+      <w:proofErr w:type="spellEnd"/>
+      <w:r>
+        <w:t xml:space="preserve"> EuBank </w:t>
+      </w:r>
+      <w:proofErr w:type="spellStart"/>
+      <w:r>
+        <w:t>主任牧師</w:t>
+      </w:r>
+      <w:proofErr w:type="spellEnd"/>
+    </w:p>
+    <w:p>
+      <w:r>
+        <w:t xml:space="preserve">1. </w:t>
+      </w:r>
+      <w:r>
+        <w:t>私たちは信仰によって神に従い、両方の政党に投票します。政治のことで心配しません。</w:t>
+      </w:r>
+    </w:p>
+    <w:p>
+      <w:r>
+        <w:lastRenderedPageBreak/>
+        <w:t xml:space="preserve">2. </w:t>
+      </w:r>
+      <w:r>
+        <w:t>イエスは人生のすべての主です。人生には異なる領域があります：政府、教会、家庭、仕事。政府はその中の一つにすぎません。他の領域を支配することはありません。</w:t>
+      </w:r>
+    </w:p>
+    <w:p>
+      <w:r>
+        <w:t xml:space="preserve">3. </w:t>
+      </w:r>
+      <w:r>
+        <w:t>イエスにある私たちの中心的なアイデンティティは、政府によって変わりません。</w:t>
+      </w:r>
+    </w:p>
+    <w:p>
+      <w:r>
+        <w:t xml:space="preserve">4. </w:t>
+      </w:r>
+      <w:proofErr w:type="spellStart"/>
+      <w:r>
+        <w:t>コロサイ</w:t>
+      </w:r>
+      <w:proofErr w:type="spellEnd"/>
+      <w:r>
+        <w:t xml:space="preserve"> 2:12</w:t>
+      </w:r>
+      <w:r>
+        <w:t>：洗礼において、私たちはイエスと共に死に、イエスと共によみがえります。私たちの新しい命はイエスの復活から始まります。これは政治より大切です。</w:t>
+      </w:r>
+    </w:p>
+    <w:p>
+      <w:r>
+        <w:t xml:space="preserve">5. </w:t>
+      </w:r>
+      <w:r>
+        <w:t>コロサイ</w:t>
+      </w:r>
+      <w:r>
+        <w:t xml:space="preserve"> 3:1-4</w:t>
+      </w:r>
+      <w:r>
+        <w:t>：キリストと共によみがえらされた私たちは、心を天に向けます。地上ではなく。</w:t>
+      </w:r>
+    </w:p>
+    <w:p>
+      <w:r>
+        <w:t xml:space="preserve">6. </w:t>
+      </w:r>
+      <w:r>
+        <w:t>コロサイ</w:t>
+      </w:r>
+      <w:r>
+        <w:t xml:space="preserve"> 3:1-4</w:t>
+      </w:r>
+      <w:r>
+        <w:t>：キリストは今、私たちの命です。キリストが再び来られる時、私たちはその栄光にあずかります。私たちは政治を気にしません。</w:t>
+      </w:r>
+    </w:p>
+    <w:p>
+      <w:r>
+        <w:t xml:space="preserve">7. </w:t>
+      </w:r>
+      <w:proofErr w:type="spellStart"/>
+      <w:r>
+        <w:t>N.T.</w:t>
+      </w:r>
+      <w:r>
+        <w:t>ライト：天国は大切ですが、それが世界の終わりではありません</w:t>
+      </w:r>
+      <w:proofErr w:type="spellEnd"/>
+      <w:r>
+        <w:t>。</w:t>
+      </w:r>
+    </w:p>
+    <w:p>
+      <w:r>
+        <w:t xml:space="preserve">8. </w:t>
+      </w:r>
+      <w:r>
+        <w:t>ガラテヤ</w:t>
+      </w:r>
+      <w:r>
+        <w:t xml:space="preserve"> 2:20</w:t>
+      </w:r>
+      <w:r>
+        <w:t>：私の古い自分はキリストと共に死に、今はキリストが私のうちに生きておられます。</w:t>
+      </w:r>
+    </w:p>
+    <w:p>
+      <w:r>
+        <w:t xml:space="preserve">9. </w:t>
+      </w:r>
+      <w:r>
+        <w:t>1</w:t>
+      </w:r>
+      <w:r>
+        <w:t>ペテロ</w:t>
+      </w:r>
+      <w:r>
+        <w:t xml:space="preserve"> 2:9-10</w:t>
+      </w:r>
+      <w:r>
+        <w:t>：神のあわれみによって、かつて何者でもなかった私たちは、神に選ばれた民となりました。暗闇から神の光の中へと召し出されたのです。</w:t>
+      </w:r>
+    </w:p>
+    <w:p>
+      <w:r>
+        <w:t xml:space="preserve">10. </w:t>
+      </w:r>
+      <w:r>
+        <w:t>1</w:t>
+      </w:r>
+      <w:r>
+        <w:t>ペテロ</w:t>
+      </w:r>
+      <w:r>
+        <w:t xml:space="preserve"> 2:11-12</w:t>
+      </w:r>
+      <w:r>
+        <w:t>：この世の旅人として、私たちは罪深い欲望から離れ、正しく生きます。人々が私たちの善い行いを見て、神をあがめるためです。</w:t>
+      </w:r>
+    </w:p>
+    <w:p>
+      <w:r>
+        <w:t xml:space="preserve">11. </w:t>
+      </w:r>
+      <w:r>
+        <w:t>ディオグネトスへの手紙：クリスチャンはどこでも寄留者として生きます。天国が故郷だからです。</w:t>
+      </w:r>
+      <w:r>
+        <w:br/>
+      </w:r>
+      <w:proofErr w:type="spellStart"/>
+      <w:r>
+        <w:t>投票があなたの人生のすべてではありません。怒ってはいけません。私たちの人生にはイエスがおられます</w:t>
+      </w:r>
+      <w:proofErr w:type="spellEnd"/>
+      <w:r>
+        <w:t>。</w:t>
+      </w:r>
+      <w:r>
+        <w:br/>
+      </w:r>
+      <w:r>
+        <w:t>あなたは誰ですか？いつもイエスにある中心的なアイデンティティを守りなさい。私たちのアイデンティティは神にあって、政治体制にはありません。</w:t>
+      </w:r>
+    </w:p>
+    <w:p/>
     <w:sectPr>
-      <w:footerReference w:type="default" r:id="rId24"/>
+      <w:footerReference w:type="default" r:id="rId35"/>
       <w:pgSz w:w="12240" w:h="15840"/>
       <w:pgMar w:top="1440" w:right="1440" w:bottom="1530" w:left="1440" w:header="0" w:footer="720" w:gutter="0"/>
       <w:cols w:space="720"/>
@@ -1252,6 +3352,155 @@
 <file path=word/numbering.xml><?xml version="1.0" encoding="utf-8"?>
 <w:numbering xmlns:wpc="http://schemas.microsoft.com/office/word/2010/wordprocessingCanvas" xmlns:cx="http://schemas.microsoft.com/office/drawing/2014/chartex" xmlns:cx1="http://schemas.microsoft.com/office/drawing/2015/9/8/chartex" xmlns:cx2="http://schemas.microsoft.com/office/drawing/2015/10/21/chartex" xmlns:cx3="http://schemas.microsoft.com/office/drawing/2016/5/9/chartex" xmlns:cx4="http://schemas.microsoft.com/office/drawing/2016/5/10/chartex" xmlns:cx5="http://schemas.microsoft.com/office/drawing/2016/5/11/chartex" xmlns:cx6="http://schemas.microsoft.com/office/drawing/2016/5/12/chartex" xmlns:cx7="http://schemas.microsoft.com/office/drawing/2016/5/13/chartex" xmlns:cx8="http://schemas.microsoft.com/office/drawing/2016/5/14/chartex" xmlns:mc="http://schemas.openxmlformats.org/markup-compatibility/2006" xmlns:aink="http://schemas.microsoft.com/office/drawing/2016/ink" xmlns:am3d="http://schemas.microsoft.com/office/drawing/2017/model3d" xmlns:o="urn:schemas-microsoft-com:office:office" xmlns:oel="http://schemas.microsoft.com/office/2019/extlst" xmlns:r="http://schemas.openxmlformats.org/officeDocument/2006/relationships" xmlns:m="http://schemas.openxmlformats.org/officeDocument/2006/math" xmlns:v="urn:schemas-microsoft-com:vml" xmlns:wp14="http://schemas.microsoft.com/office/word/2010/wordprocessingDrawing" xmlns:wp="http://schemas.openxmlformats.org/drawingml/2006/wordprocessingDrawing" xmlns:w10="urn:schemas-microsoft-com:office:word" xmlns:w="http://schemas.openxmlformats.org/wordprocessingml/2006/main" xmlns:w14="http://schemas.microsoft.com/office/word/2010/wordml" xmlns:w15="http://schemas.microsoft.com/office/word/2012/wordml" xmlns:w16cex="http://schemas.microsoft.com/office/word/2018/wordml/cex" xmlns:w16cid="http://schemas.microsoft.com/office/word/2016/wordml/cid" xmlns:w16="http://schemas.microsoft.com/office/word/2018/wordml" xmlns:w16du="http://schemas.microsoft.com/office/word/2023/wordml/word16du" xmlns:w16sdtdh="http://schemas.microsoft.com/office/word/2020/wordml/sdtdatahash" xmlns:w16sdtfl="http://schemas.microsoft.com/office/word/2024/wordml/sdtformatlock" xmlns:w16se="http://schemas.microsoft.com/office/word/2015/wordml/symex" xmlns:wpg="http://schemas.microsoft.com/office/word/2010/wordprocessingGroup" xmlns:wpi="http://schemas.microsoft.com/office/word/2010/wordprocessingInk" xmlns:wne="http://schemas.microsoft.com/office/word/2006/wordml" xmlns:wps="http://schemas.microsoft.com/office/word/2010/wordprocessingShape" mc:Ignorable="w14 w15 w16se w16cid w16 w16cex w16sdtdh w16sdtfl w16du wp14">
   <w:abstractNum w:abstractNumId="0" w15:restartNumberingAfterBreak="0">
+    <w:nsid w:val="02471E21"/>
+    <w:multiLevelType w:val="multilevel"/>
+    <w:tmpl w:val="FDD0B096"/>
+    <w:lvl w:ilvl="0">
+      <w:start w:val="1"/>
+      <w:numFmt w:val="bullet"/>
+      <w:lvlText w:val=""/>
+      <w:lvlJc w:val="left"/>
+      <w:pPr>
+        <w:tabs>
+          <w:tab w:val="num" w:pos="720"/>
+        </w:tabs>
+        <w:ind w:left="720" w:hanging="360"/>
+      </w:pPr>
+      <w:rPr>
+        <w:rFonts w:ascii="Symbol" w:hAnsi="Symbol" w:hint="default"/>
+        <w:sz w:val="20"/>
+      </w:rPr>
+    </w:lvl>
+    <w:lvl w:ilvl="1" w:tentative="1">
+      <w:start w:val="1"/>
+      <w:numFmt w:val="bullet"/>
+      <w:lvlText w:val="o"/>
+      <w:lvlJc w:val="left"/>
+      <w:pPr>
+        <w:tabs>
+          <w:tab w:val="num" w:pos="1440"/>
+        </w:tabs>
+        <w:ind w:left="1440" w:hanging="360"/>
+      </w:pPr>
+      <w:rPr>
+        <w:rFonts w:ascii="Courier New" w:hAnsi="Courier New" w:hint="default"/>
+        <w:sz w:val="20"/>
+      </w:rPr>
+    </w:lvl>
+    <w:lvl w:ilvl="2" w:tentative="1">
+      <w:start w:val="1"/>
+      <w:numFmt w:val="bullet"/>
+      <w:lvlText w:val=""/>
+      <w:lvlJc w:val="left"/>
+      <w:pPr>
+        <w:tabs>
+          <w:tab w:val="num" w:pos="2160"/>
+        </w:tabs>
+        <w:ind w:left="2160" w:hanging="360"/>
+      </w:pPr>
+      <w:rPr>
+        <w:rFonts w:ascii="Wingdings" w:hAnsi="Wingdings" w:hint="default"/>
+        <w:sz w:val="20"/>
+      </w:rPr>
+    </w:lvl>
+    <w:lvl w:ilvl="3" w:tentative="1">
+      <w:start w:val="1"/>
+      <w:numFmt w:val="bullet"/>
+      <w:lvlText w:val=""/>
+      <w:lvlJc w:val="left"/>
+      <w:pPr>
+        <w:tabs>
+          <w:tab w:val="num" w:pos="2880"/>
+        </w:tabs>
+        <w:ind w:left="2880" w:hanging="360"/>
+      </w:pPr>
+      <w:rPr>
+        <w:rFonts w:ascii="Wingdings" w:hAnsi="Wingdings" w:hint="default"/>
+        <w:sz w:val="20"/>
+      </w:rPr>
+    </w:lvl>
+    <w:lvl w:ilvl="4" w:tentative="1">
+      <w:start w:val="1"/>
+      <w:numFmt w:val="bullet"/>
+      <w:lvlText w:val=""/>
+      <w:lvlJc w:val="left"/>
+      <w:pPr>
+        <w:tabs>
+          <w:tab w:val="num" w:pos="3600"/>
+        </w:tabs>
+        <w:ind w:left="3600" w:hanging="360"/>
+      </w:pPr>
+      <w:rPr>
+        <w:rFonts w:ascii="Wingdings" w:hAnsi="Wingdings" w:hint="default"/>
+        <w:sz w:val="20"/>
+      </w:rPr>
+    </w:lvl>
+    <w:lvl w:ilvl="5" w:tentative="1">
+      <w:start w:val="1"/>
+      <w:numFmt w:val="bullet"/>
+      <w:lvlText w:val=""/>
+      <w:lvlJc w:val="left"/>
+      <w:pPr>
+        <w:tabs>
+          <w:tab w:val="num" w:pos="4320"/>
+        </w:tabs>
+        <w:ind w:left="4320" w:hanging="360"/>
+      </w:pPr>
+      <w:rPr>
+        <w:rFonts w:ascii="Wingdings" w:hAnsi="Wingdings" w:hint="default"/>
+        <w:sz w:val="20"/>
+      </w:rPr>
+    </w:lvl>
+    <w:lvl w:ilvl="6" w:tentative="1">
+      <w:start w:val="1"/>
+      <w:numFmt w:val="bullet"/>
+      <w:lvlText w:val=""/>
+      <w:lvlJc w:val="left"/>
+      <w:pPr>
+        <w:tabs>
+          <w:tab w:val="num" w:pos="5040"/>
+        </w:tabs>
+        <w:ind w:left="5040" w:hanging="360"/>
+      </w:pPr>
+      <w:rPr>
+        <w:rFonts w:ascii="Wingdings" w:hAnsi="Wingdings" w:hint="default"/>
+        <w:sz w:val="20"/>
+      </w:rPr>
+    </w:lvl>
+    <w:lvl w:ilvl="7" w:tentative="1">
+      <w:start w:val="1"/>
+      <w:numFmt w:val="bullet"/>
+      <w:lvlText w:val=""/>
+      <w:lvlJc w:val="left"/>
+      <w:pPr>
+        <w:tabs>
+          <w:tab w:val="num" w:pos="5760"/>
+        </w:tabs>
+        <w:ind w:left="5760" w:hanging="360"/>
+      </w:pPr>
+      <w:rPr>
+        <w:rFonts w:ascii="Wingdings" w:hAnsi="Wingdings" w:hint="default"/>
+        <w:sz w:val="20"/>
+      </w:rPr>
+    </w:lvl>
+    <w:lvl w:ilvl="8" w:tentative="1">
+      <w:start w:val="1"/>
+      <w:numFmt w:val="bullet"/>
+      <w:lvlText w:val=""/>
+      <w:lvlJc w:val="left"/>
+      <w:pPr>
+        <w:tabs>
+          <w:tab w:val="num" w:pos="6480"/>
+        </w:tabs>
+        <w:ind w:left="6480" w:hanging="360"/>
+      </w:pPr>
+      <w:rPr>
+        <w:rFonts w:ascii="Wingdings" w:hAnsi="Wingdings" w:hint="default"/>
+        <w:sz w:val="20"/>
+      </w:rPr>
+    </w:lvl>
+  </w:abstractNum>
+  <w:abstractNum w:abstractNumId="1" w15:restartNumberingAfterBreak="0">
     <w:nsid w:val="02605D9F"/>
     <w:multiLevelType w:val="multilevel"/>
     <w:tmpl w:val="CA026924"/>
@@ -1400,7 +3649,7 @@
       </w:rPr>
     </w:lvl>
   </w:abstractNum>
-  <w:abstractNum w:abstractNumId="1" w15:restartNumberingAfterBreak="0">
+  <w:abstractNum w:abstractNumId="2" w15:restartNumberingAfterBreak="0">
     <w:nsid w:val="02B22037"/>
     <w:multiLevelType w:val="multilevel"/>
     <w:tmpl w:val="0A56F484"/>
@@ -1549,7 +3798,7 @@
       </w:rPr>
     </w:lvl>
   </w:abstractNum>
-  <w:abstractNum w:abstractNumId="2" w15:restartNumberingAfterBreak="0">
+  <w:abstractNum w:abstractNumId="3" w15:restartNumberingAfterBreak="0">
     <w:nsid w:val="039510AA"/>
     <w:multiLevelType w:val="multilevel"/>
     <w:tmpl w:val="12FCC7FE"/>
@@ -1698,7 +3947,7 @@
       </w:rPr>
     </w:lvl>
   </w:abstractNum>
-  <w:abstractNum w:abstractNumId="3" w15:restartNumberingAfterBreak="0">
+  <w:abstractNum w:abstractNumId="4" w15:restartNumberingAfterBreak="0">
     <w:nsid w:val="03FF08FE"/>
     <w:multiLevelType w:val="multilevel"/>
     <w:tmpl w:val="4E8CA280"/>
@@ -1847,7 +4096,7 @@
       </w:rPr>
     </w:lvl>
   </w:abstractNum>
-  <w:abstractNum w:abstractNumId="4" w15:restartNumberingAfterBreak="0">
+  <w:abstractNum w:abstractNumId="5" w15:restartNumberingAfterBreak="0">
     <w:nsid w:val="042826B4"/>
     <w:multiLevelType w:val="multilevel"/>
     <w:tmpl w:val="256AD1C0"/>
@@ -1996,7 +4245,7 @@
       </w:rPr>
     </w:lvl>
   </w:abstractNum>
-  <w:abstractNum w:abstractNumId="5" w15:restartNumberingAfterBreak="0">
+  <w:abstractNum w:abstractNumId="6" w15:restartNumberingAfterBreak="0">
     <w:nsid w:val="08D346DB"/>
     <w:multiLevelType w:val="multilevel"/>
     <w:tmpl w:val="27D45D36"/>
@@ -2145,7 +4394,7 @@
       </w:rPr>
     </w:lvl>
   </w:abstractNum>
-  <w:abstractNum w:abstractNumId="6" w15:restartNumberingAfterBreak="0">
+  <w:abstractNum w:abstractNumId="7" w15:restartNumberingAfterBreak="0">
     <w:nsid w:val="0C6B0EBA"/>
     <w:multiLevelType w:val="multilevel"/>
     <w:tmpl w:val="75082026"/>
@@ -2294,7 +4543,7 @@
       </w:rPr>
     </w:lvl>
   </w:abstractNum>
-  <w:abstractNum w:abstractNumId="7" w15:restartNumberingAfterBreak="0">
+  <w:abstractNum w:abstractNumId="8" w15:restartNumberingAfterBreak="0">
     <w:nsid w:val="0DB474C1"/>
     <w:multiLevelType w:val="multilevel"/>
     <w:tmpl w:val="CCBAA73C"/>
@@ -2443,7 +4692,7 @@
       </w:rPr>
     </w:lvl>
   </w:abstractNum>
-  <w:abstractNum w:abstractNumId="8" w15:restartNumberingAfterBreak="0">
+  <w:abstractNum w:abstractNumId="9" w15:restartNumberingAfterBreak="0">
     <w:nsid w:val="0FCB09A8"/>
     <w:multiLevelType w:val="multilevel"/>
     <w:tmpl w:val="405C9C8C"/>
@@ -2592,7 +4841,120 @@
       </w:rPr>
     </w:lvl>
   </w:abstractNum>
-  <w:abstractNum w:abstractNumId="9" w15:restartNumberingAfterBreak="0">
+  <w:abstractNum w:abstractNumId="10" w15:restartNumberingAfterBreak="0">
+    <w:nsid w:val="10496311"/>
+    <w:multiLevelType w:val="multilevel"/>
+    <w:tmpl w:val="C10A54C8"/>
+    <w:lvl w:ilvl="0">
+      <w:start w:val="1"/>
+      <w:numFmt w:val="decimal"/>
+      <w:lvlText w:val="%1."/>
+      <w:lvlJc w:val="left"/>
+      <w:pPr>
+        <w:tabs>
+          <w:tab w:val="num" w:pos="720"/>
+        </w:tabs>
+        <w:ind w:left="720" w:hanging="360"/>
+      </w:pPr>
+    </w:lvl>
+    <w:lvl w:ilvl="1" w:tentative="1">
+      <w:start w:val="1"/>
+      <w:numFmt w:val="decimal"/>
+      <w:lvlText w:val="%2."/>
+      <w:lvlJc w:val="left"/>
+      <w:pPr>
+        <w:tabs>
+          <w:tab w:val="num" w:pos="1440"/>
+        </w:tabs>
+        <w:ind w:left="1440" w:hanging="360"/>
+      </w:pPr>
+    </w:lvl>
+    <w:lvl w:ilvl="2" w:tentative="1">
+      <w:start w:val="1"/>
+      <w:numFmt w:val="decimal"/>
+      <w:lvlText w:val="%3."/>
+      <w:lvlJc w:val="left"/>
+      <w:pPr>
+        <w:tabs>
+          <w:tab w:val="num" w:pos="2160"/>
+        </w:tabs>
+        <w:ind w:left="2160" w:hanging="360"/>
+      </w:pPr>
+    </w:lvl>
+    <w:lvl w:ilvl="3" w:tentative="1">
+      <w:start w:val="1"/>
+      <w:numFmt w:val="decimal"/>
+      <w:lvlText w:val="%4."/>
+      <w:lvlJc w:val="left"/>
+      <w:pPr>
+        <w:tabs>
+          <w:tab w:val="num" w:pos="2880"/>
+        </w:tabs>
+        <w:ind w:left="2880" w:hanging="360"/>
+      </w:pPr>
+    </w:lvl>
+    <w:lvl w:ilvl="4" w:tentative="1">
+      <w:start w:val="1"/>
+      <w:numFmt w:val="decimal"/>
+      <w:lvlText w:val="%5."/>
+      <w:lvlJc w:val="left"/>
+      <w:pPr>
+        <w:tabs>
+          <w:tab w:val="num" w:pos="3600"/>
+        </w:tabs>
+        <w:ind w:left="3600" w:hanging="360"/>
+      </w:pPr>
+    </w:lvl>
+    <w:lvl w:ilvl="5" w:tentative="1">
+      <w:start w:val="1"/>
+      <w:numFmt w:val="decimal"/>
+      <w:lvlText w:val="%6."/>
+      <w:lvlJc w:val="left"/>
+      <w:pPr>
+        <w:tabs>
+          <w:tab w:val="num" w:pos="4320"/>
+        </w:tabs>
+        <w:ind w:left="4320" w:hanging="360"/>
+      </w:pPr>
+    </w:lvl>
+    <w:lvl w:ilvl="6" w:tentative="1">
+      <w:start w:val="1"/>
+      <w:numFmt w:val="decimal"/>
+      <w:lvlText w:val="%7."/>
+      <w:lvlJc w:val="left"/>
+      <w:pPr>
+        <w:tabs>
+          <w:tab w:val="num" w:pos="5040"/>
+        </w:tabs>
+        <w:ind w:left="5040" w:hanging="360"/>
+      </w:pPr>
+    </w:lvl>
+    <w:lvl w:ilvl="7" w:tentative="1">
+      <w:start w:val="1"/>
+      <w:numFmt w:val="decimal"/>
+      <w:lvlText w:val="%8."/>
+      <w:lvlJc w:val="left"/>
+      <w:pPr>
+        <w:tabs>
+          <w:tab w:val="num" w:pos="5760"/>
+        </w:tabs>
+        <w:ind w:left="5760" w:hanging="360"/>
+      </w:pPr>
+    </w:lvl>
+    <w:lvl w:ilvl="8" w:tentative="1">
+      <w:start w:val="1"/>
+      <w:numFmt w:val="decimal"/>
+      <w:lvlText w:val="%9."/>
+      <w:lvlJc w:val="left"/>
+      <w:pPr>
+        <w:tabs>
+          <w:tab w:val="num" w:pos="6480"/>
+        </w:tabs>
+        <w:ind w:left="6480" w:hanging="360"/>
+      </w:pPr>
+    </w:lvl>
+  </w:abstractNum>
+  <w:abstractNum w:abstractNumId="11" w15:restartNumberingAfterBreak="0">
     <w:nsid w:val="11C42FF7"/>
     <w:multiLevelType w:val="multilevel"/>
     <w:tmpl w:val="8EACC640"/>
@@ -2705,7 +5067,7 @@
       </w:pPr>
     </w:lvl>
   </w:abstractNum>
-  <w:abstractNum w:abstractNumId="10" w15:restartNumberingAfterBreak="0">
+  <w:abstractNum w:abstractNumId="12" w15:restartNumberingAfterBreak="0">
     <w:nsid w:val="13A423C3"/>
     <w:multiLevelType w:val="multilevel"/>
     <w:tmpl w:val="3870A7E2"/>
@@ -2818,7 +5180,7 @@
       </w:pPr>
     </w:lvl>
   </w:abstractNum>
-  <w:abstractNum w:abstractNumId="11" w15:restartNumberingAfterBreak="0">
+  <w:abstractNum w:abstractNumId="13" w15:restartNumberingAfterBreak="0">
     <w:nsid w:val="13AD0695"/>
     <w:multiLevelType w:val="multilevel"/>
     <w:tmpl w:val="44340FA6"/>
@@ -2967,7 +5329,7 @@
       </w:rPr>
     </w:lvl>
   </w:abstractNum>
-  <w:abstractNum w:abstractNumId="12" w15:restartNumberingAfterBreak="0">
+  <w:abstractNum w:abstractNumId="14" w15:restartNumberingAfterBreak="0">
     <w:nsid w:val="18F35444"/>
     <w:multiLevelType w:val="multilevel"/>
     <w:tmpl w:val="160412C8"/>
@@ -3116,7 +5478,7 @@
       </w:rPr>
     </w:lvl>
   </w:abstractNum>
-  <w:abstractNum w:abstractNumId="13" w15:restartNumberingAfterBreak="0">
+  <w:abstractNum w:abstractNumId="15" w15:restartNumberingAfterBreak="0">
     <w:nsid w:val="19951C3F"/>
     <w:multiLevelType w:val="multilevel"/>
     <w:tmpl w:val="BE60EAE6"/>
@@ -3265,7 +5627,7 @@
       </w:rPr>
     </w:lvl>
   </w:abstractNum>
-  <w:abstractNum w:abstractNumId="14" w15:restartNumberingAfterBreak="0">
+  <w:abstractNum w:abstractNumId="16" w15:restartNumberingAfterBreak="0">
     <w:nsid w:val="1B4F6B2E"/>
     <w:multiLevelType w:val="multilevel"/>
     <w:tmpl w:val="11BA65C4"/>
@@ -3414,7 +5776,7 @@
       </w:rPr>
     </w:lvl>
   </w:abstractNum>
-  <w:abstractNum w:abstractNumId="15" w15:restartNumberingAfterBreak="0">
+  <w:abstractNum w:abstractNumId="17" w15:restartNumberingAfterBreak="0">
     <w:nsid w:val="1CE411DA"/>
     <w:multiLevelType w:val="multilevel"/>
     <w:tmpl w:val="1E784456"/>
@@ -3563,7 +5925,7 @@
       </w:rPr>
     </w:lvl>
   </w:abstractNum>
-  <w:abstractNum w:abstractNumId="16" w15:restartNumberingAfterBreak="0">
+  <w:abstractNum w:abstractNumId="18" w15:restartNumberingAfterBreak="0">
     <w:nsid w:val="1DA0376B"/>
     <w:multiLevelType w:val="multilevel"/>
     <w:tmpl w:val="8C88B3A2"/>
@@ -3712,7 +6074,7 @@
       </w:rPr>
     </w:lvl>
   </w:abstractNum>
-  <w:abstractNum w:abstractNumId="17" w15:restartNumberingAfterBreak="0">
+  <w:abstractNum w:abstractNumId="19" w15:restartNumberingAfterBreak="0">
     <w:nsid w:val="1E182EDC"/>
     <w:multiLevelType w:val="multilevel"/>
     <w:tmpl w:val="E51AB39A"/>
@@ -3861,7 +6223,7 @@
       </w:rPr>
     </w:lvl>
   </w:abstractNum>
-  <w:abstractNum w:abstractNumId="18" w15:restartNumberingAfterBreak="0">
+  <w:abstractNum w:abstractNumId="20" w15:restartNumberingAfterBreak="0">
     <w:nsid w:val="1E8053DB"/>
     <w:multiLevelType w:val="multilevel"/>
     <w:tmpl w:val="6DF49C6E"/>
@@ -4010,7 +6372,7 @@
       </w:rPr>
     </w:lvl>
   </w:abstractNum>
-  <w:abstractNum w:abstractNumId="19" w15:restartNumberingAfterBreak="0">
+  <w:abstractNum w:abstractNumId="21" w15:restartNumberingAfterBreak="0">
     <w:nsid w:val="1F083D8C"/>
     <w:multiLevelType w:val="multilevel"/>
     <w:tmpl w:val="C3C279F2"/>
@@ -4159,7 +6521,7 @@
       </w:rPr>
     </w:lvl>
   </w:abstractNum>
-  <w:abstractNum w:abstractNumId="20" w15:restartNumberingAfterBreak="0">
+  <w:abstractNum w:abstractNumId="22" w15:restartNumberingAfterBreak="0">
     <w:nsid w:val="21BD1903"/>
     <w:multiLevelType w:val="multilevel"/>
     <w:tmpl w:val="7D9A015E"/>
@@ -4308,7 +6670,7 @@
       </w:rPr>
     </w:lvl>
   </w:abstractNum>
-  <w:abstractNum w:abstractNumId="21" w15:restartNumberingAfterBreak="0">
+  <w:abstractNum w:abstractNumId="23" w15:restartNumberingAfterBreak="0">
     <w:nsid w:val="253767D1"/>
     <w:multiLevelType w:val="multilevel"/>
     <w:tmpl w:val="F82A04B2"/>
@@ -4457,7 +6819,7 @@
       </w:rPr>
     </w:lvl>
   </w:abstractNum>
-  <w:abstractNum w:abstractNumId="22" w15:restartNumberingAfterBreak="0">
+  <w:abstractNum w:abstractNumId="24" w15:restartNumberingAfterBreak="0">
     <w:nsid w:val="265E2F28"/>
     <w:multiLevelType w:val="multilevel"/>
     <w:tmpl w:val="BB867B6C"/>
@@ -4606,7 +6968,120 @@
       </w:rPr>
     </w:lvl>
   </w:abstractNum>
-  <w:abstractNum w:abstractNumId="23" w15:restartNumberingAfterBreak="0">
+  <w:abstractNum w:abstractNumId="25" w15:restartNumberingAfterBreak="0">
+    <w:nsid w:val="29322082"/>
+    <w:multiLevelType w:val="multilevel"/>
+    <w:tmpl w:val="3870A7E2"/>
+    <w:lvl w:ilvl="0">
+      <w:start w:val="1"/>
+      <w:numFmt w:val="decimal"/>
+      <w:lvlText w:val="%1."/>
+      <w:lvlJc w:val="left"/>
+      <w:pPr>
+        <w:tabs>
+          <w:tab w:val="num" w:pos="720"/>
+        </w:tabs>
+        <w:ind w:left="720" w:hanging="360"/>
+      </w:pPr>
+    </w:lvl>
+    <w:lvl w:ilvl="1" w:tentative="1">
+      <w:start w:val="1"/>
+      <w:numFmt w:val="decimal"/>
+      <w:lvlText w:val="%2."/>
+      <w:lvlJc w:val="left"/>
+      <w:pPr>
+        <w:tabs>
+          <w:tab w:val="num" w:pos="1440"/>
+        </w:tabs>
+        <w:ind w:left="1440" w:hanging="360"/>
+      </w:pPr>
+    </w:lvl>
+    <w:lvl w:ilvl="2" w:tentative="1">
+      <w:start w:val="1"/>
+      <w:numFmt w:val="decimal"/>
+      <w:lvlText w:val="%3."/>
+      <w:lvlJc w:val="left"/>
+      <w:pPr>
+        <w:tabs>
+          <w:tab w:val="num" w:pos="2160"/>
+        </w:tabs>
+        <w:ind w:left="2160" w:hanging="360"/>
+      </w:pPr>
+    </w:lvl>
+    <w:lvl w:ilvl="3" w:tentative="1">
+      <w:start w:val="1"/>
+      <w:numFmt w:val="decimal"/>
+      <w:lvlText w:val="%4."/>
+      <w:lvlJc w:val="left"/>
+      <w:pPr>
+        <w:tabs>
+          <w:tab w:val="num" w:pos="2880"/>
+        </w:tabs>
+        <w:ind w:left="2880" w:hanging="360"/>
+      </w:pPr>
+    </w:lvl>
+    <w:lvl w:ilvl="4" w:tentative="1">
+      <w:start w:val="1"/>
+      <w:numFmt w:val="decimal"/>
+      <w:lvlText w:val="%5."/>
+      <w:lvlJc w:val="left"/>
+      <w:pPr>
+        <w:tabs>
+          <w:tab w:val="num" w:pos="3600"/>
+        </w:tabs>
+        <w:ind w:left="3600" w:hanging="360"/>
+      </w:pPr>
+    </w:lvl>
+    <w:lvl w:ilvl="5" w:tentative="1">
+      <w:start w:val="1"/>
+      <w:numFmt w:val="decimal"/>
+      <w:lvlText w:val="%6."/>
+      <w:lvlJc w:val="left"/>
+      <w:pPr>
+        <w:tabs>
+          <w:tab w:val="num" w:pos="4320"/>
+        </w:tabs>
+        <w:ind w:left="4320" w:hanging="360"/>
+      </w:pPr>
+    </w:lvl>
+    <w:lvl w:ilvl="6" w:tentative="1">
+      <w:start w:val="1"/>
+      <w:numFmt w:val="decimal"/>
+      <w:lvlText w:val="%7."/>
+      <w:lvlJc w:val="left"/>
+      <w:pPr>
+        <w:tabs>
+          <w:tab w:val="num" w:pos="5040"/>
+        </w:tabs>
+        <w:ind w:left="5040" w:hanging="360"/>
+      </w:pPr>
+    </w:lvl>
+    <w:lvl w:ilvl="7" w:tentative="1">
+      <w:start w:val="1"/>
+      <w:numFmt w:val="decimal"/>
+      <w:lvlText w:val="%8."/>
+      <w:lvlJc w:val="left"/>
+      <w:pPr>
+        <w:tabs>
+          <w:tab w:val="num" w:pos="5760"/>
+        </w:tabs>
+        <w:ind w:left="5760" w:hanging="360"/>
+      </w:pPr>
+    </w:lvl>
+    <w:lvl w:ilvl="8" w:tentative="1">
+      <w:start w:val="1"/>
+      <w:numFmt w:val="decimal"/>
+      <w:lvlText w:val="%9."/>
+      <w:lvlJc w:val="left"/>
+      <w:pPr>
+        <w:tabs>
+          <w:tab w:val="num" w:pos="6480"/>
+        </w:tabs>
+        <w:ind w:left="6480" w:hanging="360"/>
+      </w:pPr>
+    </w:lvl>
+  </w:abstractNum>
+  <w:abstractNum w:abstractNumId="26" w15:restartNumberingAfterBreak="0">
     <w:nsid w:val="29531D12"/>
     <w:multiLevelType w:val="multilevel"/>
     <w:tmpl w:val="E168EB20"/>
@@ -4719,7 +7194,7 @@
       </w:pPr>
     </w:lvl>
   </w:abstractNum>
-  <w:abstractNum w:abstractNumId="24" w15:restartNumberingAfterBreak="0">
+  <w:abstractNum w:abstractNumId="27" w15:restartNumberingAfterBreak="0">
     <w:nsid w:val="2A954C87"/>
     <w:multiLevelType w:val="multilevel"/>
     <w:tmpl w:val="417C8A5A"/>
@@ -4868,7 +7343,7 @@
       </w:rPr>
     </w:lvl>
   </w:abstractNum>
-  <w:abstractNum w:abstractNumId="25" w15:restartNumberingAfterBreak="0">
+  <w:abstractNum w:abstractNumId="28" w15:restartNumberingAfterBreak="0">
     <w:nsid w:val="2B406A3C"/>
     <w:multiLevelType w:val="multilevel"/>
     <w:tmpl w:val="7C727D58"/>
@@ -5017,7 +7492,7 @@
       </w:rPr>
     </w:lvl>
   </w:abstractNum>
-  <w:abstractNum w:abstractNumId="26" w15:restartNumberingAfterBreak="0">
+  <w:abstractNum w:abstractNumId="29" w15:restartNumberingAfterBreak="0">
     <w:nsid w:val="2C223E73"/>
     <w:multiLevelType w:val="multilevel"/>
     <w:tmpl w:val="228225D0"/>
@@ -5166,7 +7641,7 @@
       </w:rPr>
     </w:lvl>
   </w:abstractNum>
-  <w:abstractNum w:abstractNumId="27" w15:restartNumberingAfterBreak="0">
+  <w:abstractNum w:abstractNumId="30" w15:restartNumberingAfterBreak="0">
     <w:nsid w:val="2D5E2663"/>
     <w:multiLevelType w:val="multilevel"/>
     <w:tmpl w:val="AE06BBD6"/>
@@ -5315,7 +7790,7 @@
       </w:rPr>
     </w:lvl>
   </w:abstractNum>
-  <w:abstractNum w:abstractNumId="28" w15:restartNumberingAfterBreak="0">
+  <w:abstractNum w:abstractNumId="31" w15:restartNumberingAfterBreak="0">
     <w:nsid w:val="2D8162DD"/>
     <w:multiLevelType w:val="multilevel"/>
     <w:tmpl w:val="FB8499C8"/>
@@ -5428,7 +7903,120 @@
       </w:pPr>
     </w:lvl>
   </w:abstractNum>
-  <w:abstractNum w:abstractNumId="29" w15:restartNumberingAfterBreak="0">
+  <w:abstractNum w:abstractNumId="32" w15:restartNumberingAfterBreak="0">
+    <w:nsid w:val="2E397AA7"/>
+    <w:multiLevelType w:val="multilevel"/>
+    <w:tmpl w:val="6D4EE56C"/>
+    <w:lvl w:ilvl="0">
+      <w:start w:val="1"/>
+      <w:numFmt w:val="decimal"/>
+      <w:lvlText w:val="%1."/>
+      <w:lvlJc w:val="left"/>
+      <w:pPr>
+        <w:tabs>
+          <w:tab w:val="num" w:pos="720"/>
+        </w:tabs>
+        <w:ind w:left="720" w:hanging="360"/>
+      </w:pPr>
+    </w:lvl>
+    <w:lvl w:ilvl="1" w:tentative="1">
+      <w:start w:val="1"/>
+      <w:numFmt w:val="decimal"/>
+      <w:lvlText w:val="%2."/>
+      <w:lvlJc w:val="left"/>
+      <w:pPr>
+        <w:tabs>
+          <w:tab w:val="num" w:pos="1440"/>
+        </w:tabs>
+        <w:ind w:left="1440" w:hanging="360"/>
+      </w:pPr>
+    </w:lvl>
+    <w:lvl w:ilvl="2" w:tentative="1">
+      <w:start w:val="1"/>
+      <w:numFmt w:val="decimal"/>
+      <w:lvlText w:val="%3."/>
+      <w:lvlJc w:val="left"/>
+      <w:pPr>
+        <w:tabs>
+          <w:tab w:val="num" w:pos="2160"/>
+        </w:tabs>
+        <w:ind w:left="2160" w:hanging="360"/>
+      </w:pPr>
+    </w:lvl>
+    <w:lvl w:ilvl="3" w:tentative="1">
+      <w:start w:val="1"/>
+      <w:numFmt w:val="decimal"/>
+      <w:lvlText w:val="%4."/>
+      <w:lvlJc w:val="left"/>
+      <w:pPr>
+        <w:tabs>
+          <w:tab w:val="num" w:pos="2880"/>
+        </w:tabs>
+        <w:ind w:left="2880" w:hanging="360"/>
+      </w:pPr>
+    </w:lvl>
+    <w:lvl w:ilvl="4" w:tentative="1">
+      <w:start w:val="1"/>
+      <w:numFmt w:val="decimal"/>
+      <w:lvlText w:val="%5."/>
+      <w:lvlJc w:val="left"/>
+      <w:pPr>
+        <w:tabs>
+          <w:tab w:val="num" w:pos="3600"/>
+        </w:tabs>
+        <w:ind w:left="3600" w:hanging="360"/>
+      </w:pPr>
+    </w:lvl>
+    <w:lvl w:ilvl="5" w:tentative="1">
+      <w:start w:val="1"/>
+      <w:numFmt w:val="decimal"/>
+      <w:lvlText w:val="%6."/>
+      <w:lvlJc w:val="left"/>
+      <w:pPr>
+        <w:tabs>
+          <w:tab w:val="num" w:pos="4320"/>
+        </w:tabs>
+        <w:ind w:left="4320" w:hanging="360"/>
+      </w:pPr>
+    </w:lvl>
+    <w:lvl w:ilvl="6" w:tentative="1">
+      <w:start w:val="1"/>
+      <w:numFmt w:val="decimal"/>
+      <w:lvlText w:val="%7."/>
+      <w:lvlJc w:val="left"/>
+      <w:pPr>
+        <w:tabs>
+          <w:tab w:val="num" w:pos="5040"/>
+        </w:tabs>
+        <w:ind w:left="5040" w:hanging="360"/>
+      </w:pPr>
+    </w:lvl>
+    <w:lvl w:ilvl="7" w:tentative="1">
+      <w:start w:val="1"/>
+      <w:numFmt w:val="decimal"/>
+      <w:lvlText w:val="%8."/>
+      <w:lvlJc w:val="left"/>
+      <w:pPr>
+        <w:tabs>
+          <w:tab w:val="num" w:pos="5760"/>
+        </w:tabs>
+        <w:ind w:left="5760" w:hanging="360"/>
+      </w:pPr>
+    </w:lvl>
+    <w:lvl w:ilvl="8" w:tentative="1">
+      <w:start w:val="1"/>
+      <w:numFmt w:val="decimal"/>
+      <w:lvlText w:val="%9."/>
+      <w:lvlJc w:val="left"/>
+      <w:pPr>
+        <w:tabs>
+          <w:tab w:val="num" w:pos="6480"/>
+        </w:tabs>
+        <w:ind w:left="6480" w:hanging="360"/>
+      </w:pPr>
+    </w:lvl>
+  </w:abstractNum>
+  <w:abstractNum w:abstractNumId="33" w15:restartNumberingAfterBreak="0">
     <w:nsid w:val="2F033797"/>
     <w:multiLevelType w:val="multilevel"/>
     <w:tmpl w:val="A86EF386"/>
@@ -5577,7 +8165,7 @@
       </w:rPr>
     </w:lvl>
   </w:abstractNum>
-  <w:abstractNum w:abstractNumId="30" w15:restartNumberingAfterBreak="0">
+  <w:abstractNum w:abstractNumId="34" w15:restartNumberingAfterBreak="0">
     <w:nsid w:val="305E40B4"/>
     <w:multiLevelType w:val="multilevel"/>
     <w:tmpl w:val="0B2603AE"/>
@@ -5726,7 +8314,120 @@
       </w:rPr>
     </w:lvl>
   </w:abstractNum>
-  <w:abstractNum w:abstractNumId="31" w15:restartNumberingAfterBreak="0">
+  <w:abstractNum w:abstractNumId="35" w15:restartNumberingAfterBreak="0">
+    <w:nsid w:val="32F06D4C"/>
+    <w:multiLevelType w:val="multilevel"/>
+    <w:tmpl w:val="91E693D0"/>
+    <w:lvl w:ilvl="0">
+      <w:start w:val="1"/>
+      <w:numFmt w:val="decimal"/>
+      <w:lvlText w:val="%1."/>
+      <w:lvlJc w:val="left"/>
+      <w:pPr>
+        <w:tabs>
+          <w:tab w:val="num" w:pos="720"/>
+        </w:tabs>
+        <w:ind w:left="720" w:hanging="360"/>
+      </w:pPr>
+    </w:lvl>
+    <w:lvl w:ilvl="1" w:tentative="1">
+      <w:start w:val="1"/>
+      <w:numFmt w:val="decimal"/>
+      <w:lvlText w:val="%2."/>
+      <w:lvlJc w:val="left"/>
+      <w:pPr>
+        <w:tabs>
+          <w:tab w:val="num" w:pos="1440"/>
+        </w:tabs>
+        <w:ind w:left="1440" w:hanging="360"/>
+      </w:pPr>
+    </w:lvl>
+    <w:lvl w:ilvl="2" w:tentative="1">
+      <w:start w:val="1"/>
+      <w:numFmt w:val="decimal"/>
+      <w:lvlText w:val="%3."/>
+      <w:lvlJc w:val="left"/>
+      <w:pPr>
+        <w:tabs>
+          <w:tab w:val="num" w:pos="2160"/>
+        </w:tabs>
+        <w:ind w:left="2160" w:hanging="360"/>
+      </w:pPr>
+    </w:lvl>
+    <w:lvl w:ilvl="3" w:tentative="1">
+      <w:start w:val="1"/>
+      <w:numFmt w:val="decimal"/>
+      <w:lvlText w:val="%4."/>
+      <w:lvlJc w:val="left"/>
+      <w:pPr>
+        <w:tabs>
+          <w:tab w:val="num" w:pos="2880"/>
+        </w:tabs>
+        <w:ind w:left="2880" w:hanging="360"/>
+      </w:pPr>
+    </w:lvl>
+    <w:lvl w:ilvl="4" w:tentative="1">
+      <w:start w:val="1"/>
+      <w:numFmt w:val="decimal"/>
+      <w:lvlText w:val="%5."/>
+      <w:lvlJc w:val="left"/>
+      <w:pPr>
+        <w:tabs>
+          <w:tab w:val="num" w:pos="3600"/>
+        </w:tabs>
+        <w:ind w:left="3600" w:hanging="360"/>
+      </w:pPr>
+    </w:lvl>
+    <w:lvl w:ilvl="5" w:tentative="1">
+      <w:start w:val="1"/>
+      <w:numFmt w:val="decimal"/>
+      <w:lvlText w:val="%6."/>
+      <w:lvlJc w:val="left"/>
+      <w:pPr>
+        <w:tabs>
+          <w:tab w:val="num" w:pos="4320"/>
+        </w:tabs>
+        <w:ind w:left="4320" w:hanging="360"/>
+      </w:pPr>
+    </w:lvl>
+    <w:lvl w:ilvl="6" w:tentative="1">
+      <w:start w:val="1"/>
+      <w:numFmt w:val="decimal"/>
+      <w:lvlText w:val="%7."/>
+      <w:lvlJc w:val="left"/>
+      <w:pPr>
+        <w:tabs>
+          <w:tab w:val="num" w:pos="5040"/>
+        </w:tabs>
+        <w:ind w:left="5040" w:hanging="360"/>
+      </w:pPr>
+    </w:lvl>
+    <w:lvl w:ilvl="7" w:tentative="1">
+      <w:start w:val="1"/>
+      <w:numFmt w:val="decimal"/>
+      <w:lvlText w:val="%8."/>
+      <w:lvlJc w:val="left"/>
+      <w:pPr>
+        <w:tabs>
+          <w:tab w:val="num" w:pos="5760"/>
+        </w:tabs>
+        <w:ind w:left="5760" w:hanging="360"/>
+      </w:pPr>
+    </w:lvl>
+    <w:lvl w:ilvl="8" w:tentative="1">
+      <w:start w:val="1"/>
+      <w:numFmt w:val="decimal"/>
+      <w:lvlText w:val="%9."/>
+      <w:lvlJc w:val="left"/>
+      <w:pPr>
+        <w:tabs>
+          <w:tab w:val="num" w:pos="6480"/>
+        </w:tabs>
+        <w:ind w:left="6480" w:hanging="360"/>
+      </w:pPr>
+    </w:lvl>
+  </w:abstractNum>
+  <w:abstractNum w:abstractNumId="36" w15:restartNumberingAfterBreak="0">
     <w:nsid w:val="36371728"/>
     <w:multiLevelType w:val="multilevel"/>
     <w:tmpl w:val="28A805EA"/>
@@ -5875,7 +8576,7 @@
       </w:rPr>
     </w:lvl>
   </w:abstractNum>
-  <w:abstractNum w:abstractNumId="32" w15:restartNumberingAfterBreak="0">
+  <w:abstractNum w:abstractNumId="37" w15:restartNumberingAfterBreak="0">
     <w:nsid w:val="36BE4FCA"/>
     <w:multiLevelType w:val="multilevel"/>
     <w:tmpl w:val="9B6E4B6C"/>
@@ -6024,7 +8725,120 @@
       </w:rPr>
     </w:lvl>
   </w:abstractNum>
-  <w:abstractNum w:abstractNumId="33" w15:restartNumberingAfterBreak="0">
+  <w:abstractNum w:abstractNumId="38" w15:restartNumberingAfterBreak="0">
+    <w:nsid w:val="383A4E37"/>
+    <w:multiLevelType w:val="multilevel"/>
+    <w:tmpl w:val="A2485720"/>
+    <w:lvl w:ilvl="0">
+      <w:start w:val="1"/>
+      <w:numFmt w:val="decimal"/>
+      <w:lvlText w:val="%1."/>
+      <w:lvlJc w:val="left"/>
+      <w:pPr>
+        <w:tabs>
+          <w:tab w:val="num" w:pos="720"/>
+        </w:tabs>
+        <w:ind w:left="720" w:hanging="360"/>
+      </w:pPr>
+    </w:lvl>
+    <w:lvl w:ilvl="1" w:tentative="1">
+      <w:start w:val="1"/>
+      <w:numFmt w:val="decimal"/>
+      <w:lvlText w:val="%2."/>
+      <w:lvlJc w:val="left"/>
+      <w:pPr>
+        <w:tabs>
+          <w:tab w:val="num" w:pos="1440"/>
+        </w:tabs>
+        <w:ind w:left="1440" w:hanging="360"/>
+      </w:pPr>
+    </w:lvl>
+    <w:lvl w:ilvl="2" w:tentative="1">
+      <w:start w:val="1"/>
+      <w:numFmt w:val="decimal"/>
+      <w:lvlText w:val="%3."/>
+      <w:lvlJc w:val="left"/>
+      <w:pPr>
+        <w:tabs>
+          <w:tab w:val="num" w:pos="2160"/>
+        </w:tabs>
+        <w:ind w:left="2160" w:hanging="360"/>
+      </w:pPr>
+    </w:lvl>
+    <w:lvl w:ilvl="3" w:tentative="1">
+      <w:start w:val="1"/>
+      <w:numFmt w:val="decimal"/>
+      <w:lvlText w:val="%4."/>
+      <w:lvlJc w:val="left"/>
+      <w:pPr>
+        <w:tabs>
+          <w:tab w:val="num" w:pos="2880"/>
+        </w:tabs>
+        <w:ind w:left="2880" w:hanging="360"/>
+      </w:pPr>
+    </w:lvl>
+    <w:lvl w:ilvl="4" w:tentative="1">
+      <w:start w:val="1"/>
+      <w:numFmt w:val="decimal"/>
+      <w:lvlText w:val="%5."/>
+      <w:lvlJc w:val="left"/>
+      <w:pPr>
+        <w:tabs>
+          <w:tab w:val="num" w:pos="3600"/>
+        </w:tabs>
+        <w:ind w:left="3600" w:hanging="360"/>
+      </w:pPr>
+    </w:lvl>
+    <w:lvl w:ilvl="5" w:tentative="1">
+      <w:start w:val="1"/>
+      <w:numFmt w:val="decimal"/>
+      <w:lvlText w:val="%6."/>
+      <w:lvlJc w:val="left"/>
+      <w:pPr>
+        <w:tabs>
+          <w:tab w:val="num" w:pos="4320"/>
+        </w:tabs>
+        <w:ind w:left="4320" w:hanging="360"/>
+      </w:pPr>
+    </w:lvl>
+    <w:lvl w:ilvl="6" w:tentative="1">
+      <w:start w:val="1"/>
+      <w:numFmt w:val="decimal"/>
+      <w:lvlText w:val="%7."/>
+      <w:lvlJc w:val="left"/>
+      <w:pPr>
+        <w:tabs>
+          <w:tab w:val="num" w:pos="5040"/>
+        </w:tabs>
+        <w:ind w:left="5040" w:hanging="360"/>
+      </w:pPr>
+    </w:lvl>
+    <w:lvl w:ilvl="7" w:tentative="1">
+      <w:start w:val="1"/>
+      <w:numFmt w:val="decimal"/>
+      <w:lvlText w:val="%8."/>
+      <w:lvlJc w:val="left"/>
+      <w:pPr>
+        <w:tabs>
+          <w:tab w:val="num" w:pos="5760"/>
+        </w:tabs>
+        <w:ind w:left="5760" w:hanging="360"/>
+      </w:pPr>
+    </w:lvl>
+    <w:lvl w:ilvl="8" w:tentative="1">
+      <w:start w:val="1"/>
+      <w:numFmt w:val="decimal"/>
+      <w:lvlText w:val="%9."/>
+      <w:lvlJc w:val="left"/>
+      <w:pPr>
+        <w:tabs>
+          <w:tab w:val="num" w:pos="6480"/>
+        </w:tabs>
+        <w:ind w:left="6480" w:hanging="360"/>
+      </w:pPr>
+    </w:lvl>
+  </w:abstractNum>
+  <w:abstractNum w:abstractNumId="39" w15:restartNumberingAfterBreak="0">
     <w:nsid w:val="384B41DC"/>
     <w:multiLevelType w:val="multilevel"/>
     <w:tmpl w:val="A31E3AC6"/>
@@ -6173,7 +8987,7 @@
       </w:rPr>
     </w:lvl>
   </w:abstractNum>
-  <w:abstractNum w:abstractNumId="34" w15:restartNumberingAfterBreak="0">
+  <w:abstractNum w:abstractNumId="40" w15:restartNumberingAfterBreak="0">
     <w:nsid w:val="387F2942"/>
     <w:multiLevelType w:val="multilevel"/>
     <w:tmpl w:val="13A022AA"/>
@@ -6322,7 +9136,7 @@
       </w:rPr>
     </w:lvl>
   </w:abstractNum>
-  <w:abstractNum w:abstractNumId="35" w15:restartNumberingAfterBreak="0">
+  <w:abstractNum w:abstractNumId="41" w15:restartNumberingAfterBreak="0">
     <w:nsid w:val="3A4A5D43"/>
     <w:multiLevelType w:val="multilevel"/>
     <w:tmpl w:val="50E60C10"/>
@@ -6471,7 +9285,7 @@
       </w:rPr>
     </w:lvl>
   </w:abstractNum>
-  <w:abstractNum w:abstractNumId="36" w15:restartNumberingAfterBreak="0">
+  <w:abstractNum w:abstractNumId="42" w15:restartNumberingAfterBreak="0">
     <w:nsid w:val="3AB610CC"/>
     <w:multiLevelType w:val="multilevel"/>
     <w:tmpl w:val="4E92C6BE"/>
@@ -6584,7 +9398,7 @@
       </w:pPr>
     </w:lvl>
   </w:abstractNum>
-  <w:abstractNum w:abstractNumId="37" w15:restartNumberingAfterBreak="0">
+  <w:abstractNum w:abstractNumId="43" w15:restartNumberingAfterBreak="0">
     <w:nsid w:val="3B1F4E5C"/>
     <w:multiLevelType w:val="multilevel"/>
     <w:tmpl w:val="C8DC3704"/>
@@ -6733,7 +9547,7 @@
       </w:rPr>
     </w:lvl>
   </w:abstractNum>
-  <w:abstractNum w:abstractNumId="38" w15:restartNumberingAfterBreak="0">
+  <w:abstractNum w:abstractNumId="44" w15:restartNumberingAfterBreak="0">
     <w:nsid w:val="3CE55CE7"/>
     <w:multiLevelType w:val="multilevel"/>
     <w:tmpl w:val="9D7AE8A8"/>
@@ -6882,7 +9696,7 @@
       </w:rPr>
     </w:lvl>
   </w:abstractNum>
-  <w:abstractNum w:abstractNumId="39" w15:restartNumberingAfterBreak="0">
+  <w:abstractNum w:abstractNumId="45" w15:restartNumberingAfterBreak="0">
     <w:nsid w:val="3D2F6733"/>
     <w:multiLevelType w:val="multilevel"/>
     <w:tmpl w:val="B9243440"/>
@@ -7031,7 +9845,7 @@
       </w:rPr>
     </w:lvl>
   </w:abstractNum>
-  <w:abstractNum w:abstractNumId="40" w15:restartNumberingAfterBreak="0">
+  <w:abstractNum w:abstractNumId="46" w15:restartNumberingAfterBreak="0">
     <w:nsid w:val="40B52536"/>
     <w:multiLevelType w:val="multilevel"/>
     <w:tmpl w:val="7F0E9BEE"/>
@@ -7180,7 +9994,120 @@
       </w:rPr>
     </w:lvl>
   </w:abstractNum>
-  <w:abstractNum w:abstractNumId="41" w15:restartNumberingAfterBreak="0">
+  <w:abstractNum w:abstractNumId="47" w15:restartNumberingAfterBreak="0">
+    <w:nsid w:val="40F7080F"/>
+    <w:multiLevelType w:val="multilevel"/>
+    <w:tmpl w:val="C3D8C076"/>
+    <w:lvl w:ilvl="0">
+      <w:start w:val="1"/>
+      <w:numFmt w:val="decimal"/>
+      <w:lvlText w:val="%1."/>
+      <w:lvlJc w:val="left"/>
+      <w:pPr>
+        <w:tabs>
+          <w:tab w:val="num" w:pos="720"/>
+        </w:tabs>
+        <w:ind w:left="720" w:hanging="360"/>
+      </w:pPr>
+    </w:lvl>
+    <w:lvl w:ilvl="1" w:tentative="1">
+      <w:start w:val="1"/>
+      <w:numFmt w:val="decimal"/>
+      <w:lvlText w:val="%2."/>
+      <w:lvlJc w:val="left"/>
+      <w:pPr>
+        <w:tabs>
+          <w:tab w:val="num" w:pos="1440"/>
+        </w:tabs>
+        <w:ind w:left="1440" w:hanging="360"/>
+      </w:pPr>
+    </w:lvl>
+    <w:lvl w:ilvl="2" w:tentative="1">
+      <w:start w:val="1"/>
+      <w:numFmt w:val="decimal"/>
+      <w:lvlText w:val="%3."/>
+      <w:lvlJc w:val="left"/>
+      <w:pPr>
+        <w:tabs>
+          <w:tab w:val="num" w:pos="2160"/>
+        </w:tabs>
+        <w:ind w:left="2160" w:hanging="360"/>
+      </w:pPr>
+    </w:lvl>
+    <w:lvl w:ilvl="3" w:tentative="1">
+      <w:start w:val="1"/>
+      <w:numFmt w:val="decimal"/>
+      <w:lvlText w:val="%4."/>
+      <w:lvlJc w:val="left"/>
+      <w:pPr>
+        <w:tabs>
+          <w:tab w:val="num" w:pos="2880"/>
+        </w:tabs>
+        <w:ind w:left="2880" w:hanging="360"/>
+      </w:pPr>
+    </w:lvl>
+    <w:lvl w:ilvl="4" w:tentative="1">
+      <w:start w:val="1"/>
+      <w:numFmt w:val="decimal"/>
+      <w:lvlText w:val="%5."/>
+      <w:lvlJc w:val="left"/>
+      <w:pPr>
+        <w:tabs>
+          <w:tab w:val="num" w:pos="3600"/>
+        </w:tabs>
+        <w:ind w:left="3600" w:hanging="360"/>
+      </w:pPr>
+    </w:lvl>
+    <w:lvl w:ilvl="5" w:tentative="1">
+      <w:start w:val="1"/>
+      <w:numFmt w:val="decimal"/>
+      <w:lvlText w:val="%6."/>
+      <w:lvlJc w:val="left"/>
+      <w:pPr>
+        <w:tabs>
+          <w:tab w:val="num" w:pos="4320"/>
+        </w:tabs>
+        <w:ind w:left="4320" w:hanging="360"/>
+      </w:pPr>
+    </w:lvl>
+    <w:lvl w:ilvl="6" w:tentative="1">
+      <w:start w:val="1"/>
+      <w:numFmt w:val="decimal"/>
+      <w:lvlText w:val="%7."/>
+      <w:lvlJc w:val="left"/>
+      <w:pPr>
+        <w:tabs>
+          <w:tab w:val="num" w:pos="5040"/>
+        </w:tabs>
+        <w:ind w:left="5040" w:hanging="360"/>
+      </w:pPr>
+    </w:lvl>
+    <w:lvl w:ilvl="7" w:tentative="1">
+      <w:start w:val="1"/>
+      <w:numFmt w:val="decimal"/>
+      <w:lvlText w:val="%8."/>
+      <w:lvlJc w:val="left"/>
+      <w:pPr>
+        <w:tabs>
+          <w:tab w:val="num" w:pos="5760"/>
+        </w:tabs>
+        <w:ind w:left="5760" w:hanging="360"/>
+      </w:pPr>
+    </w:lvl>
+    <w:lvl w:ilvl="8" w:tentative="1">
+      <w:start w:val="1"/>
+      <w:numFmt w:val="decimal"/>
+      <w:lvlText w:val="%9."/>
+      <w:lvlJc w:val="left"/>
+      <w:pPr>
+        <w:tabs>
+          <w:tab w:val="num" w:pos="6480"/>
+        </w:tabs>
+        <w:ind w:left="6480" w:hanging="360"/>
+      </w:pPr>
+    </w:lvl>
+  </w:abstractNum>
+  <w:abstractNum w:abstractNumId="48" w15:restartNumberingAfterBreak="0">
     <w:nsid w:val="440E0CA8"/>
     <w:multiLevelType w:val="multilevel"/>
     <w:tmpl w:val="9666386E"/>
@@ -7329,7 +10256,7 @@
       </w:rPr>
     </w:lvl>
   </w:abstractNum>
-  <w:abstractNum w:abstractNumId="42" w15:restartNumberingAfterBreak="0">
+  <w:abstractNum w:abstractNumId="49" w15:restartNumberingAfterBreak="0">
     <w:nsid w:val="49AD3FA6"/>
     <w:multiLevelType w:val="multilevel"/>
     <w:tmpl w:val="016C008E"/>
@@ -7478,7 +10405,7 @@
       </w:rPr>
     </w:lvl>
   </w:abstractNum>
-  <w:abstractNum w:abstractNumId="43" w15:restartNumberingAfterBreak="0">
+  <w:abstractNum w:abstractNumId="50" w15:restartNumberingAfterBreak="0">
     <w:nsid w:val="4BF70D73"/>
     <w:multiLevelType w:val="multilevel"/>
     <w:tmpl w:val="2BA6FE38"/>
@@ -7623,7 +10550,7 @@
       </w:rPr>
     </w:lvl>
   </w:abstractNum>
-  <w:abstractNum w:abstractNumId="44" w15:restartNumberingAfterBreak="0">
+  <w:abstractNum w:abstractNumId="51" w15:restartNumberingAfterBreak="0">
     <w:nsid w:val="4C8253D9"/>
     <w:multiLevelType w:val="multilevel"/>
     <w:tmpl w:val="F78EAE00"/>
@@ -7772,7 +10699,7 @@
       </w:rPr>
     </w:lvl>
   </w:abstractNum>
-  <w:abstractNum w:abstractNumId="45" w15:restartNumberingAfterBreak="0">
+  <w:abstractNum w:abstractNumId="52" w15:restartNumberingAfterBreak="0">
     <w:nsid w:val="4D97606A"/>
     <w:multiLevelType w:val="multilevel"/>
     <w:tmpl w:val="285815F4"/>
@@ -7921,7 +10848,120 @@
       </w:rPr>
     </w:lvl>
   </w:abstractNum>
-  <w:abstractNum w:abstractNumId="46" w15:restartNumberingAfterBreak="0">
+  <w:abstractNum w:abstractNumId="53" w15:restartNumberingAfterBreak="0">
+    <w:nsid w:val="4FCA3329"/>
+    <w:multiLevelType w:val="multilevel"/>
+    <w:tmpl w:val="3870A7E2"/>
+    <w:lvl w:ilvl="0">
+      <w:start w:val="1"/>
+      <w:numFmt w:val="decimal"/>
+      <w:lvlText w:val="%1."/>
+      <w:lvlJc w:val="left"/>
+      <w:pPr>
+        <w:tabs>
+          <w:tab w:val="num" w:pos="720"/>
+        </w:tabs>
+        <w:ind w:left="720" w:hanging="360"/>
+      </w:pPr>
+    </w:lvl>
+    <w:lvl w:ilvl="1" w:tentative="1">
+      <w:start w:val="1"/>
+      <w:numFmt w:val="decimal"/>
+      <w:lvlText w:val="%2."/>
+      <w:lvlJc w:val="left"/>
+      <w:pPr>
+        <w:tabs>
+          <w:tab w:val="num" w:pos="1440"/>
+        </w:tabs>
+        <w:ind w:left="1440" w:hanging="360"/>
+      </w:pPr>
+    </w:lvl>
+    <w:lvl w:ilvl="2" w:tentative="1">
+      <w:start w:val="1"/>
+      <w:numFmt w:val="decimal"/>
+      <w:lvlText w:val="%3."/>
+      <w:lvlJc w:val="left"/>
+      <w:pPr>
+        <w:tabs>
+          <w:tab w:val="num" w:pos="2160"/>
+        </w:tabs>
+        <w:ind w:left="2160" w:hanging="360"/>
+      </w:pPr>
+    </w:lvl>
+    <w:lvl w:ilvl="3" w:tentative="1">
+      <w:start w:val="1"/>
+      <w:numFmt w:val="decimal"/>
+      <w:lvlText w:val="%4."/>
+      <w:lvlJc w:val="left"/>
+      <w:pPr>
+        <w:tabs>
+          <w:tab w:val="num" w:pos="2880"/>
+        </w:tabs>
+        <w:ind w:left="2880" w:hanging="360"/>
+      </w:pPr>
+    </w:lvl>
+    <w:lvl w:ilvl="4" w:tentative="1">
+      <w:start w:val="1"/>
+      <w:numFmt w:val="decimal"/>
+      <w:lvlText w:val="%5."/>
+      <w:lvlJc w:val="left"/>
+      <w:pPr>
+        <w:tabs>
+          <w:tab w:val="num" w:pos="3600"/>
+        </w:tabs>
+        <w:ind w:left="3600" w:hanging="360"/>
+      </w:pPr>
+    </w:lvl>
+    <w:lvl w:ilvl="5" w:tentative="1">
+      <w:start w:val="1"/>
+      <w:numFmt w:val="decimal"/>
+      <w:lvlText w:val="%6."/>
+      <w:lvlJc w:val="left"/>
+      <w:pPr>
+        <w:tabs>
+          <w:tab w:val="num" w:pos="4320"/>
+        </w:tabs>
+        <w:ind w:left="4320" w:hanging="360"/>
+      </w:pPr>
+    </w:lvl>
+    <w:lvl w:ilvl="6" w:tentative="1">
+      <w:start w:val="1"/>
+      <w:numFmt w:val="decimal"/>
+      <w:lvlText w:val="%7."/>
+      <w:lvlJc w:val="left"/>
+      <w:pPr>
+        <w:tabs>
+          <w:tab w:val="num" w:pos="5040"/>
+        </w:tabs>
+        <w:ind w:left="5040" w:hanging="360"/>
+      </w:pPr>
+    </w:lvl>
+    <w:lvl w:ilvl="7" w:tentative="1">
+      <w:start w:val="1"/>
+      <w:numFmt w:val="decimal"/>
+      <w:lvlText w:val="%8."/>
+      <w:lvlJc w:val="left"/>
+      <w:pPr>
+        <w:tabs>
+          <w:tab w:val="num" w:pos="5760"/>
+        </w:tabs>
+        <w:ind w:left="5760" w:hanging="360"/>
+      </w:pPr>
+    </w:lvl>
+    <w:lvl w:ilvl="8" w:tentative="1">
+      <w:start w:val="1"/>
+      <w:numFmt w:val="decimal"/>
+      <w:lvlText w:val="%9."/>
+      <w:lvlJc w:val="left"/>
+      <w:pPr>
+        <w:tabs>
+          <w:tab w:val="num" w:pos="6480"/>
+        </w:tabs>
+        <w:ind w:left="6480" w:hanging="360"/>
+      </w:pPr>
+    </w:lvl>
+  </w:abstractNum>
+  <w:abstractNum w:abstractNumId="54" w15:restartNumberingAfterBreak="0">
     <w:nsid w:val="504A7340"/>
     <w:multiLevelType w:val="multilevel"/>
     <w:tmpl w:val="80B04DB6"/>
@@ -8034,7 +11074,7 @@
       </w:pPr>
     </w:lvl>
   </w:abstractNum>
-  <w:abstractNum w:abstractNumId="47" w15:restartNumberingAfterBreak="0">
+  <w:abstractNum w:abstractNumId="55" w15:restartNumberingAfterBreak="0">
     <w:nsid w:val="51591C76"/>
     <w:multiLevelType w:val="multilevel"/>
     <w:tmpl w:val="3C7479DA"/>
@@ -8183,7 +11223,7 @@
       </w:rPr>
     </w:lvl>
   </w:abstractNum>
-  <w:abstractNum w:abstractNumId="48" w15:restartNumberingAfterBreak="0">
+  <w:abstractNum w:abstractNumId="56" w15:restartNumberingAfterBreak="0">
     <w:nsid w:val="51FD15E0"/>
     <w:multiLevelType w:val="multilevel"/>
     <w:tmpl w:val="EAE05A36"/>
@@ -8332,7 +11372,7 @@
       </w:rPr>
     </w:lvl>
   </w:abstractNum>
-  <w:abstractNum w:abstractNumId="49" w15:restartNumberingAfterBreak="0">
+  <w:abstractNum w:abstractNumId="57" w15:restartNumberingAfterBreak="0">
     <w:nsid w:val="52AC58C6"/>
     <w:multiLevelType w:val="multilevel"/>
     <w:tmpl w:val="BBEE5348"/>
@@ -8481,7 +11521,7 @@
       </w:rPr>
     </w:lvl>
   </w:abstractNum>
-  <w:abstractNum w:abstractNumId="50" w15:restartNumberingAfterBreak="0">
+  <w:abstractNum w:abstractNumId="58" w15:restartNumberingAfterBreak="0">
     <w:nsid w:val="54A17901"/>
     <w:multiLevelType w:val="multilevel"/>
     <w:tmpl w:val="FA1EE278"/>
@@ -8630,7 +11670,120 @@
       </w:rPr>
     </w:lvl>
   </w:abstractNum>
-  <w:abstractNum w:abstractNumId="51" w15:restartNumberingAfterBreak="0">
+  <w:abstractNum w:abstractNumId="59" w15:restartNumberingAfterBreak="0">
+    <w:nsid w:val="56CE5AF3"/>
+    <w:multiLevelType w:val="multilevel"/>
+    <w:tmpl w:val="3870A7E2"/>
+    <w:lvl w:ilvl="0">
+      <w:start w:val="1"/>
+      <w:numFmt w:val="decimal"/>
+      <w:lvlText w:val="%1."/>
+      <w:lvlJc w:val="left"/>
+      <w:pPr>
+        <w:tabs>
+          <w:tab w:val="num" w:pos="720"/>
+        </w:tabs>
+        <w:ind w:left="720" w:hanging="360"/>
+      </w:pPr>
+    </w:lvl>
+    <w:lvl w:ilvl="1" w:tentative="1">
+      <w:start w:val="1"/>
+      <w:numFmt w:val="decimal"/>
+      <w:lvlText w:val="%2."/>
+      <w:lvlJc w:val="left"/>
+      <w:pPr>
+        <w:tabs>
+          <w:tab w:val="num" w:pos="1440"/>
+        </w:tabs>
+        <w:ind w:left="1440" w:hanging="360"/>
+      </w:pPr>
+    </w:lvl>
+    <w:lvl w:ilvl="2" w:tentative="1">
+      <w:start w:val="1"/>
+      <w:numFmt w:val="decimal"/>
+      <w:lvlText w:val="%3."/>
+      <w:lvlJc w:val="left"/>
+      <w:pPr>
+        <w:tabs>
+          <w:tab w:val="num" w:pos="2160"/>
+        </w:tabs>
+        <w:ind w:left="2160" w:hanging="360"/>
+      </w:pPr>
+    </w:lvl>
+    <w:lvl w:ilvl="3" w:tentative="1">
+      <w:start w:val="1"/>
+      <w:numFmt w:val="decimal"/>
+      <w:lvlText w:val="%4."/>
+      <w:lvlJc w:val="left"/>
+      <w:pPr>
+        <w:tabs>
+          <w:tab w:val="num" w:pos="2880"/>
+        </w:tabs>
+        <w:ind w:left="2880" w:hanging="360"/>
+      </w:pPr>
+    </w:lvl>
+    <w:lvl w:ilvl="4" w:tentative="1">
+      <w:start w:val="1"/>
+      <w:numFmt w:val="decimal"/>
+      <w:lvlText w:val="%5."/>
+      <w:lvlJc w:val="left"/>
+      <w:pPr>
+        <w:tabs>
+          <w:tab w:val="num" w:pos="3600"/>
+        </w:tabs>
+        <w:ind w:left="3600" w:hanging="360"/>
+      </w:pPr>
+    </w:lvl>
+    <w:lvl w:ilvl="5" w:tentative="1">
+      <w:start w:val="1"/>
+      <w:numFmt w:val="decimal"/>
+      <w:lvlText w:val="%6."/>
+      <w:lvlJc w:val="left"/>
+      <w:pPr>
+        <w:tabs>
+          <w:tab w:val="num" w:pos="4320"/>
+        </w:tabs>
+        <w:ind w:left="4320" w:hanging="360"/>
+      </w:pPr>
+    </w:lvl>
+    <w:lvl w:ilvl="6" w:tentative="1">
+      <w:start w:val="1"/>
+      <w:numFmt w:val="decimal"/>
+      <w:lvlText w:val="%7."/>
+      <w:lvlJc w:val="left"/>
+      <w:pPr>
+        <w:tabs>
+          <w:tab w:val="num" w:pos="5040"/>
+        </w:tabs>
+        <w:ind w:left="5040" w:hanging="360"/>
+      </w:pPr>
+    </w:lvl>
+    <w:lvl w:ilvl="7" w:tentative="1">
+      <w:start w:val="1"/>
+      <w:numFmt w:val="decimal"/>
+      <w:lvlText w:val="%8."/>
+      <w:lvlJc w:val="left"/>
+      <w:pPr>
+        <w:tabs>
+          <w:tab w:val="num" w:pos="5760"/>
+        </w:tabs>
+        <w:ind w:left="5760" w:hanging="360"/>
+      </w:pPr>
+    </w:lvl>
+    <w:lvl w:ilvl="8" w:tentative="1">
+      <w:start w:val="1"/>
+      <w:numFmt w:val="decimal"/>
+      <w:lvlText w:val="%9."/>
+      <w:lvlJc w:val="left"/>
+      <w:pPr>
+        <w:tabs>
+          <w:tab w:val="num" w:pos="6480"/>
+        </w:tabs>
+        <w:ind w:left="6480" w:hanging="360"/>
+      </w:pPr>
+    </w:lvl>
+  </w:abstractNum>
+  <w:abstractNum w:abstractNumId="60" w15:restartNumberingAfterBreak="0">
     <w:nsid w:val="576E6DB7"/>
     <w:multiLevelType w:val="multilevel"/>
     <w:tmpl w:val="B0B0D1EE"/>
@@ -8779,7 +11932,7 @@
       </w:rPr>
     </w:lvl>
   </w:abstractNum>
-  <w:abstractNum w:abstractNumId="52" w15:restartNumberingAfterBreak="0">
+  <w:abstractNum w:abstractNumId="61" w15:restartNumberingAfterBreak="0">
     <w:nsid w:val="59B241C0"/>
     <w:multiLevelType w:val="multilevel"/>
     <w:tmpl w:val="63E60C9C"/>
@@ -8928,7 +12081,7 @@
       </w:rPr>
     </w:lvl>
   </w:abstractNum>
-  <w:abstractNum w:abstractNumId="53" w15:restartNumberingAfterBreak="0">
+  <w:abstractNum w:abstractNumId="62" w15:restartNumberingAfterBreak="0">
     <w:nsid w:val="5D0723A8"/>
     <w:multiLevelType w:val="multilevel"/>
     <w:tmpl w:val="3DC28C28"/>
@@ -9077,7 +12230,7 @@
       </w:rPr>
     </w:lvl>
   </w:abstractNum>
-  <w:abstractNum w:abstractNumId="54" w15:restartNumberingAfterBreak="0">
+  <w:abstractNum w:abstractNumId="63" w15:restartNumberingAfterBreak="0">
     <w:nsid w:val="5D607751"/>
     <w:multiLevelType w:val="multilevel"/>
     <w:tmpl w:val="3F563700"/>
@@ -9226,7 +12379,7 @@
       </w:rPr>
     </w:lvl>
   </w:abstractNum>
-  <w:abstractNum w:abstractNumId="55" w15:restartNumberingAfterBreak="0">
+  <w:abstractNum w:abstractNumId="64" w15:restartNumberingAfterBreak="0">
     <w:nsid w:val="5D666524"/>
     <w:multiLevelType w:val="multilevel"/>
     <w:tmpl w:val="D7381B64"/>
@@ -9375,7 +12528,156 @@
       </w:rPr>
     </w:lvl>
   </w:abstractNum>
-  <w:abstractNum w:abstractNumId="56" w15:restartNumberingAfterBreak="0">
+  <w:abstractNum w:abstractNumId="65" w15:restartNumberingAfterBreak="0">
+    <w:nsid w:val="600E3D11"/>
+    <w:multiLevelType w:val="multilevel"/>
+    <w:tmpl w:val="CB3063B8"/>
+    <w:lvl w:ilvl="0">
+      <w:start w:val="1"/>
+      <w:numFmt w:val="bullet"/>
+      <w:lvlText w:val=""/>
+      <w:lvlJc w:val="left"/>
+      <w:pPr>
+        <w:tabs>
+          <w:tab w:val="num" w:pos="720"/>
+        </w:tabs>
+        <w:ind w:left="720" w:hanging="360"/>
+      </w:pPr>
+      <w:rPr>
+        <w:rFonts w:ascii="Symbol" w:hAnsi="Symbol" w:hint="default"/>
+        <w:sz w:val="20"/>
+      </w:rPr>
+    </w:lvl>
+    <w:lvl w:ilvl="1" w:tentative="1">
+      <w:start w:val="1"/>
+      <w:numFmt w:val="bullet"/>
+      <w:lvlText w:val="o"/>
+      <w:lvlJc w:val="left"/>
+      <w:pPr>
+        <w:tabs>
+          <w:tab w:val="num" w:pos="1440"/>
+        </w:tabs>
+        <w:ind w:left="1440" w:hanging="360"/>
+      </w:pPr>
+      <w:rPr>
+        <w:rFonts w:ascii="Courier New" w:hAnsi="Courier New" w:hint="default"/>
+        <w:sz w:val="20"/>
+      </w:rPr>
+    </w:lvl>
+    <w:lvl w:ilvl="2" w:tentative="1">
+      <w:start w:val="1"/>
+      <w:numFmt w:val="bullet"/>
+      <w:lvlText w:val=""/>
+      <w:lvlJc w:val="left"/>
+      <w:pPr>
+        <w:tabs>
+          <w:tab w:val="num" w:pos="2160"/>
+        </w:tabs>
+        <w:ind w:left="2160" w:hanging="360"/>
+      </w:pPr>
+      <w:rPr>
+        <w:rFonts w:ascii="Wingdings" w:hAnsi="Wingdings" w:hint="default"/>
+        <w:sz w:val="20"/>
+      </w:rPr>
+    </w:lvl>
+    <w:lvl w:ilvl="3" w:tentative="1">
+      <w:start w:val="1"/>
+      <w:numFmt w:val="bullet"/>
+      <w:lvlText w:val=""/>
+      <w:lvlJc w:val="left"/>
+      <w:pPr>
+        <w:tabs>
+          <w:tab w:val="num" w:pos="2880"/>
+        </w:tabs>
+        <w:ind w:left="2880" w:hanging="360"/>
+      </w:pPr>
+      <w:rPr>
+        <w:rFonts w:ascii="Wingdings" w:hAnsi="Wingdings" w:hint="default"/>
+        <w:sz w:val="20"/>
+      </w:rPr>
+    </w:lvl>
+    <w:lvl w:ilvl="4" w:tentative="1">
+      <w:start w:val="1"/>
+      <w:numFmt w:val="bullet"/>
+      <w:lvlText w:val=""/>
+      <w:lvlJc w:val="left"/>
+      <w:pPr>
+        <w:tabs>
+          <w:tab w:val="num" w:pos="3600"/>
+        </w:tabs>
+        <w:ind w:left="3600" w:hanging="360"/>
+      </w:pPr>
+      <w:rPr>
+        <w:rFonts w:ascii="Wingdings" w:hAnsi="Wingdings" w:hint="default"/>
+        <w:sz w:val="20"/>
+      </w:rPr>
+    </w:lvl>
+    <w:lvl w:ilvl="5" w:tentative="1">
+      <w:start w:val="1"/>
+      <w:numFmt w:val="bullet"/>
+      <w:lvlText w:val=""/>
+      <w:lvlJc w:val="left"/>
+      <w:pPr>
+        <w:tabs>
+          <w:tab w:val="num" w:pos="4320"/>
+        </w:tabs>
+        <w:ind w:left="4320" w:hanging="360"/>
+      </w:pPr>
+      <w:rPr>
+        <w:rFonts w:ascii="Wingdings" w:hAnsi="Wingdings" w:hint="default"/>
+        <w:sz w:val="20"/>
+      </w:rPr>
+    </w:lvl>
+    <w:lvl w:ilvl="6" w:tentative="1">
+      <w:start w:val="1"/>
+      <w:numFmt w:val="bullet"/>
+      <w:lvlText w:val=""/>
+      <w:lvlJc w:val="left"/>
+      <w:pPr>
+        <w:tabs>
+          <w:tab w:val="num" w:pos="5040"/>
+        </w:tabs>
+        <w:ind w:left="5040" w:hanging="360"/>
+      </w:pPr>
+      <w:rPr>
+        <w:rFonts w:ascii="Wingdings" w:hAnsi="Wingdings" w:hint="default"/>
+        <w:sz w:val="20"/>
+      </w:rPr>
+    </w:lvl>
+    <w:lvl w:ilvl="7" w:tentative="1">
+      <w:start w:val="1"/>
+      <w:numFmt w:val="bullet"/>
+      <w:lvlText w:val=""/>
+      <w:lvlJc w:val="left"/>
+      <w:pPr>
+        <w:tabs>
+          <w:tab w:val="num" w:pos="5760"/>
+        </w:tabs>
+        <w:ind w:left="5760" w:hanging="360"/>
+      </w:pPr>
+      <w:rPr>
+        <w:rFonts w:ascii="Wingdings" w:hAnsi="Wingdings" w:hint="default"/>
+        <w:sz w:val="20"/>
+      </w:rPr>
+    </w:lvl>
+    <w:lvl w:ilvl="8" w:tentative="1">
+      <w:start w:val="1"/>
+      <w:numFmt w:val="bullet"/>
+      <w:lvlText w:val=""/>
+      <w:lvlJc w:val="left"/>
+      <w:pPr>
+        <w:tabs>
+          <w:tab w:val="num" w:pos="6480"/>
+        </w:tabs>
+        <w:ind w:left="6480" w:hanging="360"/>
+      </w:pPr>
+      <w:rPr>
+        <w:rFonts w:ascii="Wingdings" w:hAnsi="Wingdings" w:hint="default"/>
+        <w:sz w:val="20"/>
+      </w:rPr>
+    </w:lvl>
+  </w:abstractNum>
+  <w:abstractNum w:abstractNumId="66" w15:restartNumberingAfterBreak="0">
     <w:nsid w:val="608226D7"/>
     <w:multiLevelType w:val="multilevel"/>
     <w:tmpl w:val="62FCD154"/>
@@ -9524,7 +12826,7 @@
       </w:rPr>
     </w:lvl>
   </w:abstractNum>
-  <w:abstractNum w:abstractNumId="57" w15:restartNumberingAfterBreak="0">
+  <w:abstractNum w:abstractNumId="67" w15:restartNumberingAfterBreak="0">
     <w:nsid w:val="632267A0"/>
     <w:multiLevelType w:val="multilevel"/>
     <w:tmpl w:val="3FCCDDEA"/>
@@ -9673,7 +12975,7 @@
       </w:rPr>
     </w:lvl>
   </w:abstractNum>
-  <w:abstractNum w:abstractNumId="58" w15:restartNumberingAfterBreak="0">
+  <w:abstractNum w:abstractNumId="68" w15:restartNumberingAfterBreak="0">
     <w:nsid w:val="63981415"/>
     <w:multiLevelType w:val="multilevel"/>
     <w:tmpl w:val="37EEED2E"/>
@@ -9822,7 +13124,7 @@
       </w:rPr>
     </w:lvl>
   </w:abstractNum>
-  <w:abstractNum w:abstractNumId="59" w15:restartNumberingAfterBreak="0">
+  <w:abstractNum w:abstractNumId="69" w15:restartNumberingAfterBreak="0">
     <w:nsid w:val="63FD33A9"/>
     <w:multiLevelType w:val="multilevel"/>
     <w:tmpl w:val="30DE29C4"/>
@@ -9971,7 +13273,7 @@
       </w:rPr>
     </w:lvl>
   </w:abstractNum>
-  <w:abstractNum w:abstractNumId="60" w15:restartNumberingAfterBreak="0">
+  <w:abstractNum w:abstractNumId="70" w15:restartNumberingAfterBreak="0">
     <w:nsid w:val="647A5B10"/>
     <w:multiLevelType w:val="multilevel"/>
     <w:tmpl w:val="A1527222"/>
@@ -10120,7 +13422,7 @@
       </w:rPr>
     </w:lvl>
   </w:abstractNum>
-  <w:abstractNum w:abstractNumId="61" w15:restartNumberingAfterBreak="0">
+  <w:abstractNum w:abstractNumId="71" w15:restartNumberingAfterBreak="0">
     <w:nsid w:val="66261AD5"/>
     <w:multiLevelType w:val="multilevel"/>
     <w:tmpl w:val="0278F48A"/>
@@ -10233,7 +13535,7 @@
       </w:pPr>
     </w:lvl>
   </w:abstractNum>
-  <w:abstractNum w:abstractNumId="62" w15:restartNumberingAfterBreak="0">
+  <w:abstractNum w:abstractNumId="72" w15:restartNumberingAfterBreak="0">
     <w:nsid w:val="68217A55"/>
     <w:multiLevelType w:val="multilevel"/>
     <w:tmpl w:val="C3C84A40"/>
@@ -10382,7 +13684,7 @@
       </w:rPr>
     </w:lvl>
   </w:abstractNum>
-  <w:abstractNum w:abstractNumId="63" w15:restartNumberingAfterBreak="0">
+  <w:abstractNum w:abstractNumId="73" w15:restartNumberingAfterBreak="0">
     <w:nsid w:val="6A160D6E"/>
     <w:multiLevelType w:val="multilevel"/>
     <w:tmpl w:val="C1042DB4"/>
@@ -10495,7 +13797,7 @@
       </w:pPr>
     </w:lvl>
   </w:abstractNum>
-  <w:abstractNum w:abstractNumId="64" w15:restartNumberingAfterBreak="0">
+  <w:abstractNum w:abstractNumId="74" w15:restartNumberingAfterBreak="0">
     <w:nsid w:val="6A940168"/>
     <w:multiLevelType w:val="multilevel"/>
     <w:tmpl w:val="23C8340E"/>
@@ -10608,7 +13910,7 @@
       </w:pPr>
     </w:lvl>
   </w:abstractNum>
-  <w:abstractNum w:abstractNumId="65" w15:restartNumberingAfterBreak="0">
+  <w:abstractNum w:abstractNumId="75" w15:restartNumberingAfterBreak="0">
     <w:nsid w:val="6C357BD8"/>
     <w:multiLevelType w:val="multilevel"/>
     <w:tmpl w:val="B3182286"/>
@@ -10721,7 +14023,7 @@
       </w:pPr>
     </w:lvl>
   </w:abstractNum>
-  <w:abstractNum w:abstractNumId="66" w15:restartNumberingAfterBreak="0">
+  <w:abstractNum w:abstractNumId="76" w15:restartNumberingAfterBreak="0">
     <w:nsid w:val="6D814B6E"/>
     <w:multiLevelType w:val="multilevel"/>
     <w:tmpl w:val="0434C234"/>
@@ -10870,7 +14172,7 @@
       </w:rPr>
     </w:lvl>
   </w:abstractNum>
-  <w:abstractNum w:abstractNumId="67" w15:restartNumberingAfterBreak="0">
+  <w:abstractNum w:abstractNumId="77" w15:restartNumberingAfterBreak="0">
     <w:nsid w:val="6D9F3871"/>
     <w:multiLevelType w:val="multilevel"/>
     <w:tmpl w:val="049A011A"/>
@@ -11019,7 +14321,7 @@
       </w:rPr>
     </w:lvl>
   </w:abstractNum>
-  <w:abstractNum w:abstractNumId="68" w15:restartNumberingAfterBreak="0">
+  <w:abstractNum w:abstractNumId="78" w15:restartNumberingAfterBreak="0">
     <w:nsid w:val="6E410EDC"/>
     <w:multiLevelType w:val="multilevel"/>
     <w:tmpl w:val="A52277D0"/>
@@ -11168,7 +14470,7 @@
       </w:rPr>
     </w:lvl>
   </w:abstractNum>
-  <w:abstractNum w:abstractNumId="69" w15:restartNumberingAfterBreak="0">
+  <w:abstractNum w:abstractNumId="79" w15:restartNumberingAfterBreak="0">
     <w:nsid w:val="6FA31C71"/>
     <w:multiLevelType w:val="multilevel"/>
     <w:tmpl w:val="AA5AD366"/>
@@ -11317,7 +14619,7 @@
       </w:rPr>
     </w:lvl>
   </w:abstractNum>
-  <w:abstractNum w:abstractNumId="70" w15:restartNumberingAfterBreak="0">
+  <w:abstractNum w:abstractNumId="80" w15:restartNumberingAfterBreak="0">
     <w:nsid w:val="71260ECE"/>
     <w:multiLevelType w:val="multilevel"/>
     <w:tmpl w:val="3592A554"/>
@@ -11466,7 +14768,7 @@
       </w:rPr>
     </w:lvl>
   </w:abstractNum>
-  <w:abstractNum w:abstractNumId="71" w15:restartNumberingAfterBreak="0">
+  <w:abstractNum w:abstractNumId="81" w15:restartNumberingAfterBreak="0">
     <w:nsid w:val="743C623A"/>
     <w:multiLevelType w:val="multilevel"/>
     <w:tmpl w:val="488EF3BC"/>
@@ -11579,7 +14881,7 @@
       </w:pPr>
     </w:lvl>
   </w:abstractNum>
-  <w:abstractNum w:abstractNumId="72" w15:restartNumberingAfterBreak="0">
+  <w:abstractNum w:abstractNumId="82" w15:restartNumberingAfterBreak="0">
     <w:nsid w:val="75B4584C"/>
     <w:multiLevelType w:val="multilevel"/>
     <w:tmpl w:val="5360FBFA"/>
@@ -11728,7 +15030,7 @@
       </w:rPr>
     </w:lvl>
   </w:abstractNum>
-  <w:abstractNum w:abstractNumId="73" w15:restartNumberingAfterBreak="0">
+  <w:abstractNum w:abstractNumId="83" w15:restartNumberingAfterBreak="0">
     <w:nsid w:val="77247713"/>
     <w:multiLevelType w:val="multilevel"/>
     <w:tmpl w:val="E5741FB6"/>
@@ -11841,7 +15143,7 @@
       </w:pPr>
     </w:lvl>
   </w:abstractNum>
-  <w:abstractNum w:abstractNumId="74" w15:restartNumberingAfterBreak="0">
+  <w:abstractNum w:abstractNumId="84" w15:restartNumberingAfterBreak="0">
     <w:nsid w:val="7C4A6E81"/>
     <w:multiLevelType w:val="multilevel"/>
     <w:tmpl w:val="0F882C30"/>
@@ -11990,7 +15292,7 @@
       </w:rPr>
     </w:lvl>
   </w:abstractNum>
-  <w:abstractNum w:abstractNumId="75" w15:restartNumberingAfterBreak="0">
+  <w:abstractNum w:abstractNumId="85" w15:restartNumberingAfterBreak="0">
     <w:nsid w:val="7D2005DA"/>
     <w:multiLevelType w:val="multilevel"/>
     <w:tmpl w:val="6D607822"/>
@@ -12140,232 +15442,262 @@
     </w:lvl>
   </w:abstractNum>
   <w:num w:numId="1" w16cid:durableId="589042534">
+    <w:abstractNumId w:val="85"/>
+  </w:num>
+  <w:num w:numId="2" w16cid:durableId="632755494">
+    <w:abstractNumId w:val="56"/>
+  </w:num>
+  <w:num w:numId="3" w16cid:durableId="718167228">
+    <w:abstractNumId w:val="82"/>
+  </w:num>
+  <w:num w:numId="4" w16cid:durableId="426275593">
+    <w:abstractNumId w:val="55"/>
+  </w:num>
+  <w:num w:numId="5" w16cid:durableId="1223519436">
+    <w:abstractNumId w:val="4"/>
+  </w:num>
+  <w:num w:numId="6" w16cid:durableId="452596309">
+    <w:abstractNumId w:val="8"/>
+  </w:num>
+  <w:num w:numId="7" w16cid:durableId="97801216">
+    <w:abstractNumId w:val="78"/>
+  </w:num>
+  <w:num w:numId="8" w16cid:durableId="498891688">
+    <w:abstractNumId w:val="41"/>
+  </w:num>
+  <w:num w:numId="9" w16cid:durableId="801315586">
+    <w:abstractNumId w:val="24"/>
+  </w:num>
+  <w:num w:numId="10" w16cid:durableId="2098136264">
+    <w:abstractNumId w:val="45"/>
+  </w:num>
+  <w:num w:numId="11" w16cid:durableId="926234776">
+    <w:abstractNumId w:val="79"/>
+  </w:num>
+  <w:num w:numId="12" w16cid:durableId="1155995746">
+    <w:abstractNumId w:val="77"/>
+  </w:num>
+  <w:num w:numId="13" w16cid:durableId="1281690872">
+    <w:abstractNumId w:val="7"/>
+  </w:num>
+  <w:num w:numId="14" w16cid:durableId="1401293231">
+    <w:abstractNumId w:val="84"/>
+  </w:num>
+  <w:num w:numId="15" w16cid:durableId="927733132">
+    <w:abstractNumId w:val="57"/>
+  </w:num>
+  <w:num w:numId="16" w16cid:durableId="124586206">
+    <w:abstractNumId w:val="43"/>
+  </w:num>
+  <w:num w:numId="17" w16cid:durableId="687488457">
+    <w:abstractNumId w:val="6"/>
+  </w:num>
+  <w:num w:numId="18" w16cid:durableId="438650076">
+    <w:abstractNumId w:val="15"/>
+  </w:num>
+  <w:num w:numId="19" w16cid:durableId="69161788">
+    <w:abstractNumId w:val="70"/>
+  </w:num>
+  <w:num w:numId="20" w16cid:durableId="308630020">
+    <w:abstractNumId w:val="1"/>
+  </w:num>
+  <w:num w:numId="21" w16cid:durableId="206189579">
+    <w:abstractNumId w:val="66"/>
+  </w:num>
+  <w:num w:numId="22" w16cid:durableId="191383602">
+    <w:abstractNumId w:val="9"/>
+  </w:num>
+  <w:num w:numId="23" w16cid:durableId="1357076129">
+    <w:abstractNumId w:val="68"/>
+  </w:num>
+  <w:num w:numId="24" w16cid:durableId="1885484536">
+    <w:abstractNumId w:val="29"/>
+  </w:num>
+  <w:num w:numId="25" w16cid:durableId="1231694018">
+    <w:abstractNumId w:val="30"/>
+  </w:num>
+  <w:num w:numId="26" w16cid:durableId="1108624604">
+    <w:abstractNumId w:val="49"/>
+  </w:num>
+  <w:num w:numId="27" w16cid:durableId="472452667">
+    <w:abstractNumId w:val="80"/>
+  </w:num>
+  <w:num w:numId="28" w16cid:durableId="1555390318">
+    <w:abstractNumId w:val="21"/>
+  </w:num>
+  <w:num w:numId="29" w16cid:durableId="125004879">
+    <w:abstractNumId w:val="27"/>
+  </w:num>
+  <w:num w:numId="30" w16cid:durableId="1560239218">
+    <w:abstractNumId w:val="69"/>
+  </w:num>
+  <w:num w:numId="31" w16cid:durableId="130023498">
+    <w:abstractNumId w:val="39"/>
+  </w:num>
+  <w:num w:numId="32" w16cid:durableId="1718234499">
+    <w:abstractNumId w:val="76"/>
+  </w:num>
+  <w:num w:numId="33" w16cid:durableId="1769158101">
+    <w:abstractNumId w:val="72"/>
+  </w:num>
+  <w:num w:numId="34" w16cid:durableId="257103172">
+    <w:abstractNumId w:val="2"/>
+  </w:num>
+  <w:num w:numId="35" w16cid:durableId="82994657">
+    <w:abstractNumId w:val="14"/>
+  </w:num>
+  <w:num w:numId="36" w16cid:durableId="751970827">
+    <w:abstractNumId w:val="48"/>
+  </w:num>
+  <w:num w:numId="37" w16cid:durableId="408962335">
+    <w:abstractNumId w:val="28"/>
+  </w:num>
+  <w:num w:numId="38" w16cid:durableId="801311238">
+    <w:abstractNumId w:val="46"/>
+  </w:num>
+  <w:num w:numId="39" w16cid:durableId="438456969">
+    <w:abstractNumId w:val="40"/>
+  </w:num>
+  <w:num w:numId="40" w16cid:durableId="1470050347">
+    <w:abstractNumId w:val="22"/>
+  </w:num>
+  <w:num w:numId="41" w16cid:durableId="1343555370">
+    <w:abstractNumId w:val="16"/>
+  </w:num>
+  <w:num w:numId="42" w16cid:durableId="2106459213">
+    <w:abstractNumId w:val="3"/>
+  </w:num>
+  <w:num w:numId="43" w16cid:durableId="775175909">
+    <w:abstractNumId w:val="23"/>
+  </w:num>
+  <w:num w:numId="44" w16cid:durableId="1760298291">
+    <w:abstractNumId w:val="13"/>
+  </w:num>
+  <w:num w:numId="45" w16cid:durableId="344719613">
+    <w:abstractNumId w:val="36"/>
+  </w:num>
+  <w:num w:numId="46" w16cid:durableId="1206453241">
+    <w:abstractNumId w:val="20"/>
+  </w:num>
+  <w:num w:numId="47" w16cid:durableId="1758014705">
+    <w:abstractNumId w:val="19"/>
+  </w:num>
+  <w:num w:numId="48" w16cid:durableId="1233547358">
+    <w:abstractNumId w:val="58"/>
+  </w:num>
+  <w:num w:numId="49" w16cid:durableId="2067802961">
+    <w:abstractNumId w:val="44"/>
+  </w:num>
+  <w:num w:numId="50" w16cid:durableId="727076905">
+    <w:abstractNumId w:val="62"/>
+  </w:num>
+  <w:num w:numId="51" w16cid:durableId="645285501">
+    <w:abstractNumId w:val="63"/>
+  </w:num>
+  <w:num w:numId="52" w16cid:durableId="1320772050">
+    <w:abstractNumId w:val="52"/>
+  </w:num>
+  <w:num w:numId="53" w16cid:durableId="1938517250">
+    <w:abstractNumId w:val="50"/>
+  </w:num>
+  <w:num w:numId="54" w16cid:durableId="1805342511">
+    <w:abstractNumId w:val="51"/>
+  </w:num>
+  <w:num w:numId="55" w16cid:durableId="2108498884">
+    <w:abstractNumId w:val="61"/>
+  </w:num>
+  <w:num w:numId="56" w16cid:durableId="548692485">
+    <w:abstractNumId w:val="60"/>
+  </w:num>
+  <w:num w:numId="57" w16cid:durableId="1223911443">
+    <w:abstractNumId w:val="34"/>
+  </w:num>
+  <w:num w:numId="58" w16cid:durableId="538788131">
+    <w:abstractNumId w:val="64"/>
+  </w:num>
+  <w:num w:numId="59" w16cid:durableId="2037074377">
+    <w:abstractNumId w:val="18"/>
+  </w:num>
+  <w:num w:numId="60" w16cid:durableId="1919053507">
+    <w:abstractNumId w:val="37"/>
+  </w:num>
+  <w:num w:numId="61" w16cid:durableId="2038504372">
+    <w:abstractNumId w:val="67"/>
+  </w:num>
+  <w:num w:numId="62" w16cid:durableId="203911017">
+    <w:abstractNumId w:val="17"/>
+  </w:num>
+  <w:num w:numId="63" w16cid:durableId="2017417268">
+    <w:abstractNumId w:val="26"/>
+  </w:num>
+  <w:num w:numId="64" w16cid:durableId="508450877">
+    <w:abstractNumId w:val="5"/>
+  </w:num>
+  <w:num w:numId="65" w16cid:durableId="1182281790">
+    <w:abstractNumId w:val="54"/>
+  </w:num>
+  <w:num w:numId="66" w16cid:durableId="1652827614">
     <w:abstractNumId w:val="75"/>
   </w:num>
-  <w:num w:numId="2" w16cid:durableId="632755494">
-    <w:abstractNumId w:val="48"/>
+  <w:num w:numId="67" w16cid:durableId="1100179473">
+    <w:abstractNumId w:val="74"/>
   </w:num>
-  <w:num w:numId="3" w16cid:durableId="718167228">
-    <w:abstractNumId w:val="72"/>
+  <w:num w:numId="68" w16cid:durableId="273371677">
+    <w:abstractNumId w:val="42"/>
   </w:num>
-  <w:num w:numId="4" w16cid:durableId="426275593">
+  <w:num w:numId="69" w16cid:durableId="215089946">
+    <w:abstractNumId w:val="71"/>
+  </w:num>
+  <w:num w:numId="70" w16cid:durableId="74403250">
+    <w:abstractNumId w:val="33"/>
+  </w:num>
+  <w:num w:numId="71" w16cid:durableId="2021813911">
+    <w:abstractNumId w:val="83"/>
+  </w:num>
+  <w:num w:numId="72" w16cid:durableId="127166110">
+    <w:abstractNumId w:val="31"/>
+  </w:num>
+  <w:num w:numId="73" w16cid:durableId="283657677">
+    <w:abstractNumId w:val="81"/>
+  </w:num>
+  <w:num w:numId="74" w16cid:durableId="275908731">
+    <w:abstractNumId w:val="12"/>
+  </w:num>
+  <w:num w:numId="75" w16cid:durableId="1800758069">
+    <w:abstractNumId w:val="73"/>
+  </w:num>
+  <w:num w:numId="76" w16cid:durableId="89204078">
+    <w:abstractNumId w:val="11"/>
+  </w:num>
+  <w:num w:numId="77" w16cid:durableId="1994142786">
+    <w:abstractNumId w:val="32"/>
+  </w:num>
+  <w:num w:numId="78" w16cid:durableId="1580360540">
+    <w:abstractNumId w:val="38"/>
+  </w:num>
+  <w:num w:numId="79" w16cid:durableId="159079069">
+    <w:abstractNumId w:val="35"/>
+  </w:num>
+  <w:num w:numId="80" w16cid:durableId="294221245">
+    <w:abstractNumId w:val="65"/>
+  </w:num>
+  <w:num w:numId="81" w16cid:durableId="1947272329">
+    <w:abstractNumId w:val="10"/>
+  </w:num>
+  <w:num w:numId="82" w16cid:durableId="1977029068">
     <w:abstractNumId w:val="47"/>
   </w:num>
-  <w:num w:numId="5" w16cid:durableId="1223519436">
-    <w:abstractNumId w:val="3"/>
-  </w:num>
-  <w:num w:numId="6" w16cid:durableId="452596309">
-    <w:abstractNumId w:val="7"/>
-  </w:num>
-  <w:num w:numId="7" w16cid:durableId="97801216">
-    <w:abstractNumId w:val="68"/>
-  </w:num>
-  <w:num w:numId="8" w16cid:durableId="498891688">
-    <w:abstractNumId w:val="35"/>
-  </w:num>
-  <w:num w:numId="9" w16cid:durableId="801315586">
-    <w:abstractNumId w:val="22"/>
-  </w:num>
-  <w:num w:numId="10" w16cid:durableId="2098136264">
-    <w:abstractNumId w:val="39"/>
-  </w:num>
-  <w:num w:numId="11" w16cid:durableId="926234776">
-    <w:abstractNumId w:val="69"/>
-  </w:num>
-  <w:num w:numId="12" w16cid:durableId="1155995746">
-    <w:abstractNumId w:val="67"/>
-  </w:num>
-  <w:num w:numId="13" w16cid:durableId="1281690872">
-    <w:abstractNumId w:val="6"/>
-  </w:num>
-  <w:num w:numId="14" w16cid:durableId="1401293231">
-    <w:abstractNumId w:val="74"/>
-  </w:num>
-  <w:num w:numId="15" w16cid:durableId="927733132">
-    <w:abstractNumId w:val="49"/>
-  </w:num>
-  <w:num w:numId="16" w16cid:durableId="124586206">
-    <w:abstractNumId w:val="37"/>
-  </w:num>
-  <w:num w:numId="17" w16cid:durableId="687488457">
-    <w:abstractNumId w:val="5"/>
-  </w:num>
-  <w:num w:numId="18" w16cid:durableId="438650076">
-    <w:abstractNumId w:val="13"/>
-  </w:num>
-  <w:num w:numId="19" w16cid:durableId="69161788">
-    <w:abstractNumId w:val="60"/>
-  </w:num>
-  <w:num w:numId="20" w16cid:durableId="308630020">
+  <w:num w:numId="83" w16cid:durableId="1885211348">
     <w:abstractNumId w:val="0"/>
   </w:num>
-  <w:num w:numId="21" w16cid:durableId="206189579">
-    <w:abstractNumId w:val="56"/>
-  </w:num>
-  <w:num w:numId="22" w16cid:durableId="191383602">
-    <w:abstractNumId w:val="8"/>
-  </w:num>
-  <w:num w:numId="23" w16cid:durableId="1357076129">
-    <w:abstractNumId w:val="58"/>
-  </w:num>
-  <w:num w:numId="24" w16cid:durableId="1885484536">
-    <w:abstractNumId w:val="26"/>
-  </w:num>
-  <w:num w:numId="25" w16cid:durableId="1231694018">
-    <w:abstractNumId w:val="27"/>
-  </w:num>
-  <w:num w:numId="26" w16cid:durableId="1108624604">
-    <w:abstractNumId w:val="42"/>
-  </w:num>
-  <w:num w:numId="27" w16cid:durableId="472452667">
-    <w:abstractNumId w:val="70"/>
-  </w:num>
-  <w:num w:numId="28" w16cid:durableId="1555390318">
-    <w:abstractNumId w:val="19"/>
-  </w:num>
-  <w:num w:numId="29" w16cid:durableId="125004879">
-    <w:abstractNumId w:val="24"/>
-  </w:num>
-  <w:num w:numId="30" w16cid:durableId="1560239218">
+  <w:num w:numId="84" w16cid:durableId="1472406036">
     <w:abstractNumId w:val="59"/>
   </w:num>
-  <w:num w:numId="31" w16cid:durableId="130023498">
-    <w:abstractNumId w:val="33"/>
-  </w:num>
-  <w:num w:numId="32" w16cid:durableId="1718234499">
-    <w:abstractNumId w:val="66"/>
-  </w:num>
-  <w:num w:numId="33" w16cid:durableId="1769158101">
-    <w:abstractNumId w:val="62"/>
-  </w:num>
-  <w:num w:numId="34" w16cid:durableId="257103172">
-    <w:abstractNumId w:val="1"/>
-  </w:num>
-  <w:num w:numId="35" w16cid:durableId="82994657">
-    <w:abstractNumId w:val="12"/>
-  </w:num>
-  <w:num w:numId="36" w16cid:durableId="751970827">
-    <w:abstractNumId w:val="41"/>
-  </w:num>
-  <w:num w:numId="37" w16cid:durableId="408962335">
-    <w:abstractNumId w:val="25"/>
-  </w:num>
-  <w:num w:numId="38" w16cid:durableId="801311238">
-    <w:abstractNumId w:val="40"/>
-  </w:num>
-  <w:num w:numId="39" w16cid:durableId="438456969">
-    <w:abstractNumId w:val="34"/>
-  </w:num>
-  <w:num w:numId="40" w16cid:durableId="1470050347">
-    <w:abstractNumId w:val="20"/>
-  </w:num>
-  <w:num w:numId="41" w16cid:durableId="1343555370">
-    <w:abstractNumId w:val="14"/>
-  </w:num>
-  <w:num w:numId="42" w16cid:durableId="2106459213">
-    <w:abstractNumId w:val="2"/>
-  </w:num>
-  <w:num w:numId="43" w16cid:durableId="775175909">
-    <w:abstractNumId w:val="21"/>
-  </w:num>
-  <w:num w:numId="44" w16cid:durableId="1760298291">
-    <w:abstractNumId w:val="11"/>
-  </w:num>
-  <w:num w:numId="45" w16cid:durableId="344719613">
-    <w:abstractNumId w:val="31"/>
-  </w:num>
-  <w:num w:numId="46" w16cid:durableId="1206453241">
-    <w:abstractNumId w:val="18"/>
-  </w:num>
-  <w:num w:numId="47" w16cid:durableId="1758014705">
-    <w:abstractNumId w:val="17"/>
-  </w:num>
-  <w:num w:numId="48" w16cid:durableId="1233547358">
-    <w:abstractNumId w:val="50"/>
-  </w:num>
-  <w:num w:numId="49" w16cid:durableId="2067802961">
-    <w:abstractNumId w:val="38"/>
-  </w:num>
-  <w:num w:numId="50" w16cid:durableId="727076905">
+  <w:num w:numId="85" w16cid:durableId="1498181772">
     <w:abstractNumId w:val="53"/>
   </w:num>
-  <w:num w:numId="51" w16cid:durableId="645285501">
-    <w:abstractNumId w:val="54"/>
-  </w:num>
-  <w:num w:numId="52" w16cid:durableId="1320772050">
-    <w:abstractNumId w:val="45"/>
-  </w:num>
-  <w:num w:numId="53" w16cid:durableId="1938517250">
-    <w:abstractNumId w:val="43"/>
-  </w:num>
-  <w:num w:numId="54" w16cid:durableId="1805342511">
-    <w:abstractNumId w:val="44"/>
-  </w:num>
-  <w:num w:numId="55" w16cid:durableId="2108498884">
-    <w:abstractNumId w:val="52"/>
-  </w:num>
-  <w:num w:numId="56" w16cid:durableId="548692485">
-    <w:abstractNumId w:val="51"/>
-  </w:num>
-  <w:num w:numId="57" w16cid:durableId="1223911443">
-    <w:abstractNumId w:val="30"/>
-  </w:num>
-  <w:num w:numId="58" w16cid:durableId="538788131">
-    <w:abstractNumId w:val="55"/>
-  </w:num>
-  <w:num w:numId="59" w16cid:durableId="2037074377">
-    <w:abstractNumId w:val="16"/>
-  </w:num>
-  <w:num w:numId="60" w16cid:durableId="1919053507">
-    <w:abstractNumId w:val="32"/>
-  </w:num>
-  <w:num w:numId="61" w16cid:durableId="2038504372">
-    <w:abstractNumId w:val="57"/>
-  </w:num>
-  <w:num w:numId="62" w16cid:durableId="203911017">
-    <w:abstractNumId w:val="15"/>
-  </w:num>
-  <w:num w:numId="63" w16cid:durableId="2017417268">
-    <w:abstractNumId w:val="23"/>
-  </w:num>
-  <w:num w:numId="64" w16cid:durableId="508450877">
-    <w:abstractNumId w:val="4"/>
-  </w:num>
-  <w:num w:numId="65" w16cid:durableId="1182281790">
-    <w:abstractNumId w:val="46"/>
-  </w:num>
-  <w:num w:numId="66" w16cid:durableId="1652827614">
-    <w:abstractNumId w:val="65"/>
-  </w:num>
-  <w:num w:numId="67" w16cid:durableId="1100179473">
-    <w:abstractNumId w:val="64"/>
-  </w:num>
-  <w:num w:numId="68" w16cid:durableId="273371677">
-    <w:abstractNumId w:val="36"/>
-  </w:num>
-  <w:num w:numId="69" w16cid:durableId="215089946">
-    <w:abstractNumId w:val="61"/>
-  </w:num>
-  <w:num w:numId="70" w16cid:durableId="74403250">
-    <w:abstractNumId w:val="29"/>
-  </w:num>
-  <w:num w:numId="71" w16cid:durableId="2021813911">
-    <w:abstractNumId w:val="73"/>
-  </w:num>
-  <w:num w:numId="72" w16cid:durableId="127166110">
-    <w:abstractNumId w:val="28"/>
-  </w:num>
-  <w:num w:numId="73" w16cid:durableId="283657677">
-    <w:abstractNumId w:val="71"/>
-  </w:num>
-  <w:num w:numId="74" w16cid:durableId="275908731">
-    <w:abstractNumId w:val="10"/>
-  </w:num>
-  <w:num w:numId="75" w16cid:durableId="1800758069">
-    <w:abstractNumId w:val="63"/>
-  </w:num>
-  <w:num w:numId="76" w16cid:durableId="89204078">
-    <w:abstractNumId w:val="9"/>
+  <w:num w:numId="86" w16cid:durableId="1611232455">
+    <w:abstractNumId w:val="25"/>
   </w:num>
   <w:numIdMacAtCleanup w:val="4"/>
 </w:numbering>

--- a/Church/2026/2026_1024_MenloChurch.docx
+++ b/Church/2026/2026_1024_MenloChurch.docx
@@ -456,6 +456,9 @@
     </w:p>
     <w:p>
       <w:r>
+        <w:rPr>
+          <w:noProof/>
+        </w:rPr>
         <w:drawing>
           <wp:inline distT="0" distB="0" distL="0" distR="0" wp14:anchorId="749435EA" wp14:editId="5CF71F66">
             <wp:extent cx="4286250" cy="1321594"/>
@@ -501,10 +504,7 @@
     <w:p/>
     <w:p>
       <w:r>
-        <w:t>0:</w:t>
-      </w:r>
-      <w:r>
-        <w:t>51</w:t>
+        <w:t>0:51</w:t>
       </w:r>
       <w:r>
         <w:t>/34:</w:t>
@@ -516,6 +516,9 @@
     <w:p/>
     <w:p>
       <w:r>
+        <w:rPr>
+          <w:noProof/>
+        </w:rPr>
         <w:lastRenderedPageBreak/>
         <w:drawing>
           <wp:inline distT="0" distB="0" distL="0" distR="0" wp14:anchorId="2502AECD" wp14:editId="3A74F547">
@@ -573,6 +576,9 @@
     </w:p>
     <w:p>
       <w:r>
+        <w:rPr>
+          <w:noProof/>
+        </w:rPr>
         <w:drawing>
           <wp:inline distT="0" distB="0" distL="0" distR="0" wp14:anchorId="63782070" wp14:editId="78B76E03">
             <wp:extent cx="2524125" cy="1441664"/>
@@ -754,6 +760,9 @@
     <w:p/>
     <w:p>
       <w:r>
+        <w:rPr>
+          <w:noProof/>
+        </w:rPr>
         <w:lastRenderedPageBreak/>
         <w:drawing>
           <wp:inline distT="0" distB="0" distL="0" distR="0" wp14:anchorId="2B093E0D" wp14:editId="757C50D6">
@@ -998,6 +1007,9 @@
     <w:p/>
     <w:p>
       <w:r>
+        <w:rPr>
+          <w:noProof/>
+        </w:rPr>
         <w:lastRenderedPageBreak/>
         <w:drawing>
           <wp:inline distT="0" distB="0" distL="0" distR="0" wp14:anchorId="58F94169" wp14:editId="148461E9">
@@ -1168,19 +1180,13 @@
     <w:p/>
     <w:p>
       <w:r>
-        <w:t>1</w:t>
-      </w:r>
-      <w:r>
-        <w:t>3</w:t>
+        <w:t>13</w:t>
       </w:r>
       <w:r>
         <w:t>:</w:t>
       </w:r>
       <w:r>
-        <w:t>2</w:t>
-      </w:r>
-      <w:r>
-        <w:t>8</w:t>
+        <w:t>28</w:t>
       </w:r>
       <w:r>
         <w:t>/</w:t>
@@ -1197,10 +1203,7 @@
     <w:p/>
     <w:p>
       <w:r>
-        <w:t>1</w:t>
-      </w:r>
-      <w:r>
-        <w:t>4</w:t>
+        <w:t>14</w:t>
       </w:r>
       <w:r>
         <w:t>:</w:t>
@@ -1217,6 +1220,9 @@
     </w:p>
     <w:p>
       <w:r>
+        <w:rPr>
+          <w:noProof/>
+        </w:rPr>
         <w:drawing>
           <wp:inline distT="0" distB="0" distL="0" distR="0" wp14:anchorId="296C538B" wp14:editId="6F57F9D3">
             <wp:extent cx="5943600" cy="897890"/>
@@ -1290,10 +1296,7 @@
     <w:p/>
     <w:p>
       <w:r>
-        <w:t>1</w:t>
-      </w:r>
-      <w:r>
-        <w:t>5</w:t>
+        <w:t>15</w:t>
       </w:r>
       <w:r>
         <w:t>:</w:t>
@@ -1316,10 +1319,7 @@
     <w:p/>
     <w:p>
       <w:r>
-        <w:t>1</w:t>
-      </w:r>
-      <w:r>
-        <w:t>7</w:t>
+        <w:t>17</w:t>
       </w:r>
       <w:r>
         <w:t>:</w:t>
@@ -1336,6 +1336,9 @@
     </w:p>
     <w:p>
       <w:r>
+        <w:rPr>
+          <w:noProof/>
+        </w:rPr>
         <w:drawing>
           <wp:inline distT="0" distB="0" distL="0" distR="0" wp14:anchorId="38DE8E1F" wp14:editId="40FD57C7">
             <wp:extent cx="2289870" cy="2990850"/>
@@ -1424,10 +1427,7 @@
         <w:t>:</w:t>
       </w:r>
       <w:r>
-        <w:t>0</w:t>
-      </w:r>
-      <w:r>
-        <w:t>0</w:t>
+        <w:t>00</w:t>
       </w:r>
       <w:r>
         <w:t>/</w:t>
@@ -1489,19 +1489,13 @@
     <w:p/>
     <w:p>
       <w:r>
-        <w:t>1</w:t>
-      </w:r>
-      <w:r>
-        <w:t>8</w:t>
+        <w:t>18</w:t>
       </w:r>
       <w:r>
         <w:t>:</w:t>
       </w:r>
       <w:r>
-        <w:t>2</w:t>
-      </w:r>
-      <w:r>
-        <w:t>0</w:t>
+        <w:t>20</w:t>
       </w:r>
       <w:r>
         <w:t>/</w:t>
@@ -1513,6 +1507,9 @@
     <w:p/>
     <w:p>
       <w:r>
+        <w:rPr>
+          <w:noProof/>
+        </w:rPr>
         <w:lastRenderedPageBreak/>
         <w:drawing>
           <wp:inline distT="0" distB="0" distL="0" distR="0" wp14:anchorId="78C7214E" wp14:editId="70A60C43">
@@ -1613,10 +1610,7 @@
         <w:t>:</w:t>
       </w:r>
       <w:r>
-        <w:t>3</w:t>
-      </w:r>
-      <w:r>
-        <w:t>0</w:t>
+        <w:t>30</w:t>
       </w:r>
       <w:r>
         <w:t>/</w:t>
@@ -1659,6 +1653,9 @@
     </w:p>
     <w:p>
       <w:r>
+        <w:rPr>
+          <w:noProof/>
+        </w:rPr>
         <w:drawing>
           <wp:inline distT="0" distB="0" distL="0" distR="0" wp14:anchorId="4BEFA3D4" wp14:editId="564E4EE3">
             <wp:extent cx="1714500" cy="2275795"/>
@@ -1734,10 +1731,7 @@
     <w:p/>
     <w:p>
       <w:r>
-        <w:t>1</w:t>
-      </w:r>
-      <w:r>
-        <w:t>9</w:t>
+        <w:t>19</w:t>
       </w:r>
       <w:r>
         <w:t>:</w:t>
@@ -1803,6 +1797,9 @@
     </w:p>
     <w:p>
       <w:r>
+        <w:rPr>
+          <w:noProof/>
+        </w:rPr>
         <w:drawing>
           <wp:inline distT="0" distB="0" distL="0" distR="0" wp14:anchorId="7C14743C" wp14:editId="5470C780">
             <wp:extent cx="2343150" cy="2619210"/>
@@ -1853,19 +1850,13 @@
     <w:p/>
     <w:p>
       <w:r>
-        <w:t>2</w:t>
-      </w:r>
-      <w:r>
-        <w:t>1</w:t>
+        <w:t>21</w:t>
       </w:r>
       <w:r>
         <w:t>:</w:t>
       </w:r>
       <w:r>
-        <w:t>3</w:t>
-      </w:r>
-      <w:r>
-        <w:t>0</w:t>
+        <w:t>30</w:t>
       </w:r>
       <w:r>
         <w:t>/</w:t>
@@ -1894,10 +1885,7 @@
         <w:t>:</w:t>
       </w:r>
       <w:r>
-        <w:t>3</w:t>
-      </w:r>
-      <w:r>
-        <w:t>5</w:t>
+        <w:t>35</w:t>
       </w:r>
       <w:r>
         <w:t>/</w:t>
@@ -1908,6 +1896,9 @@
     </w:p>
     <w:p>
       <w:r>
+        <w:rPr>
+          <w:noProof/>
+        </w:rPr>
         <w:lastRenderedPageBreak/>
         <w:drawing>
           <wp:inline distT="0" distB="0" distL="0" distR="0" wp14:anchorId="7ABF1271" wp14:editId="68D1DEBF">
@@ -2055,6 +2046,9 @@
     </w:p>
     <w:p>
       <w:r>
+        <w:rPr>
+          <w:noProof/>
+        </w:rPr>
         <w:drawing>
           <wp:inline distT="0" distB="0" distL="0" distR="0" wp14:anchorId="0F18EA99" wp14:editId="698DDE9B">
             <wp:extent cx="1924050" cy="2511333"/>
@@ -2095,6 +2089,9 @@
         <w:t xml:space="preserve">  </w:t>
       </w:r>
       <w:r>
+        <w:rPr>
+          <w:noProof/>
+        </w:rPr>
         <w:drawing>
           <wp:inline distT="0" distB="0" distL="0" distR="0" wp14:anchorId="4BFAA81B" wp14:editId="5C8766C9">
             <wp:extent cx="1933575" cy="2549581"/>
@@ -2223,10 +2220,7 @@
     <w:p/>
     <w:p>
       <w:r>
-        <w:t>2</w:t>
-      </w:r>
-      <w:r>
-        <w:t>8</w:t>
+        <w:t>28</w:t>
       </w:r>
       <w:r>
         <w:t>:</w:t>
@@ -2243,6 +2237,9 @@
     </w:p>
     <w:p>
       <w:r>
+        <w:rPr>
+          <w:noProof/>
+        </w:rPr>
         <w:drawing>
           <wp:inline distT="0" distB="0" distL="0" distR="0" wp14:anchorId="7E6E9A91" wp14:editId="5731B228">
             <wp:extent cx="2438400" cy="3182679"/>
@@ -2283,6 +2280,9 @@
         <w:t xml:space="preserve">  </w:t>
       </w:r>
       <w:r>
+        <w:rPr>
+          <w:noProof/>
+        </w:rPr>
         <w:drawing>
           <wp:inline distT="0" distB="0" distL="0" distR="0" wp14:anchorId="111910E5" wp14:editId="505D4815">
             <wp:extent cx="2400300" cy="3188668"/>
@@ -2392,10 +2392,7 @@
     <w:p/>
     <w:p>
       <w:r>
-        <w:t>2</w:t>
-      </w:r>
-      <w:r>
-        <w:t>9</w:t>
+        <w:t>29</w:t>
       </w:r>
       <w:r>
         <w:t>:</w:t>
@@ -2424,10 +2421,7 @@
     <w:p/>
     <w:p>
       <w:r>
-        <w:t>2</w:t>
-      </w:r>
-      <w:r>
-        <w:t>9</w:t>
+        <w:t>29</w:t>
       </w:r>
       <w:r>
         <w:t>:</w:t>
@@ -2444,6 +2438,9 @@
     </w:p>
     <w:p>
       <w:r>
+        <w:rPr>
+          <w:noProof/>
+        </w:rPr>
         <w:drawing>
           <wp:inline distT="0" distB="0" distL="0" distR="0" wp14:anchorId="1298F235" wp14:editId="69A73468">
             <wp:extent cx="2446708" cy="3267075"/>
@@ -2544,7 +2541,10 @@
     </w:p>
     <w:p>
       <w:r>
-        <w:t>The ballots do not mean entire of your life.</w:t>
+        <w:t>The ballots are not your whole life</w:t>
+      </w:r>
+      <w:r>
+        <w:t>.</w:t>
       </w:r>
       <w:r>
         <w:t xml:space="preserve"> </w:t>
@@ -2570,10 +2570,7 @@
     <w:p/>
     <w:p>
       <w:r>
-        <w:t>3</w:t>
-      </w:r>
-      <w:r>
-        <w:t>3</w:t>
+        <w:t>33</w:t>
       </w:r>
       <w:r>
         <w:t>:</w:t>
@@ -2590,7 +2587,16 @@
     </w:p>
     <w:p>
       <w:r>
-        <w:t xml:space="preserve">Pray: We keep our identity with God, not with political system. </w:t>
+        <w:t xml:space="preserve">Pray: We keep our identity with God, </w:t>
+      </w:r>
+      <w:r>
+        <w:t>not with any political system</w:t>
+      </w:r>
+      <w:r>
+        <w:t>.</w:t>
+      </w:r>
+      <w:r>
+        <w:t xml:space="preserve"> </w:t>
       </w:r>
     </w:p>
     <w:p/>
@@ -2641,13 +2647,22 @@
     <w:p/>
     <w:p>
       <w:r>
-        <w:t xml:space="preserve">1. </w:t>
-      </w:r>
-      <w:r>
-        <w:t>We follow God faith and vote for both parties.</w:t>
-      </w:r>
-      <w:r>
-        <w:t xml:space="preserve"> Do not worry politics.</w:t>
+        <w:t>1. We follow God</w:t>
+      </w:r>
+      <w:r>
+        <w:t xml:space="preserve"> by</w:t>
+      </w:r>
+      <w:r>
+        <w:t xml:space="preserve"> faith and vote for both parties. Do not worry</w:t>
+      </w:r>
+      <w:r>
+        <w:t xml:space="preserve"> </w:t>
+      </w:r>
+      <w:r>
+        <w:t>about</w:t>
+      </w:r>
+      <w:r>
+        <w:t xml:space="preserve"> politics.</w:t>
       </w:r>
     </w:p>
     <w:p>
@@ -2768,7 +2783,13 @@
         <w:t>Christ is our life now, and when He returns, we will share His glory.</w:t>
       </w:r>
       <w:r>
-        <w:t xml:space="preserve"> We don’t care the politics.</w:t>
+        <w:t xml:space="preserve"> We don’t care </w:t>
+      </w:r>
+      <w:r>
+        <w:t xml:space="preserve">about </w:t>
+      </w:r>
+      <w:r>
+        <w:t>the politics.</w:t>
       </w:r>
     </w:p>
     <w:p>
@@ -2832,7 +2853,7 @@
         <w:t xml:space="preserve">11.  </w:t>
       </w:r>
       <w:r>
-        <w:t>Diogenetus</w:t>
+        <w:t>Diognetus</w:t>
       </w:r>
       <w:r>
         <w:t xml:space="preserve">:  </w:t>
@@ -2855,7 +2876,13 @@
     </w:p>
     <w:p>
       <w:r>
-        <w:t>The ballots do not mean entire of your life. Do not get angry. We have Jesus in our life.</w:t>
+        <w:t xml:space="preserve">The ballots </w:t>
+      </w:r>
+      <w:r>
+        <w:t>are not your whole life</w:t>
+      </w:r>
+      <w:r>
+        <w:t>. Do not get angry. We have Jesus in our life.</w:t>
       </w:r>
     </w:p>
     <w:p>
@@ -2866,7 +2893,13 @@
         <w:t xml:space="preserve"> </w:t>
       </w:r>
       <w:r>
-        <w:t xml:space="preserve">We keep our identity with God, not with political system. </w:t>
+        <w:t xml:space="preserve">We keep our identity with God, not with </w:t>
+      </w:r>
+      <w:r>
+        <w:t xml:space="preserve">any </w:t>
+      </w:r>
+      <w:r>
+        <w:t xml:space="preserve">political system. </w:t>
       </w:r>
     </w:p>
     <w:p/>
